--- a/docs/RFID_Reader-Manual-TH.docx
+++ b/docs/RFID_Reader-Manual-TH.docx
@@ -205,7 +205,7 @@
           <w:szCs w:val="20"/>
           <w:u w:val="single"/>
         </w:rPr>
-        <w:t xml:space="preserve">ขั้นที่ 8 แก้ปัญหา</w:t>
+        <w:t xml:space="preserve">ขั้นที่ 9 แก้ปัญหา</w:t>
       </w:r>
     </w:p>
     <w:p>
@@ -849,7 +849,7 @@
           <w:szCs w:val="19"/>
           <w:u w:val="single"/>
         </w:rPr>
-        <w:t xml:space="preserve">ขั้นที่ 8</w:t>
+        <w:t xml:space="preserve">ขั้นที่ 9</w:t>
       </w:r>
     </w:p>
     <w:p>
@@ -1898,7 +1898,7 @@
           <w:szCs w:val="20"/>
           <w:u w:val="single"/>
         </w:rPr>
-        <w:t xml:space="preserve">ขั้นที่ 8</w:t>
+        <w:t xml:space="preserve">ขั้นที่ 9</w:t>
       </w:r>
     </w:p>
     <w:p>
@@ -4018,7 +4018,201 @@
           <w:sz w:val="26"/>
           <w:szCs w:val="26"/>
         </w:rPr>
-        <w:t xml:space="preserve">ขั้นที่ 8 แก้ปัญหา</w:t>
+        <w:t xml:space="preserve">ขั้นที่ 8 ให้ Pi ปล่อย Wi-Fi เอง</w:t>
+      </w:r>
+    </w:p>
+    <w:p>
+      <w:pPr>
+        <w:spacing w:after="120" w:before="60" w:line="300"/>
+      </w:pPr>
+      <w:r>
+        <w:rPr>
+          <w:rFonts w:ascii="Tahoma" w:cs="Tahoma" w:eastAsia="Tahoma" w:hAnsi="Tahoma"/>
+          <w:sz w:val="20"/>
+          <w:szCs w:val="20"/>
+        </w:rPr>
+        <w:t xml:space="preserve">ขั้นนี้ </w:t>
+      </w:r>
+      <w:r>
+        <w:rPr>
+          <w:rFonts w:ascii="Tahoma" w:cs="Tahoma" w:eastAsia="Tahoma" w:hAnsi="Tahoma"/>
+          <w:b/>
+          <w:bCs/>
+          <w:sz w:val="20"/>
+          <w:szCs w:val="20"/>
+        </w:rPr>
+        <w:t xml:space="preserve">ไม่บังคับ</w:t>
+      </w:r>
+      <w:r>
+        <w:rPr>
+          <w:rFonts w:ascii="Tahoma" w:cs="Tahoma" w:eastAsia="Tahoma" w:hAnsi="Tahoma"/>
+          <w:sz w:val="20"/>
+          <w:szCs w:val="20"/>
+        </w:rPr>
+        <w:t xml:space="preserve"> ทำเมื่อหน้างานไม่มีเน็ตเวิร์กให้ใช้ หรืออยากให้ชุดนี้ทำงานได้</w:t>
+      </w:r>
+    </w:p>
+    <w:p>
+      <w:pPr>
+        <w:spacing w:after="120" w:before="60" w:line="300"/>
+      </w:pPr>
+      <w:r>
+        <w:rPr>
+          <w:rFonts w:ascii="Tahoma" w:cs="Tahoma" w:eastAsia="Tahoma" w:hAnsi="Tahoma"/>
+          <w:sz w:val="20"/>
+          <w:szCs w:val="20"/>
+        </w:rPr>
+        <w:t xml:space="preserve">ด้วยตัวเองโดยไม่พึ่ง Wi-Fi ของที่อื่น</w:t>
+      </w:r>
+    </w:p>
+    <w:p>
+      <w:pPr>
+        <w:spacing w:after="120" w:before="60" w:line="300"/>
+      </w:pPr>
+      <w:r>
+        <w:rPr>
+          <w:rFonts w:ascii="Tahoma" w:cs="Tahoma" w:eastAsia="Tahoma" w:hAnsi="Tahoma"/>
+          <w:sz w:val="20"/>
+          <w:szCs w:val="20"/>
+        </w:rPr>
+        <w:t xml:space="preserve">Pi จะปล่อย Wi-Fi ของตัวเอง แล้วมือถือ โน้ตบุ๊ก หรือเครื่องของลูกค้าเกาะเข้ามา</w:t>
+      </w:r>
+    </w:p>
+    <w:p>
+      <w:pPr>
+        <w:spacing w:after="120" w:before="60" w:line="300"/>
+      </w:pPr>
+      <w:r>
+        <w:rPr>
+          <w:rFonts w:ascii="Tahoma" w:cs="Tahoma" w:eastAsia="Tahoma" w:hAnsi="Tahoma"/>
+          <w:sz w:val="20"/>
+          <w:szCs w:val="20"/>
+        </w:rPr>
+        <w:t xml:space="preserve">เรียก API ได้เลย</w:t>
+      </w:r>
+    </w:p>
+    <w:p>
+      <w:pPr>
+        <w:shd w:fill="F3F4F6" w:val="clear"/>
+        <w:spacing w:after="0" w:before="100" w:line="240"/>
+        <w:ind w:left="180" w:right="180"/>
+      </w:pPr>
+      <w:r>
+        <w:rPr>
+          <w:rFonts w:ascii="Consolas" w:cs="Consolas" w:eastAsia="Consolas" w:hAnsi="Consolas"/>
+          <w:sz w:val="17"/>
+          <w:szCs w:val="17"/>
+        </w:rPr>
+        <w:t xml:space="preserve">[มือถือ/โน้ตบุ๊ก] ---Wi-Fi ที่ Pi ปล่อย---&gt; [Pi + sled ต่อ USB]</w:t>
+      </w:r>
+    </w:p>
+    <w:p>
+      <w:pPr>
+        <w:shd w:fill="F3F4F6" w:val="clear"/>
+        <w:spacing w:after="140" w:before="0" w:line="240"/>
+        <w:ind w:left="180" w:right="180"/>
+      </w:pPr>
+      <w:r>
+        <w:rPr>
+          <w:rFonts w:ascii="Consolas" w:cs="Consolas" w:eastAsia="Consolas" w:hAnsi="Consolas"/>
+          <w:sz w:val="17"/>
+          <w:szCs w:val="17"/>
+        </w:rPr>
+        <w:t xml:space="preserve">       curl /api/read                            อ่านแท็ก</w:t>
+      </w:r>
+    </w:p>
+    <w:p>
+      <w:pPr>
+        <w:pBdr>
+          <w:left w:val="single" w:color="1A4D8F" w:sz="12" w:space="8"/>
+        </w:pBdr>
+        <w:spacing w:after="0" w:before="120"/>
+        <w:ind w:left="240"/>
+      </w:pPr>
+      <w:r>
+        <w:rPr>
+          <w:rFonts w:ascii="Tahoma" w:cs="Tahoma" w:eastAsia="Tahoma" w:hAnsi="Tahoma"/>
+          <w:color w:val="444444"/>
+          <w:sz w:val="19"/>
+          <w:szCs w:val="19"/>
+        </w:rPr>
+        <w:t xml:space="preserve">⚠️ </w:t>
+      </w:r>
+      <w:r>
+        <w:rPr>
+          <w:rFonts w:ascii="Tahoma" w:cs="Tahoma" w:eastAsia="Tahoma" w:hAnsi="Tahoma"/>
+          <w:b/>
+          <w:bCs/>
+          <w:color w:val="444444"/>
+          <w:sz w:val="19"/>
+          <w:szCs w:val="19"/>
+        </w:rPr>
+        <w:t xml:space="preserve">ตัว sled ไม่ได้เกาะ Wi-Fi นี้</w:t>
+      </w:r>
+      <w:r>
+        <w:rPr>
+          <w:rFonts w:ascii="Tahoma" w:cs="Tahoma" w:eastAsia="Tahoma" w:hAnsi="Tahoma"/>
+          <w:color w:val="444444"/>
+          <w:sz w:val="19"/>
+          <w:szCs w:val="19"/>
+        </w:rPr>
+        <w:t xml:space="preserve"> มันยังต่อ USB กับ Pi เหมือนเดิม</w:t>
+      </w:r>
+    </w:p>
+    <w:p>
+      <w:pPr>
+        <w:pBdr>
+          <w:left w:val="single" w:color="1A4D8F" w:sz="12" w:space="8"/>
+        </w:pBdr>
+        <w:spacing w:after="0" w:before="0"/>
+        <w:ind w:left="240"/>
+      </w:pPr>
+      <w:r>
+        <w:rPr>
+          <w:rFonts w:ascii="Tahoma" w:cs="Tahoma" w:eastAsia="Tahoma" w:hAnsi="Tahoma"/>
+          <w:color w:val="444444"/>
+          <w:sz w:val="19"/>
+          <w:szCs w:val="19"/>
+        </w:rPr>
+        <w:t xml:space="preserve">Wi-Fi ที่ปล่อยออกมามีไว้ให้ </w:t>
+      </w:r>
+      <w:r>
+        <w:rPr>
+          <w:rFonts w:ascii="Tahoma" w:cs="Tahoma" w:eastAsia="Tahoma" w:hAnsi="Tahoma"/>
+          <w:b/>
+          <w:bCs/>
+          <w:color w:val="444444"/>
+          <w:sz w:val="19"/>
+          <w:szCs w:val="19"/>
+        </w:rPr>
+        <w:t xml:space="preserve">ฝั่งที่เรียก API</w:t>
+      </w:r>
+      <w:r>
+        <w:rPr>
+          <w:rFonts w:ascii="Tahoma" w:cs="Tahoma" w:eastAsia="Tahoma" w:hAnsi="Tahoma"/>
+          <w:color w:val="444444"/>
+          <w:sz w:val="19"/>
+          <w:szCs w:val="19"/>
+        </w:rPr>
+        <w:t xml:space="preserve"> เกาะเท่านั้น</w:t>
+      </w:r>
+    </w:p>
+    <w:p>
+      <w:pPr>
+        <w:pBdr>
+          <w:left w:val="single" w:color="1A4D8F" w:sz="12" w:space="8"/>
+        </w:pBdr>
+        <w:spacing w:after="140" w:before="0"/>
+        <w:ind w:left="240"/>
+      </w:pPr>
+      <w:r>
+        <w:rPr>
+          <w:rFonts w:ascii="Tahoma" w:cs="Tahoma" w:eastAsia="Tahoma" w:hAnsi="Tahoma"/>
+          <w:color w:val="444444"/>
+          <w:sz w:val="19"/>
+          <w:szCs w:val="19"/>
+        </w:rPr>
+        <w:t xml:space="preserve">เหตุผลอยู่ท้ายขั้นนี้</w:t>
       </w:r>
     </w:p>
     <w:p>
@@ -4035,13 +4229,306 @@
           <w:sz w:val="22"/>
           <w:szCs w:val="22"/>
         </w:rPr>
-        <w:t xml:space="preserve">ปัญหา: Pi ไม่เห็น sled</w:t>
+        <w:t xml:space="preserve">8.1 ข้อควรรู้ก่อนทำ</w:t>
+      </w:r>
+    </w:p>
+    <w:p>
+      <w:pPr>
+        <w:pBdr>
+          <w:left w:val="single" w:color="1A4D8F" w:sz="12" w:space="8"/>
+        </w:pBdr>
+        <w:spacing w:after="0" w:before="120"/>
+        <w:ind w:left="240"/>
+      </w:pPr>
+      <w:r>
+        <w:rPr>
+          <w:rFonts w:ascii="Tahoma" w:cs="Tahoma" w:eastAsia="Tahoma" w:hAnsi="Tahoma"/>
+          <w:color w:val="444444"/>
+          <w:sz w:val="19"/>
+          <w:szCs w:val="19"/>
+        </w:rPr>
+        <w:t xml:space="preserve">⚠️ </w:t>
+      </w:r>
+      <w:r>
+        <w:rPr>
+          <w:rFonts w:ascii="Tahoma" w:cs="Tahoma" w:eastAsia="Tahoma" w:hAnsi="Tahoma"/>
+          <w:b/>
+          <w:bCs/>
+          <w:color w:val="444444"/>
+          <w:sz w:val="19"/>
+          <w:szCs w:val="19"/>
+        </w:rPr>
+        <w:t xml:space="preserve">Pi มีวิทยุ Wi-Fi ตัวเดียว</w:t>
+      </w:r>
+      <w:r>
+        <w:rPr>
+          <w:rFonts w:ascii="Tahoma" w:cs="Tahoma" w:eastAsia="Tahoma" w:hAnsi="Tahoma"/>
+          <w:color w:val="444444"/>
+          <w:sz w:val="19"/>
+          <w:szCs w:val="19"/>
+        </w:rPr>
+        <w:t xml:space="preserve"> ตอนเป็น access point จะเกาะ Wi-Fi อื่นไม่ได้</w:t>
+      </w:r>
+    </w:p>
+    <w:p>
+      <w:pPr>
+        <w:pBdr>
+          <w:left w:val="single" w:color="1A4D8F" w:sz="12" w:space="8"/>
+        </w:pBdr>
+        <w:spacing w:after="0" w:before="0"/>
+        <w:ind w:left="240"/>
+      </w:pPr>
+      <w:r>
+        <w:rPr>
+          <w:rFonts w:ascii="Tahoma" w:cs="Tahoma" w:eastAsia="Tahoma" w:hAnsi="Tahoma"/>
+          <w:b/>
+          <w:bCs/>
+          <w:color w:val="444444"/>
+          <w:sz w:val="19"/>
+          <w:szCs w:val="19"/>
+        </w:rPr>
+        <w:t xml:space="preserve">ถ้ากำลัง SSH เข้ามาทาง Wi-Fi จะหลุดทันทีที่สั่ง</w:t>
+      </w:r>
+      <w:r>
+        <w:rPr>
+          <w:rFonts w:ascii="Tahoma" w:cs="Tahoma" w:eastAsia="Tahoma" w:hAnsi="Tahoma"/>
+          <w:color w:val="444444"/>
+          <w:sz w:val="19"/>
+          <w:szCs w:val="19"/>
+        </w:rPr>
+        <w:t xml:space="preserve"> ให้ทำผ่าน</w:t>
+      </w:r>
+    </w:p>
+    <w:p>
+      <w:pPr>
+        <w:pBdr>
+          <w:left w:val="single" w:color="1A4D8F" w:sz="12" w:space="8"/>
+        </w:pBdr>
+        <w:spacing w:after="0" w:before="0"/>
+        <w:ind w:left="240"/>
+      </w:pPr>
+      <w:r>
+        <w:rPr>
+          <w:rFonts w:ascii="Tahoma" w:cs="Tahoma" w:eastAsia="Tahoma" w:hAnsi="Tahoma"/>
+          <w:b/>
+          <w:bCs/>
+          <w:color w:val="444444"/>
+          <w:sz w:val="19"/>
+          <w:szCs w:val="19"/>
+        </w:rPr>
+        <w:t xml:space="preserve">สาย LAN</w:t>
+      </w:r>
+      <w:r>
+        <w:rPr>
+          <w:rFonts w:ascii="Tahoma" w:cs="Tahoma" w:eastAsia="Tahoma" w:hAnsi="Tahoma"/>
+          <w:color w:val="444444"/>
+          <w:sz w:val="19"/>
+          <w:szCs w:val="19"/>
+        </w:rPr>
+        <w:t xml:space="preserve"> หรือ </w:t>
+      </w:r>
+      <w:r>
+        <w:rPr>
+          <w:rFonts w:ascii="Tahoma" w:cs="Tahoma" w:eastAsia="Tahoma" w:hAnsi="Tahoma"/>
+          <w:b/>
+          <w:bCs/>
+          <w:color w:val="444444"/>
+          <w:sz w:val="19"/>
+          <w:szCs w:val="19"/>
+        </w:rPr>
+        <w:t xml:space="preserve">หน้าจอ+คีย์บอร์ดต่อตรงที่ Pi</w:t>
+      </w:r>
+    </w:p>
+    <w:p>
+      <w:pPr>
+        <w:pBdr>
+          <w:left w:val="single" w:color="1A4D8F" w:sz="12" w:space="8"/>
+        </w:pBdr>
+        <w:spacing w:after="0" w:before="0"/>
+        <w:ind w:left="240"/>
+      </w:pPr>
+      <w:r>
+        <w:rPr>
+          <w:rFonts w:ascii="Tahoma" w:cs="Tahoma" w:eastAsia="Tahoma" w:hAnsi="Tahoma"/>
+          <w:color w:val="444444"/>
+          <w:sz w:val="19"/>
+          <w:szCs w:val="19"/>
+        </w:rPr>
+        <w:t xml:space="preserve"/>
+      </w:r>
+    </w:p>
+    <w:p>
+      <w:pPr>
+        <w:pBdr>
+          <w:left w:val="single" w:color="1A4D8F" w:sz="12" w:space="8"/>
+        </w:pBdr>
+        <w:spacing w:after="0" w:before="0"/>
+        <w:ind w:left="240"/>
+      </w:pPr>
+      <w:r>
+        <w:rPr>
+          <w:rFonts w:ascii="Tahoma" w:cs="Tahoma" w:eastAsia="Tahoma" w:hAnsi="Tahoma"/>
+          <w:color w:val="444444"/>
+          <w:sz w:val="19"/>
+          <w:szCs w:val="19"/>
+        </w:rPr>
+        <w:t xml:space="preserve">ถ้า Pi ต้องต่ออินเทอร์เน็ตด้วย ให้เสียบสาย LAN ควบคู่ไป — AP ใช้ Wi-Fi</w:t>
+      </w:r>
+    </w:p>
+    <w:p>
+      <w:pPr>
+        <w:pBdr>
+          <w:left w:val="single" w:color="1A4D8F" w:sz="12" w:space="8"/>
+        </w:pBdr>
+        <w:spacing w:after="140" w:before="0"/>
+        <w:ind w:left="240"/>
+      </w:pPr>
+      <w:r>
+        <w:rPr>
+          <w:rFonts w:ascii="Tahoma" w:cs="Tahoma" w:eastAsia="Tahoma" w:hAnsi="Tahoma"/>
+          <w:color w:val="444444"/>
+          <w:sz w:val="19"/>
+          <w:szCs w:val="19"/>
+        </w:rPr>
+        <w:t xml:space="preserve">ส่วนอินเทอร์เน็ตมาทาง LAN</w:t>
       </w:r>
     </w:p>
     <w:p>
       <w:pPr>
         <w:spacing w:after="120" w:before="60" w:line="300"/>
       </w:pPr>
+      <w:r>
+        <w:rPr>
+          <w:rFonts w:ascii="Tahoma" w:cs="Tahoma" w:eastAsia="Tahoma" w:hAnsi="Tahoma"/>
+          <w:sz w:val="20"/>
+          <w:szCs w:val="20"/>
+        </w:rPr>
+        <w:t xml:space="preserve">ตรวจว่าตั้งประเทศของ Wi-Fi แล้ว ไม่ตั้งไว้วิทยุจะถูกล็อกและเปิด AP ไม่ได้</w:t>
+      </w:r>
+    </w:p>
+    <w:p>
+      <w:pPr>
+        <w:shd w:fill="F3F4F6" w:val="clear"/>
+        <w:spacing w:after="140" w:before="100" w:line="240"/>
+        <w:ind w:left="180" w:right="180"/>
+      </w:pPr>
+      <w:r>
+        <w:rPr>
+          <w:rFonts w:ascii="Consolas" w:cs="Consolas" w:eastAsia="Consolas" w:hAnsi="Consolas"/>
+          <w:sz w:val="17"/>
+          <w:szCs w:val="17"/>
+        </w:rPr>
+        <w:t xml:space="preserve">sudo raspi-config</w:t>
+      </w:r>
+    </w:p>
+    <w:p>
+      <w:pPr>
+        <w:spacing w:after="120" w:before="60" w:line="300"/>
+      </w:pPr>
+      <w:r>
+        <w:rPr>
+          <w:rFonts w:ascii="Tahoma" w:cs="Tahoma" w:eastAsia="Tahoma" w:hAnsi="Tahoma"/>
+          <w:sz w:val="20"/>
+          <w:szCs w:val="20"/>
+        </w:rPr>
+        <w:t xml:space="preserve">ไปที่ </w:t>
+      </w:r>
+      <w:r>
+        <w:rPr>
+          <w:rFonts w:ascii="Tahoma" w:cs="Tahoma" w:eastAsia="Tahoma" w:hAnsi="Tahoma"/>
+          <w:b/>
+          <w:bCs/>
+          <w:sz w:val="20"/>
+          <w:szCs w:val="20"/>
+        </w:rPr>
+        <w:t xml:space="preserve">Localisation Options → WLAN Country</w:t>
+      </w:r>
+      <w:r>
+        <w:rPr>
+          <w:rFonts w:ascii="Tahoma" w:cs="Tahoma" w:eastAsia="Tahoma" w:hAnsi="Tahoma"/>
+          <w:sz w:val="20"/>
+          <w:szCs w:val="20"/>
+        </w:rPr>
+        <w:t xml:space="preserve"> เลือก </w:t>
+      </w:r>
+      <w:r>
+        <w:rPr>
+          <w:rFonts w:ascii="Tahoma" w:cs="Tahoma" w:eastAsia="Tahoma" w:hAnsi="Tahoma"/>
+          <w:b/>
+          <w:bCs/>
+          <w:sz w:val="20"/>
+          <w:szCs w:val="20"/>
+        </w:rPr>
+        <w:t xml:space="preserve">TH Thailand</w:t>
+      </w:r>
+      <w:r>
+        <w:rPr>
+          <w:rFonts w:ascii="Tahoma" w:cs="Tahoma" w:eastAsia="Tahoma" w:hAnsi="Tahoma"/>
+          <w:sz w:val="20"/>
+          <w:szCs w:val="20"/>
+        </w:rPr>
+        <w:t xml:space="preserve"> แล้วออก</w:t>
+      </w:r>
+    </w:p>
+    <w:p>
+      <w:pPr>
+        <w:pStyle w:val="Heading3"/>
+        <w:spacing w:after="120" w:before="220"/>
+      </w:pPr>
+      <w:r>
+        <w:rPr>
+          <w:rFonts w:ascii="Tahoma" w:cs="Tahoma" w:eastAsia="Tahoma" w:hAnsi="Tahoma"/>
+          <w:b/>
+          <w:bCs/>
+          <w:color w:val="222222"/>
+          <w:sz w:val="22"/>
+          <w:szCs w:val="22"/>
+        </w:rPr>
+        <w:t xml:space="preserve">8.2 เปิด AP</w:t>
+      </w:r>
+    </w:p>
+    <w:p>
+      <w:pPr>
+        <w:shd w:fill="F3F4F6" w:val="clear"/>
+        <w:spacing w:after="0" w:before="100" w:line="240"/>
+        <w:ind w:left="180" w:right="180"/>
+      </w:pPr>
+      <w:r>
+        <w:rPr>
+          <w:rFonts w:ascii="Consolas" w:cs="Consolas" w:eastAsia="Consolas" w:hAnsi="Consolas"/>
+          <w:sz w:val="17"/>
+          <w:szCs w:val="17"/>
+        </w:rPr>
+        <w:t xml:space="preserve">cd ~/RFID_Reader</w:t>
+      </w:r>
+    </w:p>
+    <w:p>
+      <w:pPr>
+        <w:shd w:fill="F3F4F6" w:val="clear"/>
+        <w:spacing w:after="140" w:before="0" w:line="240"/>
+        <w:ind w:left="180" w:right="180"/>
+      </w:pPr>
+      <w:r>
+        <w:rPr>
+          <w:rFonts w:ascii="Consolas" w:cs="Consolas" w:eastAsia="Consolas" w:hAnsi="Consolas"/>
+          <w:sz w:val="17"/>
+          <w:szCs w:val="17"/>
+        </w:rPr>
+        <w:t xml:space="preserve">./setup_ap.sh --ssid RFID-READER --password rfid12345</w:t>
+      </w:r>
+    </w:p>
+    <w:p>
+      <w:pPr>
+        <w:spacing w:after="120" w:before="60" w:line="300"/>
+      </w:pPr>
+      <w:r>
+        <w:rPr>
+          <w:rFonts w:ascii="Tahoma" w:cs="Tahoma" w:eastAsia="Tahoma" w:hAnsi="Tahoma"/>
+          <w:sz w:val="20"/>
+          <w:szCs w:val="20"/>
+        </w:rPr>
+        <w:t xml:space="preserve">สคริปต์จะสรุปค่าที่จะตั้งให้ดูแล้วถามยืนยัน พิมพ์ </w:t>
+      </w:r>
       <w:r>
         <w:rPr>
           <w:rFonts w:ascii="Consolas" w:cs="Consolas" w:eastAsia="Consolas" w:hAnsi="Consolas"/>
@@ -4049,15 +4536,228 @@
           <w:szCs w:val="18"/>
           <w:shd w:fill="F3F4F6" w:val="clear"/>
         </w:rPr>
-        <w:t xml:space="preserve">lsusb</w:t>
-      </w:r>
-      <w:r>
-        <w:rPr>
-          <w:rFonts w:ascii="Tahoma" w:cs="Tahoma" w:eastAsia="Tahoma" w:hAnsi="Tahoma"/>
-          <w:sz w:val="20"/>
-          <w:szCs w:val="20"/>
-        </w:rPr>
-        <w:t xml:space="preserve"> ไม่ขึ้นอะไรเลย</w:t>
+        <w:t xml:space="preserve">y</w:t>
+      </w:r>
+      <w:r>
+        <w:rPr>
+          <w:rFonts w:ascii="Tahoma" w:cs="Tahoma" w:eastAsia="Tahoma" w:hAnsi="Tahoma"/>
+          <w:sz w:val="20"/>
+          <w:szCs w:val="20"/>
+        </w:rPr>
+        <w:t xml:space="preserve"> แล้ว Enter</w:t>
+      </w:r>
+    </w:p>
+    <w:p>
+      <w:pPr>
+        <w:spacing w:after="120" w:before="60" w:line="300"/>
+      </w:pPr>
+      <w:r>
+        <w:rPr>
+          <w:rFonts w:ascii="Tahoma" w:cs="Tahoma" w:eastAsia="Tahoma" w:hAnsi="Tahoma"/>
+          <w:b/>
+          <w:bCs/>
+          <w:sz w:val="20"/>
+          <w:szCs w:val="20"/>
+        </w:rPr>
+        <w:t xml:space="preserve">ควรเห็น</w:t>
+      </w:r>
+    </w:p>
+    <w:p>
+      <w:pPr>
+        <w:shd w:fill="F3F4F6" w:val="clear"/>
+        <w:spacing w:after="0" w:before="100" w:line="240"/>
+        <w:ind w:left="180" w:right="180"/>
+      </w:pPr>
+      <w:r>
+        <w:rPr>
+          <w:rFonts w:ascii="Consolas" w:cs="Consolas" w:eastAsia="Consolas" w:hAnsi="Consolas"/>
+          <w:sz w:val="17"/>
+          <w:szCs w:val="17"/>
+        </w:rPr>
+        <w:t xml:space="preserve">interface : wlan0</w:t>
+      </w:r>
+    </w:p>
+    <w:p>
+      <w:pPr>
+        <w:shd w:fill="F3F4F6" w:val="clear"/>
+        <w:spacing w:after="0" w:before="0" w:line="240"/>
+        <w:ind w:left="180" w:right="180"/>
+      </w:pPr>
+      <w:r>
+        <w:rPr>
+          <w:rFonts w:ascii="Consolas" w:cs="Consolas" w:eastAsia="Consolas" w:hAnsi="Consolas"/>
+          <w:sz w:val="17"/>
+          <w:szCs w:val="17"/>
+        </w:rPr>
+        <w:t xml:space="preserve">  GENERAL.STATE:100 (connected)</w:t>
+      </w:r>
+    </w:p>
+    <w:p>
+      <w:pPr>
+        <w:shd w:fill="F3F4F6" w:val="clear"/>
+        <w:spacing w:after="0" w:before="0" w:line="240"/>
+        <w:ind w:left="180" w:right="180"/>
+      </w:pPr>
+      <w:r>
+        <w:rPr>
+          <w:rFonts w:ascii="Consolas" w:cs="Consolas" w:eastAsia="Consolas" w:hAnsi="Consolas"/>
+          <w:sz w:val="17"/>
+          <w:szCs w:val="17"/>
+        </w:rPr>
+        <w:t xml:space="preserve">  GENERAL.CONNECTION:rfid-ap</w:t>
+      </w:r>
+    </w:p>
+    <w:p>
+      <w:pPr>
+        <w:shd w:fill="F3F4F6" w:val="clear"/>
+        <w:spacing w:after="0" w:before="0" w:line="240"/>
+        <w:ind w:left="180" w:right="180"/>
+      </w:pPr>
+      <w:r>
+        <w:rPr>
+          <w:rFonts w:ascii="Consolas" w:cs="Consolas" w:eastAsia="Consolas" w:hAnsi="Consolas"/>
+          <w:sz w:val="17"/>
+          <w:szCs w:val="17"/>
+        </w:rPr>
+        <w:t xml:space="preserve"> </w:t>
+      </w:r>
+    </w:p>
+    <w:p>
+      <w:pPr>
+        <w:shd w:fill="F3F4F6" w:val="clear"/>
+        <w:spacing w:after="0" w:before="0" w:line="240"/>
+        <w:ind w:left="180" w:right="180"/>
+      </w:pPr>
+      <w:r>
+        <w:rPr>
+          <w:rFonts w:ascii="Consolas" w:cs="Consolas" w:eastAsia="Consolas" w:hAnsi="Consolas"/>
+          <w:sz w:val="17"/>
+          <w:szCs w:val="17"/>
+        </w:rPr>
+        <w:t xml:space="preserve">AP 'rfid-ap' is ACTIVE</w:t>
+      </w:r>
+    </w:p>
+    <w:p>
+      <w:pPr>
+        <w:shd w:fill="F3F4F6" w:val="clear"/>
+        <w:spacing w:after="0" w:before="0" w:line="240"/>
+        <w:ind w:left="180" w:right="180"/>
+      </w:pPr>
+      <w:r>
+        <w:rPr>
+          <w:rFonts w:ascii="Consolas" w:cs="Consolas" w:eastAsia="Consolas" w:hAnsi="Consolas"/>
+          <w:sz w:val="17"/>
+          <w:szCs w:val="17"/>
+        </w:rPr>
+        <w:t xml:space="preserve">  address : 10.42.0.1/24</w:t>
+      </w:r>
+    </w:p>
+    <w:p>
+      <w:pPr>
+        <w:shd w:fill="F3F4F6" w:val="clear"/>
+        <w:spacing w:after="0" w:before="0" w:line="240"/>
+        <w:ind w:left="180" w:right="180"/>
+      </w:pPr>
+      <w:r>
+        <w:rPr>
+          <w:rFonts w:ascii="Consolas" w:cs="Consolas" w:eastAsia="Consolas" w:hAnsi="Consolas"/>
+          <w:sz w:val="17"/>
+          <w:szCs w:val="17"/>
+        </w:rPr>
+        <w:t xml:space="preserve">  clients join SSID: RFID-READER</w:t>
+      </w:r>
+    </w:p>
+    <w:p>
+      <w:pPr>
+        <w:shd w:fill="F3F4F6" w:val="clear"/>
+        <w:spacing w:after="0" w:before="0" w:line="240"/>
+        <w:ind w:left="180" w:right="180"/>
+      </w:pPr>
+      <w:r>
+        <w:rPr>
+          <w:rFonts w:ascii="Consolas" w:cs="Consolas" w:eastAsia="Consolas" w:hAnsi="Consolas"/>
+          <w:sz w:val="17"/>
+          <w:szCs w:val="17"/>
+        </w:rPr>
+        <w:t xml:space="preserve"> </w:t>
+      </w:r>
+    </w:p>
+    <w:p>
+      <w:pPr>
+        <w:shd w:fill="F3F4F6" w:val="clear"/>
+        <w:spacing w:after="0" w:before="0" w:line="240"/>
+        <w:ind w:left="180" w:right="180"/>
+      </w:pPr>
+      <w:r>
+        <w:rPr>
+          <w:rFonts w:ascii="Consolas" w:cs="Consolas" w:eastAsia="Consolas" w:hAnsi="Consolas"/>
+          <w:sz w:val="17"/>
+          <w:szCs w:val="17"/>
+        </w:rPr>
+        <w:t xml:space="preserve">  API from a joined client:</w:t>
+      </w:r>
+    </w:p>
+    <w:p>
+      <w:pPr>
+        <w:shd w:fill="F3F4F6" w:val="clear"/>
+        <w:spacing w:after="140" w:before="0" w:line="240"/>
+        <w:ind w:left="180" w:right="180"/>
+      </w:pPr>
+      <w:r>
+        <w:rPr>
+          <w:rFonts w:ascii="Consolas" w:cs="Consolas" w:eastAsia="Consolas" w:hAnsi="Consolas"/>
+          <w:sz w:val="17"/>
+          <w:szCs w:val="17"/>
+        </w:rPr>
+        <w:t xml:space="preserve">    curl http://10.42.0.1:8080/api/health</w:t>
+      </w:r>
+    </w:p>
+    <w:p>
+      <w:pPr>
+        <w:spacing w:after="120" w:before="60" w:line="300"/>
+      </w:pPr>
+      <w:r>
+        <w:rPr>
+          <w:rFonts w:ascii="Tahoma" w:cs="Tahoma" w:eastAsia="Tahoma" w:hAnsi="Tahoma"/>
+          <w:sz w:val="20"/>
+          <w:szCs w:val="20"/>
+        </w:rPr>
+        <w:t xml:space="preserve">ข้อกำหนดของรหัสผ่าน: </w:t>
+      </w:r>
+      <w:r>
+        <w:rPr>
+          <w:rFonts w:ascii="Tahoma" w:cs="Tahoma" w:eastAsia="Tahoma" w:hAnsi="Tahoma"/>
+          <w:b/>
+          <w:bCs/>
+          <w:sz w:val="20"/>
+          <w:szCs w:val="20"/>
+        </w:rPr>
+        <w:t xml:space="preserve">อย่างน้อย 8 ตัวอักษร</w:t>
+      </w:r>
+      <w:r>
+        <w:rPr>
+          <w:rFonts w:ascii="Tahoma" w:cs="Tahoma" w:eastAsia="Tahoma" w:hAnsi="Tahoma"/>
+          <w:sz w:val="20"/>
+          <w:szCs w:val="20"/>
+        </w:rPr>
+        <w:t xml:space="preserve"> (ข้อบังคับของ WPA2)</w:t>
+      </w:r>
+    </w:p>
+    <w:p>
+      <w:pPr>
+        <w:pStyle w:val="Heading3"/>
+        <w:spacing w:after="120" w:before="220"/>
+      </w:pPr>
+      <w:r>
+        <w:rPr>
+          <w:rFonts w:ascii="Tahoma" w:cs="Tahoma" w:eastAsia="Tahoma" w:hAnsi="Tahoma"/>
+          <w:b/>
+          <w:bCs/>
+          <w:color w:val="222222"/>
+          <w:sz w:val="22"/>
+          <w:szCs w:val="22"/>
+        </w:rPr>
+        <w:t xml:space="preserve">8.3 ทดสอบจากเครื่องอื่น</w:t>
       </w:r>
     </w:p>
     <w:p>
@@ -4075,7 +4775,25 @@
           <w:sz w:val="20"/>
           <w:szCs w:val="20"/>
         </w:rPr>
-        <w:t xml:space="preserve">ตรวจว่าใส่แบตเตอรี่ใน sled แล้ว — ไม่มีแบต sled ไม่ทำงานแม้เสียบ USB</w:t>
+        <w:t xml:space="preserve">ที่มือถือหรือโน้ตบุ๊ก เปิดรายการ Wi-Fi หาชื่อ </w:t>
+      </w:r>
+      <w:r>
+        <w:rPr>
+          <w:rFonts w:ascii="Tahoma" w:cs="Tahoma" w:eastAsia="Tahoma" w:hAnsi="Tahoma"/>
+          <w:b/>
+          <w:bCs/>
+          <w:sz w:val="20"/>
+          <w:szCs w:val="20"/>
+        </w:rPr>
+        <w:t xml:space="preserve">RFID-READER</w:t>
+      </w:r>
+      <w:r>
+        <w:rPr>
+          <w:rFonts w:ascii="Tahoma" w:cs="Tahoma" w:eastAsia="Tahoma" w:hAnsi="Tahoma"/>
+          <w:sz w:val="20"/>
+          <w:szCs w:val="20"/>
+        </w:rPr>
+        <w:t xml:space="preserve"> แล้วเชื่อมต่อ</w:t>
       </w:r>
     </w:p>
     <w:p>
@@ -4093,7 +4811,7 @@
           <w:sz w:val="20"/>
           <w:szCs w:val="20"/>
         </w:rPr>
-        <w:t xml:space="preserve">เปลี่ยนสาย USB-C — สายชาร์จบางเส้นไม่มีสายข้อมูล</w:t>
+        <w:t xml:space="preserve">ใส่รหัสที่ตั้งไว้</w:t>
       </w:r>
     </w:p>
     <w:p>
@@ -4111,40 +4829,47 @@
           <w:sz w:val="20"/>
           <w:szCs w:val="20"/>
         </w:rPr>
-        <w:t xml:space="preserve">เสียบพอร์ต USB อื่นของ Pi</w:t>
-      </w:r>
-    </w:p>
-    <w:p>
-      <w:pPr>
-        <w:pStyle w:val="ListParagraph"/>
-        <w:numPr>
-          <w:ilvl w:val="0"/>
-          <w:numId w:val="3"/>
-        </w:numPr>
-        <w:spacing w:after="40" w:before="40"/>
-      </w:pPr>
-      <w:r>
-        <w:rPr>
-          <w:rFonts w:ascii="Tahoma" w:cs="Tahoma" w:eastAsia="Tahoma" w:hAnsi="Tahoma"/>
-          <w:sz w:val="20"/>
-          <w:szCs w:val="20"/>
-        </w:rPr>
-        <w:t xml:space="preserve">กดไกเพื่อปลุก sled แล้วลองใหม่</w:t>
-      </w:r>
-    </w:p>
-    <w:p>
-      <w:pPr>
-        <w:shd w:fill="F3F4F6" w:val="clear"/>
-        <w:spacing w:after="140" w:before="100" w:line="240"/>
-        <w:ind w:left="180" w:right="180"/>
-      </w:pPr>
-      <w:r>
-        <w:rPr>
-          <w:rFonts w:ascii="Consolas" w:cs="Consolas" w:eastAsia="Consolas" w:hAnsi="Consolas"/>
-          <w:sz w:val="17"/>
-          <w:szCs w:val="17"/>
-        </w:rPr>
-        <w:t xml:space="preserve">dmesg | tail -20</w:t>
+        <w:t xml:space="preserve">เรียก API ที่ </w:t>
+      </w:r>
+      <w:r>
+        <w:rPr>
+          <w:rFonts w:ascii="Tahoma" w:cs="Tahoma" w:eastAsia="Tahoma" w:hAnsi="Tahoma"/>
+          <w:b/>
+          <w:bCs/>
+          <w:sz w:val="20"/>
+          <w:szCs w:val="20"/>
+        </w:rPr>
+        <w:t xml:space="preserve">10.42.0.1</w:t>
+      </w:r>
+    </w:p>
+    <w:p>
+      <w:pPr>
+        <w:shd w:fill="F3F4F6" w:val="clear"/>
+        <w:spacing w:after="0" w:before="100" w:line="240"/>
+        <w:ind w:left="180" w:right="180"/>
+      </w:pPr>
+      <w:r>
+        <w:rPr>
+          <w:rFonts w:ascii="Consolas" w:cs="Consolas" w:eastAsia="Consolas" w:hAnsi="Consolas"/>
+          <w:sz w:val="17"/>
+          <w:szCs w:val="17"/>
+        </w:rPr>
+        <w:t xml:space="preserve">curl http://10.42.0.1:8080/api/health</w:t>
+      </w:r>
+    </w:p>
+    <w:p>
+      <w:pPr>
+        <w:shd w:fill="F3F4F6" w:val="clear"/>
+        <w:spacing w:after="140" w:before="0" w:line="240"/>
+        <w:ind w:left="180" w:right="180"/>
+      </w:pPr>
+      <w:r>
+        <w:rPr>
+          <w:rFonts w:ascii="Consolas" w:cs="Consolas" w:eastAsia="Consolas" w:hAnsi="Consolas"/>
+          <w:sz w:val="17"/>
+          <w:szCs w:val="17"/>
+        </w:rPr>
+        <w:t xml:space="preserve">curl "http://10.42.0.1:8080/api/read?ms=1000"</w:t>
       </w:r>
     </w:p>
     <w:p>
@@ -4157,7 +4882,7 @@
           <w:sz w:val="20"/>
           <w:szCs w:val="20"/>
         </w:rPr>
-        <w:t xml:space="preserve">ดูว่ามีบรรทัด </w:t>
+        <w:t xml:space="preserve">จากมือถือเปิดเบราว์เซอร์แล้วพิมพ์ </w:t>
       </w:r>
       <w:r>
         <w:rPr>
@@ -4166,32 +4891,28 @@
           <w:szCs w:val="18"/>
           <w:shd w:fill="F3F4F6" w:val="clear"/>
         </w:rPr>
-        <w:t xml:space="preserve">cdc_acm</w:t>
-      </w:r>
-      <w:r>
-        <w:rPr>
-          <w:rFonts w:ascii="Tahoma" w:cs="Tahoma" w:eastAsia="Tahoma" w:hAnsi="Tahoma"/>
-          <w:sz w:val="20"/>
-          <w:szCs w:val="20"/>
-        </w:rPr>
-        <w:t xml:space="preserve"> กับ </w:t>
-      </w:r>
-      <w:r>
-        <w:rPr>
-          <w:rFonts w:ascii="Consolas" w:cs="Consolas" w:eastAsia="Consolas" w:hAnsi="Consolas"/>
-          <w:sz w:val="18"/>
-          <w:szCs w:val="18"/>
-          <w:shd w:fill="F3F4F6" w:val="clear"/>
-        </w:rPr>
-        <w:t xml:space="preserve">ttyACM</w:t>
-      </w:r>
-      <w:r>
-        <w:rPr>
-          <w:rFonts w:ascii="Tahoma" w:cs="Tahoma" w:eastAsia="Tahoma" w:hAnsi="Tahoma"/>
-          <w:sz w:val="20"/>
-          <w:szCs w:val="20"/>
-        </w:rPr>
-        <w:t xml:space="preserve"> โผล่มาตอนเสียบหรือไม่</w:t>
+        <w:t xml:space="preserve">http://10.42.0.1:8080/api/read?ms=1000</w:t>
+      </w:r>
+      <w:r>
+        <w:rPr>
+          <w:rFonts w:ascii="Tahoma" w:cs="Tahoma" w:eastAsia="Tahoma" w:hAnsi="Tahoma"/>
+          <w:sz w:val="20"/>
+          <w:szCs w:val="20"/>
+        </w:rPr>
+        <w:t xml:space="preserve"> ก็ได้</w:t>
+      </w:r>
+    </w:p>
+    <w:p>
+      <w:pPr>
+        <w:spacing w:after="120" w:before="60" w:line="300"/>
+      </w:pPr>
+      <w:r>
+        <w:rPr>
+          <w:rFonts w:ascii="Tahoma" w:cs="Tahoma" w:eastAsia="Tahoma" w:hAnsi="Tahoma"/>
+          <w:sz w:val="20"/>
+          <w:szCs w:val="20"/>
+        </w:rPr>
+        <w:t xml:space="preserve">จะเห็น JSON กลับมาเลย</w:t>
       </w:r>
     </w:p>
     <w:p>
@@ -4208,1053 +4929,7 @@
           <w:sz w:val="22"/>
           <w:szCs w:val="22"/>
         </w:rPr>
-        <w:t xml:space="preserve">ปัญหา: sled อยู่โหมด HID (PID_1200)</w:t>
-      </w:r>
-    </w:p>
-    <w:p>
-      <w:pPr>
-        <w:spacing w:after="120" w:before="60" w:line="300"/>
-      </w:pPr>
-      <w:r>
-        <w:rPr>
-          <w:rFonts w:ascii="Consolas" w:cs="Consolas" w:eastAsia="Consolas" w:hAnsi="Consolas"/>
-          <w:sz w:val="18"/>
-          <w:szCs w:val="18"/>
-          <w:shd w:fill="F3F4F6" w:val="clear"/>
-        </w:rPr>
-        <w:t xml:space="preserve">lsusb</w:t>
-      </w:r>
-      <w:r>
-        <w:rPr>
-          <w:rFonts w:ascii="Tahoma" w:cs="Tahoma" w:eastAsia="Tahoma" w:hAnsi="Tahoma"/>
-          <w:sz w:val="20"/>
-          <w:szCs w:val="20"/>
-        </w:rPr>
-        <w:t xml:space="preserve"> ขึ้น </w:t>
-      </w:r>
-      <w:r>
-        <w:rPr>
-          <w:rFonts w:ascii="Consolas" w:cs="Consolas" w:eastAsia="Consolas" w:hAnsi="Consolas"/>
-          <w:sz w:val="18"/>
-          <w:szCs w:val="18"/>
-          <w:shd w:fill="F3F4F6" w:val="clear"/>
-        </w:rPr>
-        <w:t xml:space="preserve">05e0:1200</w:t>
-      </w:r>
-      <w:r>
-        <w:rPr>
-          <w:rFonts w:ascii="Tahoma" w:cs="Tahoma" w:eastAsia="Tahoma" w:hAnsi="Tahoma"/>
-          <w:sz w:val="20"/>
-          <w:szCs w:val="20"/>
-        </w:rPr>
-        <w:t xml:space="preserve"> แทน </w:t>
-      </w:r>
-      <w:r>
-        <w:rPr>
-          <w:rFonts w:ascii="Consolas" w:cs="Consolas" w:eastAsia="Consolas" w:hAnsi="Consolas"/>
-          <w:sz w:val="18"/>
-          <w:szCs w:val="18"/>
-          <w:shd w:fill="F3F4F6" w:val="clear"/>
-        </w:rPr>
-        <w:t xml:space="preserve">05e0:1701</w:t>
-      </w:r>
-      <w:r>
-        <w:rPr>
-          <w:rFonts w:ascii="Tahoma" w:cs="Tahoma" w:eastAsia="Tahoma" w:hAnsi="Tahoma"/>
-          <w:sz w:val="20"/>
-          <w:szCs w:val="20"/>
-        </w:rPr>
-        <w:t xml:space="preserve"> — sled อยู่โหมดคีย์บอร์ด ใช้กับโปรแกรมนี้ไม่ได้</w:t>
-      </w:r>
-    </w:p>
-    <w:p>
-      <w:pPr>
-        <w:spacing w:after="120" w:before="60" w:line="300"/>
-      </w:pPr>
-      <w:r>
-        <w:rPr>
-          <w:rFonts w:ascii="Tahoma" w:cs="Tahoma" w:eastAsia="Tahoma" w:hAnsi="Tahoma"/>
-          <w:b/>
-          <w:bCs/>
-          <w:sz w:val="20"/>
-          <w:szCs w:val="20"/>
-        </w:rPr>
-        <w:t xml:space="preserve">วิธี factory reset</w:t>
-      </w:r>
-    </w:p>
-    <w:p>
-      <w:pPr>
-        <w:pStyle w:val="ListParagraph"/>
-        <w:numPr>
-          <w:ilvl w:val="0"/>
-          <w:numId w:val="4"/>
-        </w:numPr>
-        <w:spacing w:after="40" w:before="40"/>
-      </w:pPr>
-      <w:r>
-        <w:rPr>
-          <w:rFonts w:ascii="Tahoma" w:cs="Tahoma" w:eastAsia="Tahoma" w:hAnsi="Tahoma"/>
-          <w:sz w:val="20"/>
-          <w:szCs w:val="20"/>
-        </w:rPr>
-        <w:t xml:space="preserve">ถอดแบตเตอรี่และแหล่งจ่ายไฟออกให้หมด</w:t>
-      </w:r>
-    </w:p>
-    <w:p>
-      <w:pPr>
-        <w:pStyle w:val="ListParagraph"/>
-        <w:numPr>
-          <w:ilvl w:val="0"/>
-          <w:numId w:val="4"/>
-        </w:numPr>
-        <w:spacing w:after="40" w:before="40"/>
-      </w:pPr>
-      <w:r>
-        <w:rPr>
-          <w:rFonts w:ascii="Tahoma" w:cs="Tahoma" w:eastAsia="Tahoma" w:hAnsi="Tahoma"/>
-          <w:sz w:val="20"/>
-          <w:szCs w:val="20"/>
-        </w:rPr>
-        <w:t xml:space="preserve">เสียบสาย USB เข้าแหล่งจ่ายไฟ — ไฟ LED แบตจะกะพริบ</w:t>
-      </w:r>
-    </w:p>
-    <w:p>
-      <w:pPr>
-        <w:pStyle w:val="ListParagraph"/>
-        <w:numPr>
-          <w:ilvl w:val="0"/>
-          <w:numId w:val="4"/>
-        </w:numPr>
-        <w:spacing w:after="40" w:before="40"/>
-      </w:pPr>
-      <w:r>
-        <w:rPr>
-          <w:rFonts w:ascii="Tahoma" w:cs="Tahoma" w:eastAsia="Tahoma" w:hAnsi="Tahoma"/>
-          <w:b/>
-          <w:bCs/>
-          <w:sz w:val="20"/>
-          <w:szCs w:val="20"/>
-        </w:rPr>
-        <w:t xml:space="preserve">ภายใน 5 วินาที</w:t>
-      </w:r>
-      <w:r>
-        <w:rPr>
-          <w:rFonts w:ascii="Tahoma" w:cs="Tahoma" w:eastAsia="Tahoma" w:hAnsi="Tahoma"/>
-          <w:sz w:val="20"/>
-          <w:szCs w:val="20"/>
-        </w:rPr>
-        <w:t xml:space="preserve"> กดไกบน (upper trigger) ค้างไว้</w:t>
-      </w:r>
-    </w:p>
-    <w:p>
-      <w:pPr>
-        <w:pStyle w:val="ListParagraph"/>
-        <w:numPr>
-          <w:ilvl w:val="0"/>
-          <w:numId w:val="4"/>
-        </w:numPr>
-        <w:spacing w:after="40" w:before="40"/>
-      </w:pPr>
-      <w:r>
-        <w:rPr>
-          <w:rFonts w:ascii="Tahoma" w:cs="Tahoma" w:eastAsia="Tahoma" w:hAnsi="Tahoma"/>
-          <w:b/>
-          <w:bCs/>
-          <w:sz w:val="20"/>
-          <w:szCs w:val="20"/>
-        </w:rPr>
-        <w:t xml:space="preserve">ภายใน 30 วินาที</w:t>
-      </w:r>
-      <w:r>
-        <w:rPr>
-          <w:rFonts w:ascii="Tahoma" w:cs="Tahoma" w:eastAsia="Tahoma" w:hAnsi="Tahoma"/>
-          <w:sz w:val="20"/>
-          <w:szCs w:val="20"/>
-        </w:rPr>
-        <w:t xml:space="preserve"> ใส่แบตเตอรี่กลับ</w:t>
-      </w:r>
-    </w:p>
-    <w:p>
-      <w:pPr>
-        <w:pStyle w:val="ListParagraph"/>
-        <w:numPr>
-          <w:ilvl w:val="0"/>
-          <w:numId w:val="4"/>
-        </w:numPr>
-        <w:spacing w:after="40" w:before="40"/>
-      </w:pPr>
-      <w:r>
-        <w:rPr>
-          <w:rFonts w:ascii="Tahoma" w:cs="Tahoma" w:eastAsia="Tahoma" w:hAnsi="Tahoma"/>
-          <w:sz w:val="20"/>
-          <w:szCs w:val="20"/>
-        </w:rPr>
-        <w:t xml:space="preserve">ได้ยินเสียง beep ยืนยัน แล้วปล่อยไก</w:t>
-      </w:r>
-    </w:p>
-    <w:p>
-      <w:pPr>
-        <w:spacing w:after="120" w:before="60" w:line="300"/>
-      </w:pPr>
-      <w:r>
-        <w:rPr>
-          <w:rFonts w:ascii="Tahoma" w:cs="Tahoma" w:eastAsia="Tahoma" w:hAnsi="Tahoma"/>
-          <w:sz w:val="20"/>
-          <w:szCs w:val="20"/>
-        </w:rPr>
-        <w:t xml:space="preserve">sled จะรีบูตกลับเป็นค่าโรงงาน </w:t>
-      </w:r>
-      <w:r>
-        <w:rPr>
-          <w:rFonts w:ascii="Tahoma" w:cs="Tahoma" w:eastAsia="Tahoma" w:hAnsi="Tahoma"/>
-          <w:b/>
-          <w:bCs/>
-          <w:sz w:val="20"/>
-          <w:szCs w:val="20"/>
-        </w:rPr>
-        <w:t xml:space="preserve">ต้องตั้งค่า RF region ใหม่</w:t>
-      </w:r>
-      <w:r>
-        <w:rPr>
-          <w:rFonts w:ascii="Tahoma" w:cs="Tahoma" w:eastAsia="Tahoma" w:hAnsi="Tahoma"/>
-          <w:sz w:val="20"/>
-          <w:szCs w:val="20"/>
-        </w:rPr>
-        <w:t xml:space="preserve"> ดู</w:t>
-      </w:r>
-    </w:p>
-    <w:p>
-      <w:pPr>
-        <w:spacing w:after="120" w:before="60" w:line="300"/>
-      </w:pPr>
-      <w:r>
-        <w:rPr>
-          <w:rFonts w:ascii="Tahoma" w:cs="Tahoma" w:eastAsia="Tahoma" w:hAnsi="Tahoma"/>
-          <w:color w:val="1A4D8F"/>
-          <w:sz w:val="20"/>
-          <w:szCs w:val="20"/>
-          <w:u w:val="single"/>
-        </w:rPr>
-        <w:t xml:space="preserve">ปัญหา: อ่านไม่เจอแท็ก</w:t>
-      </w:r>
-      <w:r>
-        <w:rPr>
-          <w:rFonts w:ascii="Tahoma" w:cs="Tahoma" w:eastAsia="Tahoma" w:hAnsi="Tahoma"/>
-          <w:sz w:val="20"/>
-          <w:szCs w:val="20"/>
-        </w:rPr>
-        <w:t xml:space="preserve"> ข้อ 5</w:t>
-      </w:r>
-    </w:p>
-    <w:p>
-      <w:pPr>
-        <w:pBdr>
-          <w:left w:val="single" w:color="1A4D8F" w:sz="12" w:space="8"/>
-        </w:pBdr>
-        <w:spacing w:after="140" w:before="120"/>
-        <w:ind w:left="240"/>
-      </w:pPr>
-      <w:r>
-        <w:rPr>
-          <w:rFonts w:ascii="Tahoma" w:cs="Tahoma" w:eastAsia="Tahoma" w:hAnsi="Tahoma"/>
-          <w:color w:val="444444"/>
-          <w:sz w:val="19"/>
-          <w:szCs w:val="19"/>
-        </w:rPr>
-        <w:t xml:space="preserve">อย่าสับสนกับ *Bootloader Recovery* ซึ่งใช้ </w:t>
-      </w:r>
-      <w:r>
-        <w:rPr>
-          <w:rFonts w:ascii="Tahoma" w:cs="Tahoma" w:eastAsia="Tahoma" w:hAnsi="Tahoma"/>
-          <w:b/>
-          <w:bCs/>
-          <w:color w:val="444444"/>
-          <w:sz w:val="19"/>
-          <w:szCs w:val="19"/>
-        </w:rPr>
-        <w:t xml:space="preserve">ไกล่าง</w:t>
-      </w:r>
-      <w:r>
-        <w:rPr>
-          <w:rFonts w:ascii="Tahoma" w:cs="Tahoma" w:eastAsia="Tahoma" w:hAnsi="Tahoma"/>
-          <w:color w:val="444444"/>
-          <w:sz w:val="19"/>
-          <w:szCs w:val="19"/>
-        </w:rPr>
-        <w:t xml:space="preserve"> — อันนั้นสำหรับแฟลช firmware</w:t>
-      </w:r>
-    </w:p>
-    <w:p>
-      <w:pPr>
-        <w:pStyle w:val="Heading3"/>
-        <w:spacing w:after="120" w:before="220"/>
-      </w:pPr>
-      <w:r>
-        <w:rPr>
-          <w:rFonts w:ascii="Tahoma" w:cs="Tahoma" w:eastAsia="Tahoma" w:hAnsi="Tahoma"/>
-          <w:b/>
-          <w:bCs/>
-          <w:color w:val="222222"/>
-          <w:sz w:val="22"/>
-          <w:szCs w:val="22"/>
-        </w:rPr>
-        <w:t xml:space="preserve">ปัญหา: `no ZETI serial port found`</w:t>
-      </w:r>
-    </w:p>
-    <w:p>
-      <w:pPr>
-        <w:shd w:fill="F3F4F6" w:val="clear"/>
-        <w:spacing w:after="140" w:before="100" w:line="240"/>
-        <w:ind w:left="180" w:right="180"/>
-      </w:pPr>
-      <w:r>
-        <w:rPr>
-          <w:rFonts w:ascii="Consolas" w:cs="Consolas" w:eastAsia="Consolas" w:hAnsi="Consolas"/>
-          <w:sz w:val="17"/>
-          <w:szCs w:val="17"/>
-        </w:rPr>
-        <w:t xml:space="preserve">no ZETI serial port found - is the sled plugged in and awake?</w:t>
-      </w:r>
-    </w:p>
-    <w:p>
-      <w:pPr>
-        <w:spacing w:after="120" w:before="60" w:line="300"/>
-      </w:pPr>
-      <w:r>
-        <w:rPr>
-          <w:rFonts w:ascii="Tahoma" w:cs="Tahoma" w:eastAsia="Tahoma" w:hAnsi="Tahoma"/>
-          <w:sz w:val="20"/>
-          <w:szCs w:val="20"/>
-        </w:rPr>
-        <w:t xml:space="preserve">สาเหตุที่พบบ่อย เรียงตามโอกาส</w:t>
-      </w:r>
-    </w:p>
-    <w:p>
-      <w:pPr>
-        <w:pStyle w:val="ListParagraph"/>
-        <w:numPr>
-          <w:ilvl w:val="0"/>
-          <w:numId w:val="5"/>
-        </w:numPr>
-        <w:spacing w:after="40" w:before="40"/>
-      </w:pPr>
-      <w:r>
-        <w:rPr>
-          <w:rFonts w:ascii="Tahoma" w:cs="Tahoma" w:eastAsia="Tahoma" w:hAnsi="Tahoma"/>
-          <w:b/>
-          <w:bCs/>
-          <w:sz w:val="20"/>
-          <w:szCs w:val="20"/>
-        </w:rPr>
-        <w:t xml:space="preserve">sled หลับ</w:t>
-      </w:r>
-      <w:r>
-        <w:rPr>
-          <w:rFonts w:ascii="Tahoma" w:cs="Tahoma" w:eastAsia="Tahoma" w:hAnsi="Tahoma"/>
-          <w:sz w:val="20"/>
-          <w:szCs w:val="20"/>
-        </w:rPr>
-        <w:t xml:space="preserve"> — กดไกเพื่อปลุก แล้วลองใหม่</w:t>
-      </w:r>
-    </w:p>
-    <w:p>
-      <w:pPr>
-        <w:spacing w:after="120" w:before="60" w:line="300"/>
-      </w:pPr>
-      <w:r>
-        <w:rPr>
-          <w:rFonts w:ascii="Tahoma" w:cs="Tahoma" w:eastAsia="Tahoma" w:hAnsi="Tahoma"/>
-          <w:sz w:val="20"/>
-          <w:szCs w:val="20"/>
-        </w:rPr>
-        <w:t xml:space="preserve">   sled หลับเมื่อไม่ใช้งานประมาณ 20 วินาที และ </w:t>
-      </w:r>
-      <w:r>
-        <w:rPr>
-          <w:rFonts w:ascii="Tahoma" w:cs="Tahoma" w:eastAsia="Tahoma" w:hAnsi="Tahoma"/>
-          <w:b/>
-          <w:bCs/>
-          <w:sz w:val="20"/>
-          <w:szCs w:val="20"/>
-        </w:rPr>
-        <w:t xml:space="preserve">หลุดจาก USB ไปเลย</w:t>
-      </w:r>
-      <w:r>
-        <w:rPr>
-          <w:rFonts w:ascii="Tahoma" w:cs="Tahoma" w:eastAsia="Tahoma" w:hAnsi="Tahoma"/>
-          <w:sz w:val="20"/>
-          <w:szCs w:val="20"/>
-        </w:rPr>
-        <w:t xml:space="preserve"> พอร์ตหายทั้งพอร์ต</w:t>
-      </w:r>
-    </w:p>
-    <w:p>
-      <w:pPr>
-        <w:pStyle w:val="ListParagraph"/>
-        <w:numPr>
-          <w:ilvl w:val="0"/>
-          <w:numId w:val="6"/>
-        </w:numPr>
-        <w:spacing w:after="40" w:before="40"/>
-      </w:pPr>
-      <w:r>
-        <w:rPr>
-          <w:rFonts w:ascii="Tahoma" w:cs="Tahoma" w:eastAsia="Tahoma" w:hAnsi="Tahoma"/>
-          <w:b/>
-          <w:bCs/>
-          <w:sz w:val="20"/>
-          <w:szCs w:val="20"/>
-        </w:rPr>
-        <w:t xml:space="preserve">ไม่มีสิทธิ์ dialout</w:t>
-      </w:r>
-      <w:r>
-        <w:rPr>
-          <w:rFonts w:ascii="Tahoma" w:cs="Tahoma" w:eastAsia="Tahoma" w:hAnsi="Tahoma"/>
-          <w:sz w:val="20"/>
-          <w:szCs w:val="20"/>
-        </w:rPr>
-        <w:t xml:space="preserve"> — ตรวจด้วย</w:t>
-      </w:r>
-    </w:p>
-    <w:p>
-      <w:pPr>
-        <w:shd w:fill="F3F4F6" w:val="clear"/>
-        <w:spacing w:after="140" w:before="100" w:line="240"/>
-        <w:ind w:left="180" w:right="180"/>
-      </w:pPr>
-      <w:r>
-        <w:rPr>
-          <w:rFonts w:ascii="Consolas" w:cs="Consolas" w:eastAsia="Consolas" w:hAnsi="Consolas"/>
-          <w:sz w:val="17"/>
-          <w:szCs w:val="17"/>
-        </w:rPr>
-        <w:t xml:space="preserve">id -nG | grep dialout</w:t>
-      </w:r>
-    </w:p>
-    <w:p>
-      <w:pPr>
-        <w:spacing w:after="120" w:before="60" w:line="300"/>
-      </w:pPr>
-      <w:r>
-        <w:rPr>
-          <w:rFonts w:ascii="Tahoma" w:cs="Tahoma" w:eastAsia="Tahoma" w:hAnsi="Tahoma"/>
-          <w:sz w:val="20"/>
-          <w:szCs w:val="20"/>
-        </w:rPr>
-        <w:t xml:space="preserve">ถ้าไม่มีให้ย้อนไป </w:t>
-      </w:r>
-      <w:r>
-        <w:rPr>
-          <w:rFonts w:ascii="Tahoma" w:cs="Tahoma" w:eastAsia="Tahoma" w:hAnsi="Tahoma"/>
-          <w:color w:val="1A4D8F"/>
-          <w:sz w:val="20"/>
-          <w:szCs w:val="20"/>
-          <w:u w:val="single"/>
-        </w:rPr>
-        <w:t xml:space="preserve">ขั้นที่ 3</w:t>
-      </w:r>
-    </w:p>
-    <w:p>
-      <w:pPr>
-        <w:pStyle w:val="ListParagraph"/>
-        <w:numPr>
-          <w:ilvl w:val="0"/>
-          <w:numId w:val="7"/>
-        </w:numPr>
-        <w:spacing w:after="40" w:before="40"/>
-      </w:pPr>
-      <w:r>
-        <w:rPr>
-          <w:rFonts w:ascii="Tahoma" w:cs="Tahoma" w:eastAsia="Tahoma" w:hAnsi="Tahoma"/>
-          <w:b/>
-          <w:bCs/>
-          <w:sz w:val="20"/>
-          <w:szCs w:val="20"/>
-        </w:rPr>
-        <w:t xml:space="preserve">โปรแกรมอื่นถือพอร์ตอยู่</w:t>
-      </w:r>
-      <w:r>
-        <w:rPr>
-          <w:rFonts w:ascii="Tahoma" w:cs="Tahoma" w:eastAsia="Tahoma" w:hAnsi="Tahoma"/>
-          <w:sz w:val="20"/>
-          <w:szCs w:val="20"/>
-        </w:rPr>
-        <w:t xml:space="preserve"> — เครื่องอ่านเปิดได้ครั้งละโปรเซสเดียว ถ้า service</w:t>
-      </w:r>
-    </w:p>
-    <w:p>
-      <w:pPr>
-        <w:spacing w:after="120" w:before="60" w:line="300"/>
-      </w:pPr>
-      <w:r>
-        <w:rPr>
-          <w:rFonts w:ascii="Tahoma" w:cs="Tahoma" w:eastAsia="Tahoma" w:hAnsi="Tahoma"/>
-          <w:sz w:val="20"/>
-          <w:szCs w:val="20"/>
-        </w:rPr>
-        <w:t xml:space="preserve">   กำลังรันอยู่ </w:t>
-      </w:r>
-      <w:r>
-        <w:rPr>
-          <w:rFonts w:ascii="Consolas" w:cs="Consolas" w:eastAsia="Consolas" w:hAnsi="Consolas"/>
-          <w:sz w:val="18"/>
-          <w:szCs w:val="18"/>
-          <w:shd w:fill="F3F4F6" w:val="clear"/>
-        </w:rPr>
-        <w:t xml:space="preserve">rfid_cli.py</w:t>
-      </w:r>
-      <w:r>
-        <w:rPr>
-          <w:rFonts w:ascii="Tahoma" w:cs="Tahoma" w:eastAsia="Tahoma" w:hAnsi="Tahoma"/>
-          <w:sz w:val="20"/>
-          <w:szCs w:val="20"/>
-        </w:rPr>
-        <w:t xml:space="preserve"> จะเปิดพอร์ตไม่ได้</w:t>
-      </w:r>
-    </w:p>
-    <w:p>
-      <w:pPr>
-        <w:shd w:fill="F3F4F6" w:val="clear"/>
-        <w:spacing w:after="140" w:before="100" w:line="240"/>
-        <w:ind w:left="180" w:right="180"/>
-      </w:pPr>
-      <w:r>
-        <w:rPr>
-          <w:rFonts w:ascii="Consolas" w:cs="Consolas" w:eastAsia="Consolas" w:hAnsi="Consolas"/>
-          <w:sz w:val="17"/>
-          <w:szCs w:val="17"/>
-        </w:rPr>
-        <w:t xml:space="preserve">sudo systemctl stop rfid-api     # หยุด service ก่อนทดสอบด้วย CLI</w:t>
-      </w:r>
-    </w:p>
-    <w:p>
-      <w:pPr>
-        <w:spacing w:after="120" w:before="60" w:line="300"/>
-      </w:pPr>
-      <w:r>
-        <w:rPr>
-          <w:rFonts w:ascii="Tahoma" w:cs="Tahoma" w:eastAsia="Tahoma" w:hAnsi="Tahoma"/>
-          <w:sz w:val="20"/>
-          <w:szCs w:val="20"/>
-        </w:rPr>
-        <w:t xml:space="preserve">ดูว่าใครถือพอร์ตอยู่</w:t>
-      </w:r>
-    </w:p>
-    <w:p>
-      <w:pPr>
-        <w:shd w:fill="F3F4F6" w:val="clear"/>
-        <w:spacing w:after="140" w:before="100" w:line="240"/>
-        <w:ind w:left="180" w:right="180"/>
-      </w:pPr>
-      <w:r>
-        <w:rPr>
-          <w:rFonts w:ascii="Consolas" w:cs="Consolas" w:eastAsia="Consolas" w:hAnsi="Consolas"/>
-          <w:sz w:val="17"/>
-          <w:szCs w:val="17"/>
-        </w:rPr>
-        <w:t xml:space="preserve">sudo fuser -v /dev/ttyACM0</w:t>
-      </w:r>
-    </w:p>
-    <w:p>
-      <w:pPr>
-        <w:pStyle w:val="ListParagraph"/>
-        <w:numPr>
-          <w:ilvl w:val="0"/>
-          <w:numId w:val="8"/>
-        </w:numPr>
-        <w:spacing w:after="40" w:before="40"/>
-      </w:pPr>
-      <w:r>
-        <w:rPr>
-          <w:rFonts w:ascii="Tahoma" w:cs="Tahoma" w:eastAsia="Tahoma" w:hAnsi="Tahoma"/>
-          <w:b/>
-          <w:bCs/>
-          <w:sz w:val="20"/>
-          <w:szCs w:val="20"/>
-        </w:rPr>
-        <w:t xml:space="preserve">สายหลวม</w:t>
-      </w:r>
-      <w:r>
-        <w:rPr>
-          <w:rFonts w:ascii="Tahoma" w:cs="Tahoma" w:eastAsia="Tahoma" w:hAnsi="Tahoma"/>
-          <w:sz w:val="20"/>
-          <w:szCs w:val="20"/>
-        </w:rPr>
-        <w:t xml:space="preserve"> — ถอดเสียบสาย USB แล้วรอ 5 วินาที</w:t>
-      </w:r>
-    </w:p>
-    <w:p>
-      <w:pPr>
-        <w:pStyle w:val="Heading3"/>
-        <w:spacing w:after="120" w:before="220"/>
-      </w:pPr>
-      <w:r>
-        <w:rPr>
-          <w:rFonts w:ascii="Tahoma" w:cs="Tahoma" w:eastAsia="Tahoma" w:hAnsi="Tahoma"/>
-          <w:b/>
-          <w:bCs/>
-          <w:color w:val="222222"/>
-          <w:sz w:val="22"/>
-          <w:szCs w:val="22"/>
-        </w:rPr>
-        <w:t xml:space="preserve">ปัญหา: อ่านไม่เจอแท็ก</w:t>
-      </w:r>
-    </w:p>
-    <w:p>
-      <w:pPr>
-        <w:spacing w:after="120" w:before="60" w:line="300"/>
-      </w:pPr>
-      <w:r>
-        <w:rPr>
-          <w:rFonts w:ascii="Tahoma" w:cs="Tahoma" w:eastAsia="Tahoma" w:hAnsi="Tahoma"/>
-          <w:sz w:val="20"/>
-          <w:szCs w:val="20"/>
-        </w:rPr>
-        <w:t xml:space="preserve">ได้ </w:t>
-      </w:r>
-      <w:r>
-        <w:rPr>
-          <w:rFonts w:ascii="Consolas" w:cs="Consolas" w:eastAsia="Consolas" w:hAnsi="Consolas"/>
-          <w:sz w:val="18"/>
-          <w:szCs w:val="18"/>
-          <w:shd w:fill="F3F4F6" w:val="clear"/>
-        </w:rPr>
-        <w:t xml:space="preserve">0 tag(s)</w:t>
-      </w:r>
-      <w:r>
-        <w:rPr>
-          <w:rFonts w:ascii="Tahoma" w:cs="Tahoma" w:eastAsia="Tahoma" w:hAnsi="Tahoma"/>
-          <w:sz w:val="20"/>
-          <w:szCs w:val="20"/>
-        </w:rPr>
-        <w:t xml:space="preserve"> หรือ </w:t>
-      </w:r>
-      <w:r>
-        <w:rPr>
-          <w:rFonts w:ascii="Consolas" w:cs="Consolas" w:eastAsia="Consolas" w:hAnsi="Consolas"/>
-          <w:sz w:val="18"/>
-          <w:szCs w:val="18"/>
-          <w:shd w:fill="F3F4F6" w:val="clear"/>
-        </w:rPr>
-        <w:t xml:space="preserve">{"count":0,"tags":[]}</w:t>
-      </w:r>
-      <w:r>
-        <w:rPr>
-          <w:rFonts w:ascii="Tahoma" w:cs="Tahoma" w:eastAsia="Tahoma" w:hAnsi="Tahoma"/>
-          <w:sz w:val="20"/>
-          <w:szCs w:val="20"/>
-        </w:rPr>
-        <w:t xml:space="preserve"> ซึ่ง </w:t>
-      </w:r>
-      <w:r>
-        <w:rPr>
-          <w:rFonts w:ascii="Tahoma" w:cs="Tahoma" w:eastAsia="Tahoma" w:hAnsi="Tahoma"/>
-          <w:b/>
-          <w:bCs/>
-          <w:sz w:val="20"/>
-          <w:szCs w:val="20"/>
-        </w:rPr>
-        <w:t xml:space="preserve">ไม่ใช่ error</w:t>
-      </w:r>
-      <w:r>
-        <w:rPr>
-          <w:rFonts w:ascii="Tahoma" w:cs="Tahoma" w:eastAsia="Tahoma" w:hAnsi="Tahoma"/>
-          <w:sz w:val="20"/>
-          <w:szCs w:val="20"/>
-        </w:rPr>
-        <w:t xml:space="preserve"> — แปลว่าอ่านแล้วแต่ไม่พบ</w:t>
-      </w:r>
-    </w:p>
-    <w:p>
-      <w:pPr>
-        <w:pStyle w:val="ListParagraph"/>
-        <w:numPr>
-          <w:ilvl w:val="0"/>
-          <w:numId w:val="9"/>
-        </w:numPr>
-        <w:spacing w:after="40" w:before="40"/>
-      </w:pPr>
-      <w:r>
-        <w:rPr>
-          <w:rFonts w:ascii="Tahoma" w:cs="Tahoma" w:eastAsia="Tahoma" w:hAnsi="Tahoma"/>
-          <w:sz w:val="20"/>
-          <w:szCs w:val="20"/>
-        </w:rPr>
-        <w:t xml:space="preserve">ขยับแท็กเข้าใกล้เสาอากาศ 10–20 ซม.</w:t>
-      </w:r>
-    </w:p>
-    <w:p>
-      <w:pPr>
-        <w:pStyle w:val="ListParagraph"/>
-        <w:numPr>
-          <w:ilvl w:val="0"/>
-          <w:numId w:val="9"/>
-        </w:numPr>
-        <w:spacing w:after="40" w:before="40"/>
-      </w:pPr>
-      <w:r>
-        <w:rPr>
-          <w:rFonts w:ascii="Tahoma" w:cs="Tahoma" w:eastAsia="Tahoma" w:hAnsi="Tahoma"/>
-          <w:sz w:val="20"/>
-          <w:szCs w:val="20"/>
-        </w:rPr>
-        <w:t xml:space="preserve">เพิ่มกำลังส่ง</w:t>
-      </w:r>
-    </w:p>
-    <w:p>
-      <w:pPr>
-        <w:shd w:fill="F3F4F6" w:val="clear"/>
-        <w:spacing w:after="140" w:before="100" w:line="240"/>
-        <w:ind w:left="180" w:right="180"/>
-      </w:pPr>
-      <w:r>
-        <w:rPr>
-          <w:rFonts w:ascii="Consolas" w:cs="Consolas" w:eastAsia="Consolas" w:hAnsi="Consolas"/>
-          <w:sz w:val="17"/>
-          <w:szCs w:val="17"/>
-        </w:rPr>
-        <w:t xml:space="preserve">python3 rfid_cli.py --dbm 27 --ms 2000</w:t>
-      </w:r>
-    </w:p>
-    <w:p>
-      <w:pPr>
-        <w:pStyle w:val="ListParagraph"/>
-        <w:numPr>
-          <w:ilvl w:val="0"/>
-          <w:numId w:val="10"/>
-        </w:numPr>
-        <w:spacing w:after="40" w:before="40"/>
-      </w:pPr>
-      <w:r>
-        <w:rPr>
-          <w:rFonts w:ascii="Tahoma" w:cs="Tahoma" w:eastAsia="Tahoma" w:hAnsi="Tahoma"/>
-          <w:sz w:val="20"/>
-          <w:szCs w:val="20"/>
-        </w:rPr>
-        <w:t xml:space="preserve">ตรวจว่าตั้ง </w:t>
-      </w:r>
-      <w:r>
-        <w:rPr>
-          <w:rFonts w:ascii="Consolas" w:cs="Consolas" w:eastAsia="Consolas" w:hAnsi="Consolas"/>
-          <w:sz w:val="18"/>
-          <w:szCs w:val="18"/>
-          <w:shd w:fill="F3F4F6" w:val="clear"/>
-        </w:rPr>
-        <w:t xml:space="preserve">--minrssi</w:t>
-      </w:r>
-      <w:r>
-        <w:rPr>
-          <w:rFonts w:ascii="Tahoma" w:cs="Tahoma" w:eastAsia="Tahoma" w:hAnsi="Tahoma"/>
-          <w:sz w:val="20"/>
-          <w:szCs w:val="20"/>
-        </w:rPr>
-        <w:t xml:space="preserve"> ไว้แรงเกินไปหรือไม่ — ลองเอาออก</w:t>
-      </w:r>
-    </w:p>
-    <w:p>
-      <w:pPr>
-        <w:pStyle w:val="ListParagraph"/>
-        <w:numPr>
-          <w:ilvl w:val="0"/>
-          <w:numId w:val="10"/>
-        </w:numPr>
-        <w:spacing w:after="40" w:before="40"/>
-      </w:pPr>
-      <w:r>
-        <w:rPr>
-          <w:rFonts w:ascii="Tahoma" w:cs="Tahoma" w:eastAsia="Tahoma" w:hAnsi="Tahoma"/>
-          <w:sz w:val="20"/>
-          <w:szCs w:val="20"/>
-        </w:rPr>
-        <w:t xml:space="preserve">ตรวจว่าแท็กเป็น </w:t>
-      </w:r>
-      <w:r>
-        <w:rPr>
-          <w:rFonts w:ascii="Tahoma" w:cs="Tahoma" w:eastAsia="Tahoma" w:hAnsi="Tahoma"/>
-          <w:b/>
-          <w:bCs/>
-          <w:sz w:val="20"/>
-          <w:szCs w:val="20"/>
-        </w:rPr>
-        <w:t xml:space="preserve">UHF (EPC Gen2)</w:t>
-      </w:r>
-      <w:r>
-        <w:rPr>
-          <w:rFonts w:ascii="Tahoma" w:cs="Tahoma" w:eastAsia="Tahoma" w:hAnsi="Tahoma"/>
-          <w:sz w:val="20"/>
-          <w:szCs w:val="20"/>
-        </w:rPr>
-        <w:t xml:space="preserve"> ไม่ใช่ NFC หรือ HF 13.56 MHz</w:t>
-      </w:r>
-    </w:p>
-    <w:p>
-      <w:pPr>
-        <w:pStyle w:val="ListParagraph"/>
-        <w:numPr>
-          <w:ilvl w:val="0"/>
-          <w:numId w:val="10"/>
-        </w:numPr>
-        <w:spacing w:after="40" w:before="40"/>
-      </w:pPr>
-      <w:r>
-        <w:rPr>
-          <w:rFonts w:ascii="Tahoma" w:cs="Tahoma" w:eastAsia="Tahoma" w:hAnsi="Tahoma"/>
-          <w:sz w:val="20"/>
-          <w:szCs w:val="20"/>
-        </w:rPr>
-        <w:t xml:space="preserve">ตรวจ RF region ของ sled — ถ้าเพิ่ง factory reset มาจะยังไม่ได้ตั้ง ทำให้อ่านไม่ติด</w:t>
-      </w:r>
-    </w:p>
-    <w:p>
-      <w:pPr>
-        <w:shd w:fill="F3F4F6" w:val="clear"/>
-        <w:spacing w:after="140" w:before="100" w:line="240"/>
-        <w:ind w:left="180" w:right="180"/>
-      </w:pPr>
-      <w:r>
-        <w:rPr>
-          <w:rFonts w:ascii="Consolas" w:cs="Consolas" w:eastAsia="Consolas" w:hAnsi="Consolas"/>
-          <w:sz w:val="17"/>
-          <w:szCs w:val="17"/>
-        </w:rPr>
-        <w:t xml:space="preserve">python3 rfid_cli.py --raw gr</w:t>
-      </w:r>
-    </w:p>
-    <w:p>
-      <w:pPr>
-        <w:spacing w:after="120" w:before="60" w:line="300"/>
-      </w:pPr>
-      <w:r>
-        <w:rPr>
-          <w:rFonts w:ascii="Tahoma" w:cs="Tahoma" w:eastAsia="Tahoma" w:hAnsi="Tahoma"/>
-          <w:b/>
-          <w:bCs/>
-          <w:sz w:val="20"/>
-          <w:szCs w:val="20"/>
-        </w:rPr>
-        <w:t xml:space="preserve">ควรเห็น</w:t>
-      </w:r>
-      <w:r>
-        <w:rPr>
-          <w:rFonts w:ascii="Tahoma" w:cs="Tahoma" w:eastAsia="Tahoma" w:hAnsi="Tahoma"/>
-          <w:sz w:val="20"/>
-          <w:szCs w:val="20"/>
-        </w:rPr>
-        <w:t xml:space="preserve"> — region ปัจจุบันพร้อมช่องความถี่ที่ใช้ เครื่องที่ใช้งานในไทยควรเป็น </w:t>
-      </w:r>
-      <w:r>
-        <w:rPr>
-          <w:rFonts w:ascii="Consolas" w:cs="Consolas" w:eastAsia="Consolas" w:hAnsi="Consolas"/>
-          <w:sz w:val="18"/>
-          <w:szCs w:val="18"/>
-          <w:shd w:fill="F3F4F6" w:val="clear"/>
-        </w:rPr>
-        <w:t xml:space="preserve">THA</w:t>
-      </w:r>
-    </w:p>
-    <w:p>
-      <w:pPr>
-        <w:spacing w:after="120" w:before="60" w:line="300"/>
-      </w:pPr>
-      <w:r>
-        <w:rPr>
-          <w:rFonts w:ascii="Tahoma" w:cs="Tahoma" w:eastAsia="Tahoma" w:hAnsi="Tahoma"/>
-          <w:sz w:val="20"/>
-          <w:szCs w:val="20"/>
-        </w:rPr>
-        <w:t xml:space="preserve">ถ้าว่างหรือไม่ใช่ ให้ดูว่ารองรับ region อะไรบ้าง</w:t>
-      </w:r>
-    </w:p>
-    <w:p>
-      <w:pPr>
-        <w:shd w:fill="F3F4F6" w:val="clear"/>
-        <w:spacing w:after="140" w:before="100" w:line="240"/>
-        <w:ind w:left="180" w:right="180"/>
-      </w:pPr>
-      <w:r>
-        <w:rPr>
-          <w:rFonts w:ascii="Consolas" w:cs="Consolas" w:eastAsia="Consolas" w:hAnsi="Consolas"/>
-          <w:sz w:val="17"/>
-          <w:szCs w:val="17"/>
-        </w:rPr>
-        <w:t xml:space="preserve">python3 rfid_cli.py --raw ga</w:t>
-      </w:r>
-    </w:p>
-    <w:p>
-      <w:pPr>
-        <w:spacing w:after="120" w:before="60" w:line="300"/>
-      </w:pPr>
-      <w:r>
-        <w:rPr>
-          <w:rFonts w:ascii="Tahoma" w:cs="Tahoma" w:eastAsia="Tahoma" w:hAnsi="Tahoma"/>
-          <w:sz w:val="20"/>
-          <w:szCs w:val="20"/>
-        </w:rPr>
-        <w:t xml:space="preserve">แล้วตั้งค่าด้วย </w:t>
-      </w:r>
-      <w:r>
-        <w:rPr>
-          <w:rFonts w:ascii="Consolas" w:cs="Consolas" w:eastAsia="Consolas" w:hAnsi="Consolas"/>
-          <w:sz w:val="18"/>
-          <w:szCs w:val="18"/>
-          <w:shd w:fill="F3F4F6" w:val="clear"/>
-        </w:rPr>
-        <w:t xml:space="preserve">setregulatory</w:t>
-      </w:r>
-      <w:r>
-        <w:rPr>
-          <w:rFonts w:ascii="Tahoma" w:cs="Tahoma" w:eastAsia="Tahoma" w:hAnsi="Tahoma"/>
-          <w:sz w:val="20"/>
-          <w:szCs w:val="20"/>
-        </w:rPr>
-        <w:t xml:space="preserve"> (</w:t>
-      </w:r>
-      <w:r>
-        <w:rPr>
-          <w:rFonts w:ascii="Consolas" w:cs="Consolas" w:eastAsia="Consolas" w:hAnsi="Consolas"/>
-          <w:sz w:val="18"/>
-          <w:szCs w:val="18"/>
-          <w:shd w:fill="F3F4F6" w:val="clear"/>
-        </w:rPr>
-        <w:t xml:space="preserve">sg</w:t>
-      </w:r>
-      <w:r>
-        <w:rPr>
-          <w:rFonts w:ascii="Tahoma" w:cs="Tahoma" w:eastAsia="Tahoma" w:hAnsi="Tahoma"/>
-          <w:sz w:val="20"/>
-          <w:szCs w:val="20"/>
-        </w:rPr>
-        <w:t xml:space="preserve">) ใส่รหัสประเทศสามตัวอักษร</w:t>
-      </w:r>
-    </w:p>
-    <w:p>
-      <w:pPr>
-        <w:shd w:fill="F3F4F6" w:val="clear"/>
-        <w:spacing w:after="140" w:before="100" w:line="240"/>
-        <w:ind w:left="180" w:right="180"/>
-      </w:pPr>
-      <w:r>
-        <w:rPr>
-          <w:rFonts w:ascii="Consolas" w:cs="Consolas" w:eastAsia="Consolas" w:hAnsi="Consolas"/>
-          <w:sz w:val="17"/>
-          <w:szCs w:val="17"/>
-        </w:rPr>
-        <w:t xml:space="preserve">python3 rfid_cli.py --raw "sg .region THA"</w:t>
-      </w:r>
-    </w:p>
-    <w:p>
-      <w:pPr>
-        <w:spacing w:after="120" w:before="60" w:line="300"/>
-      </w:pPr>
-      <w:r>
-        <w:rPr>
-          <w:rFonts w:ascii="Tahoma" w:cs="Tahoma" w:eastAsia="Tahoma" w:hAnsi="Tahoma"/>
-          <w:b/>
-          <w:bCs/>
-          <w:sz w:val="20"/>
-          <w:szCs w:val="20"/>
-        </w:rPr>
-        <w:t xml:space="preserve">ควรเห็น</w:t>
-      </w:r>
-      <w:r>
-        <w:rPr>
-          <w:rFonts w:ascii="Tahoma" w:cs="Tahoma" w:eastAsia="Tahoma" w:hAnsi="Tahoma"/>
-          <w:sz w:val="20"/>
-          <w:szCs w:val="20"/>
-        </w:rPr>
-        <w:t xml:space="preserve"> — </w:t>
-      </w:r>
-      <w:r>
-        <w:rPr>
-          <w:rFonts w:ascii="Consolas" w:cs="Consolas" w:eastAsia="Consolas" w:hAnsi="Consolas"/>
-          <w:sz w:val="18"/>
-          <w:szCs w:val="18"/>
-          <w:shd w:fill="F3F4F6" w:val="clear"/>
-        </w:rPr>
-        <w:t xml:space="preserve">Command:setregulatory ,Status:OK</w:t>
-      </w:r>
-    </w:p>
-    <w:p>
-      <w:pPr>
-        <w:pBdr>
-          <w:left w:val="single" w:color="1A4D8F" w:sz="12" w:space="8"/>
-        </w:pBdr>
-        <w:spacing w:after="0" w:before="120"/>
-        <w:ind w:left="240"/>
-      </w:pPr>
-      <w:r>
-        <w:rPr>
-          <w:rFonts w:ascii="Tahoma" w:cs="Tahoma" w:eastAsia="Tahoma" w:hAnsi="Tahoma"/>
-          <w:color w:val="444444"/>
-          <w:sz w:val="19"/>
-          <w:szCs w:val="19"/>
-        </w:rPr>
-        <w:t xml:space="preserve">ตั้งค่า region ให้ตรงกับประเทศที่ใช้งานจริงเท่านั้น — เป็นข้อกำหนดทางกฎหมายเรื่อง</w:t>
-      </w:r>
-    </w:p>
-    <w:p>
-      <w:pPr>
-        <w:pBdr>
-          <w:left w:val="single" w:color="1A4D8F" w:sz="12" w:space="8"/>
-        </w:pBdr>
-        <w:spacing w:after="140" w:before="0"/>
-        <w:ind w:left="240"/>
-      </w:pPr>
-      <w:r>
-        <w:rPr>
-          <w:rFonts w:ascii="Tahoma" w:cs="Tahoma" w:eastAsia="Tahoma" w:hAnsi="Tahoma"/>
-          <w:color w:val="444444"/>
-          <w:sz w:val="19"/>
-          <w:szCs w:val="19"/>
-        </w:rPr>
-        <w:t xml:space="preserve">คลื่นความถี่ ไม่ใช่แค่การตั้งค่าให้อ่านติด</w:t>
-      </w:r>
-    </w:p>
-    <w:p>
-      <w:pPr>
-        <w:pStyle w:val="Heading3"/>
-        <w:spacing w:after="120" w:before="220"/>
-      </w:pPr>
-      <w:r>
-        <w:rPr>
-          <w:rFonts w:ascii="Tahoma" w:cs="Tahoma" w:eastAsia="Tahoma" w:hAnsi="Tahoma"/>
-          <w:b/>
-          <w:bCs/>
-          <w:color w:val="222222"/>
-          <w:sz w:val="22"/>
-          <w:szCs w:val="22"/>
-        </w:rPr>
-        <w:t xml:space="preserve">ปัญหา: service ไม่ขึ้น</w:t>
-      </w:r>
-    </w:p>
-    <w:p>
-      <w:pPr>
-        <w:shd w:fill="F3F4F6" w:val="clear"/>
-        <w:spacing w:after="0" w:before="100" w:line="240"/>
-        <w:ind w:left="180" w:right="180"/>
-      </w:pPr>
-      <w:r>
-        <w:rPr>
-          <w:rFonts w:ascii="Consolas" w:cs="Consolas" w:eastAsia="Consolas" w:hAnsi="Consolas"/>
-          <w:sz w:val="17"/>
-          <w:szCs w:val="17"/>
-        </w:rPr>
-        <w:t xml:space="preserve">sudo systemctl status rfid-api</w:t>
-      </w:r>
-    </w:p>
-    <w:p>
-      <w:pPr>
-        <w:shd w:fill="F3F4F6" w:val="clear"/>
-        <w:spacing w:after="140" w:before="0" w:line="240"/>
-        <w:ind w:left="180" w:right="180"/>
-      </w:pPr>
-      <w:r>
-        <w:rPr>
-          <w:rFonts w:ascii="Consolas" w:cs="Consolas" w:eastAsia="Consolas" w:hAnsi="Consolas"/>
-          <w:sz w:val="17"/>
-          <w:szCs w:val="17"/>
-        </w:rPr>
-        <w:t xml:space="preserve">journalctl -u rfid-api -n 50</w:t>
+        <w:t xml:space="preserve">8.4 คำสั่งอื่น</w:t>
       </w:r>
     </w:p>
     <w:tbl>
@@ -5298,7 +4973,7 @@
                 <w:sz w:val="18"/>
                 <w:szCs w:val="18"/>
               </w:rPr>
-              <w:t xml:space="preserve">ข้อความใน log</w:t>
+              <w:t xml:space="preserve">คำสั่ง</w:t>
             </w:r>
           </w:p>
         </w:tc>
@@ -5323,7 +4998,7 @@
                 <w:sz w:val="18"/>
                 <w:szCs w:val="18"/>
               </w:rPr>
-              <w:t xml:space="preserve">สาเหตุ / วิธีแก้</w:t>
+              <w:t xml:space="preserve">ทำอะไร</w:t>
             </w:r>
           </w:p>
         </w:tc>
@@ -5353,7 +5028,7 @@
                 <w:szCs w:val="18"/>
                 <w:shd w:fill="F3F4F6" w:val="clear"/>
               </w:rPr>
-              <w:t xml:space="preserve">ModuleNotFoundError: No module named 'serial'</w:t>
+              <w:t xml:space="preserve">./setup_ap.sh --status</w:t>
             </w:r>
           </w:p>
         </w:tc>
@@ -5377,33 +5052,7 @@
                 <w:sz w:val="18"/>
                 <w:szCs w:val="18"/>
               </w:rPr>
-              <w:t xml:space="preserve">python ที่ unit ใช้ไม่มี dependency — รัน </w:t>
-            </w:r>
-            <w:r>
-              <w:rPr>
-                <w:rFonts w:ascii="Consolas" w:cs="Consolas" w:eastAsia="Consolas" w:hAnsi="Consolas"/>
-                <w:sz w:val="18"/>
-                <w:szCs w:val="18"/>
-                <w:shd w:fill="F3F4F6" w:val="clear"/>
-              </w:rPr>
-              <w:t xml:space="preserve">./install.sh</w:t>
-            </w:r>
-            <w:r>
-              <w:rPr>
-                <w:rFonts w:ascii="Tahoma" w:cs="Tahoma" w:eastAsia="Tahoma" w:hAnsi="Tahoma"/>
-                <w:sz w:val="18"/>
-                <w:szCs w:val="18"/>
-              </w:rPr>
-              <w:t xml:space="preserve"> ใหม่หลัง </w:t>
-            </w:r>
-            <w:r>
-              <w:rPr>
-                <w:rFonts w:ascii="Consolas" w:cs="Consolas" w:eastAsia="Consolas" w:hAnsi="Consolas"/>
-                <w:sz w:val="18"/>
-                <w:szCs w:val="18"/>
-                <w:shd w:fill="F3F4F6" w:val="clear"/>
-              </w:rPr>
-              <w:t xml:space="preserve">source venv/bin/activate</w:t>
+              <w:t xml:space="preserve">ดูสถานะ AP ปัจจุบันและ IP</w:t>
             </w:r>
           </w:p>
         </w:tc>
@@ -5433,7 +5082,7 @@
                 <w:szCs w:val="18"/>
                 <w:shd w:fill="F3F4F6" w:val="clear"/>
               </w:rPr>
-              <w:t xml:space="preserve">Address already in use</w:t>
+              <w:t xml:space="preserve">./setup_ap.sh --off</w:t>
             </w:r>
           </w:p>
         </w:tc>
@@ -5457,24 +5106,7 @@
                 <w:sz w:val="18"/>
                 <w:szCs w:val="18"/>
               </w:rPr>
-              <w:t xml:space="preserve">พอร์ต 8080 ถูกใช้แล้ว — เปลี่ยน </w:t>
-            </w:r>
-            <w:r>
-              <w:rPr>
-                <w:rFonts w:ascii="Consolas" w:cs="Consolas" w:eastAsia="Consolas" w:hAnsi="Consolas"/>
-                <w:sz w:val="18"/>
-                <w:szCs w:val="18"/>
-                <w:shd w:fill="F3F4F6" w:val="clear"/>
-              </w:rPr>
-              <w:t xml:space="preserve">RFID_PORT</w:t>
-            </w:r>
-            <w:r>
-              <w:rPr>
-                <w:rFonts w:ascii="Tahoma" w:cs="Tahoma" w:eastAsia="Tahoma" w:hAnsi="Tahoma"/>
-                <w:sz w:val="18"/>
-                <w:szCs w:val="18"/>
-              </w:rPr>
-              <w:t xml:space="preserve"> ในไฟล์ unit</w:t>
+              <w:t xml:space="preserve">เลิกเป็น AP กลับไปเกาะ Wi-Fi ตามปกติ</w:t>
             </w:r>
           </w:p>
         </w:tc>
@@ -5504,7 +5136,7 @@
                 <w:szCs w:val="18"/>
                 <w:shd w:fill="F3F4F6" w:val="clear"/>
               </w:rPr>
-              <w:t xml:space="preserve">not ready yet (...)</w:t>
+              <w:t xml:space="preserve">./setup_ap.sh --band a --channel 36</w:t>
             </w:r>
           </w:p>
         </w:tc>
@@ -5525,20 +5157,10 @@
             <w:r>
               <w:rPr>
                 <w:rFonts w:ascii="Tahoma" w:cs="Tahoma" w:eastAsia="Tahoma" w:hAnsi="Tahoma"/>
-                <w:b/>
-                <w:bCs/>
-                <w:sz w:val="18"/>
-                <w:szCs w:val="18"/>
-              </w:rPr>
-              <w:t xml:space="preserve">ไม่ใช่ปัญหา</w:t>
-            </w:r>
-            <w:r>
-              <w:rPr>
-                <w:rFonts w:ascii="Tahoma" w:cs="Tahoma" w:eastAsia="Tahoma" w:hAnsi="Tahoma"/>
-                <w:sz w:val="18"/>
-                <w:szCs w:val="18"/>
-              </w:rPr>
-              <w:t xml:space="preserve"> เซิร์ฟเวอร์ขึ้นแล้ว รอต่อเครื่องอ่านตอน request แรก</w:t>
+                <w:sz w:val="18"/>
+                <w:szCs w:val="18"/>
+              </w:rPr>
+              <w:t xml:space="preserve">ใช้ 5 GHz (เร็วกว่าแต่ไปไม่ไกลเท่า)</w:t>
             </w:r>
           </w:p>
         </w:tc>
@@ -5568,7 +5190,7 @@
                 <w:szCs w:val="18"/>
                 <w:shd w:fill="F3F4F6" w:val="clear"/>
               </w:rPr>
-              <w:t xml:space="preserve">Permission denied: '/dev/ttyACM0'</w:t>
+              <w:t xml:space="preserve">./setup_ap.sh --ssid X --password Y</w:t>
             </w:r>
           </w:p>
         </w:tc>
@@ -5592,41 +5214,7 @@
                 <w:sz w:val="18"/>
                 <w:szCs w:val="18"/>
               </w:rPr>
-              <w:t xml:space="preserve">ปัญหาสิทธิ์ — unit ต้องมี </w:t>
-            </w:r>
-            <w:r>
-              <w:rPr>
-                <w:rFonts w:ascii="Consolas" w:cs="Consolas" w:eastAsia="Consolas" w:hAnsi="Consolas"/>
-                <w:sz w:val="18"/>
-                <w:szCs w:val="18"/>
-                <w:shd w:fill="F3F4F6" w:val="clear"/>
-              </w:rPr>
-              <w:t xml:space="preserve">Group=dialout</w:t>
-            </w:r>
-            <w:r>
-              <w:rPr>
-                <w:rFonts w:ascii="Tahoma" w:cs="Tahoma" w:eastAsia="Tahoma" w:hAnsi="Tahoma"/>
-                <w:sz w:val="18"/>
-                <w:szCs w:val="18"/>
-              </w:rPr>
-              <w:t xml:space="preserve"> รัน </w:t>
-            </w:r>
-            <w:r>
-              <w:rPr>
-                <w:rFonts w:ascii="Consolas" w:cs="Consolas" w:eastAsia="Consolas" w:hAnsi="Consolas"/>
-                <w:sz w:val="18"/>
-                <w:szCs w:val="18"/>
-                <w:shd w:fill="F3F4F6" w:val="clear"/>
-              </w:rPr>
-              <w:t xml:space="preserve">./install.sh</w:t>
-            </w:r>
-            <w:r>
-              <w:rPr>
-                <w:rFonts w:ascii="Tahoma" w:cs="Tahoma" w:eastAsia="Tahoma" w:hAnsi="Tahoma"/>
-                <w:sz w:val="18"/>
-                <w:szCs w:val="18"/>
-              </w:rPr>
-              <w:t xml:space="preserve"> ใหม่</w:t>
+              <w:t xml:space="preserve">เปลี่ยนชื่อ/รหัส รันซ้ำได้เลย</w:t>
             </w:r>
           </w:p>
         </w:tc>
@@ -5636,6 +5224,47 @@
       <w:pPr>
         <w:spacing w:after="120"/>
       </w:pPr>
+    </w:p>
+    <w:p>
+      <w:pPr>
+        <w:spacing w:after="120" w:before="60" w:line="300"/>
+      </w:pPr>
+      <w:r>
+        <w:rPr>
+          <w:rFonts w:ascii="Tahoma" w:cs="Tahoma" w:eastAsia="Tahoma" w:hAnsi="Tahoma"/>
+          <w:sz w:val="20"/>
+          <w:szCs w:val="20"/>
+        </w:rPr>
+        <w:t xml:space="preserve">AP จะขึ้นเองหลังรีบูต ทดสอบได้ด้วย</w:t>
+      </w:r>
+    </w:p>
+    <w:p>
+      <w:pPr>
+        <w:shd w:fill="F3F4F6" w:val="clear"/>
+        <w:spacing w:after="140" w:before="100" w:line="240"/>
+        <w:ind w:left="180" w:right="180"/>
+      </w:pPr>
+      <w:r>
+        <w:rPr>
+          <w:rFonts w:ascii="Consolas" w:cs="Consolas" w:eastAsia="Consolas" w:hAnsi="Consolas"/>
+          <w:sz w:val="17"/>
+          <w:szCs w:val="17"/>
+        </w:rPr>
+        <w:t xml:space="preserve">sudo reboot</w:t>
+      </w:r>
+    </w:p>
+    <w:p>
+      <w:pPr>
+        <w:spacing w:after="120" w:before="60" w:line="300"/>
+      </w:pPr>
+      <w:r>
+        <w:rPr>
+          <w:rFonts w:ascii="Tahoma" w:cs="Tahoma" w:eastAsia="Tahoma" w:hAnsi="Tahoma"/>
+          <w:sz w:val="20"/>
+          <w:szCs w:val="20"/>
+        </w:rPr>
+        <w:t xml:space="preserve">แล้วเช็คจากมือถือว่ายังเห็นชื่อ Wi-Fi อยู่</w:t>
+      </w:r>
     </w:p>
     <w:p>
       <w:pPr>
@@ -5651,7 +5280,7 @@
           <w:sz w:val="22"/>
           <w:szCs w:val="22"/>
         </w:rPr>
-        <w:t xml:space="preserve">ปัญหา: เครื่องอื่นเรียก API ไม่ได้</w:t>
+        <w:t xml:space="preserve">8.5 ทำไม sled ไม่เกาะ Wi-Fi นี้</w:t>
       </w:r>
     </w:p>
     <w:p>
@@ -5664,7 +5293,958 @@
           <w:sz w:val="20"/>
           <w:szCs w:val="20"/>
         </w:rPr>
-        <w:t xml:space="preserve">ในเครื่อง Pi เรียกได้ แต่เครื่องอื่นไม่ได้</w:t>
+        <w:t xml:space="preserve">เป็นข้อจำกัดของตัว sled เอง ไม่ใช่สิ่งที่ตั้งค่าได้ มีหลักฐานสามชั้น</w:t>
+      </w:r>
+    </w:p>
+    <w:p>
+      <w:pPr>
+        <w:pStyle w:val="ListParagraph"/>
+        <w:numPr>
+          <w:ilvl w:val="0"/>
+          <w:numId w:val="4"/>
+        </w:numPr>
+        <w:spacing w:after="40" w:before="40"/>
+      </w:pPr>
+      <w:r>
+        <w:rPr>
+          <w:rFonts w:ascii="Tahoma" w:cs="Tahoma" w:eastAsia="Tahoma" w:hAnsi="Tahoma"/>
+          <w:b/>
+          <w:bCs/>
+          <w:sz w:val="20"/>
+          <w:szCs w:val="20"/>
+        </w:rPr>
+        <w:t xml:space="preserve">sled ไม่เปิดพอร์ตให้ต่อเข้า</w:t>
+      </w:r>
+      <w:r>
+        <w:rPr>
+          <w:rFonts w:ascii="Tahoma" w:cs="Tahoma" w:eastAsia="Tahoma" w:hAnsi="Tahoma"/>
+          <w:sz w:val="20"/>
+          <w:szCs w:val="20"/>
+        </w:rPr>
+        <w:t xml:space="preserve"> — ทดสอบแล้ว sled เข้า Wi-Fi และตอบ ARP ได้</w:t>
+      </w:r>
+    </w:p>
+    <w:p>
+      <w:pPr>
+        <w:spacing w:after="120" w:before="60" w:line="300"/>
+      </w:pPr>
+      <w:r>
+        <w:rPr>
+          <w:rFonts w:ascii="Tahoma" w:cs="Tahoma" w:eastAsia="Tahoma" w:hAnsi="Tahoma"/>
+          <w:sz w:val="20"/>
+          <w:szCs w:val="20"/>
+        </w:rPr>
+        <w:t xml:space="preserve">   (สถานะ </w:t>
+      </w:r>
+      <w:r>
+        <w:rPr>
+          <w:rFonts w:ascii="Consolas" w:cs="Consolas" w:eastAsia="Consolas" w:hAnsi="Consolas"/>
+          <w:sz w:val="18"/>
+          <w:szCs w:val="18"/>
+          <w:shd w:fill="F3F4F6" w:val="clear"/>
+        </w:rPr>
+        <w:t xml:space="preserve">Reachable</w:t>
+      </w:r>
+      <w:r>
+        <w:rPr>
+          <w:rFonts w:ascii="Tahoma" w:cs="Tahoma" w:eastAsia="Tahoma" w:hAnsi="Tahoma"/>
+          <w:sz w:val="20"/>
+          <w:szCs w:val="20"/>
+        </w:rPr>
+        <w:t xml:space="preserve">) แต่ไม่ตอบ ICMP และสแกนพอร์ต 1–1024 บวกพอร์ต RFID/IoT</w:t>
+      </w:r>
+    </w:p>
+    <w:p>
+      <w:pPr>
+        <w:spacing w:after="120" w:before="60" w:line="300"/>
+      </w:pPr>
+      <w:r>
+        <w:rPr>
+          <w:rFonts w:ascii="Tahoma" w:cs="Tahoma" w:eastAsia="Tahoma" w:hAnsi="Tahoma"/>
+          <w:sz w:val="20"/>
+          <w:szCs w:val="20"/>
+        </w:rPr>
+        <w:t xml:space="preserve">   ที่ใช้กันทั่วไป </w:t>
+      </w:r>
+      <w:r>
+        <w:rPr>
+          <w:rFonts w:ascii="Tahoma" w:cs="Tahoma" w:eastAsia="Tahoma" w:hAnsi="Tahoma"/>
+          <w:b/>
+          <w:bCs/>
+          <w:sz w:val="20"/>
+          <w:szCs w:val="20"/>
+        </w:rPr>
+        <w:t xml:space="preserve">ไม่พบอะไร listening เลย</w:t>
+      </w:r>
+      <w:r>
+        <w:rPr>
+          <w:rFonts w:ascii="Tahoma" w:cs="Tahoma" w:eastAsia="Tahoma" w:hAnsi="Tahoma"/>
+          <w:sz w:val="20"/>
+          <w:szCs w:val="20"/>
+        </w:rPr>
+        <w:t xml:space="preserve"> จึงไม่มีปลายทางให้ส่งคำสั่งไป</w:t>
+      </w:r>
+    </w:p>
+    <w:p>
+      <w:pPr>
+        <w:pStyle w:val="ListParagraph"/>
+        <w:numPr>
+          <w:ilvl w:val="0"/>
+          <w:numId w:val="5"/>
+        </w:numPr>
+        <w:spacing w:after="40" w:before="40"/>
+      </w:pPr>
+      <w:r>
+        <w:rPr>
+          <w:rFonts w:ascii="Tahoma" w:cs="Tahoma" w:eastAsia="Tahoma" w:hAnsi="Tahoma"/>
+          <w:b/>
+          <w:bCs/>
+          <w:sz w:val="20"/>
+          <w:szCs w:val="20"/>
+        </w:rPr>
+        <w:t xml:space="preserve">Zebra ตอบเองในฟอรั่มนักพัฒนา</w:t>
+      </w:r>
+      <w:r>
+        <w:rPr>
+          <w:rFonts w:ascii="Tahoma" w:cs="Tahoma" w:eastAsia="Tahoma" w:hAnsi="Tahoma"/>
+          <w:sz w:val="20"/>
+          <w:szCs w:val="20"/>
+        </w:rPr>
+        <w:t xml:space="preserve"> — *"the MQTT if defined can only be available</w:t>
+      </w:r>
+    </w:p>
+    <w:p>
+      <w:pPr>
+        <w:spacing w:after="120" w:before="60" w:line="300"/>
+      </w:pPr>
+      <w:r>
+        <w:rPr>
+          <w:rFonts w:ascii="Tahoma" w:cs="Tahoma" w:eastAsia="Tahoma" w:hAnsi="Tahoma"/>
+          <w:sz w:val="20"/>
+          <w:szCs w:val="20"/>
+        </w:rPr>
+        <w:t xml:space="preserve">   for Reader Management functionality and not for RFID expected interactions"*</w:t>
+      </w:r>
+    </w:p>
+    <w:p>
+      <w:pPr>
+        <w:pStyle w:val="ListParagraph"/>
+        <w:numPr>
+          <w:ilvl w:val="0"/>
+          <w:numId w:val="6"/>
+        </w:numPr>
+        <w:spacing w:after="40" w:before="40"/>
+      </w:pPr>
+      <w:r>
+        <w:rPr>
+          <w:rFonts w:ascii="Tahoma" w:cs="Tahoma" w:eastAsia="Tahoma" w:hAnsi="Tahoma"/>
+          <w:b/>
+          <w:bCs/>
+          <w:sz w:val="20"/>
+          <w:szCs w:val="20"/>
+        </w:rPr>
+        <w:t xml:space="preserve">คู่มือยืนยัน</w:t>
+      </w:r>
+      <w:r>
+        <w:rPr>
+          <w:rFonts w:ascii="Tahoma" w:cs="Tahoma" w:eastAsia="Tahoma" w:hAnsi="Tahoma"/>
+          <w:sz w:val="20"/>
+          <w:szCs w:val="20"/>
+        </w:rPr>
+        <w:t xml:space="preserve"> — </w:t>
+      </w:r>
+      <w:r>
+        <w:rPr>
+          <w:rFonts w:ascii="Consolas" w:cs="Consolas" w:eastAsia="Consolas" w:hAnsi="Consolas"/>
+          <w:sz w:val="18"/>
+          <w:szCs w:val="18"/>
+          <w:shd w:fill="F3F4F6" w:val="clear"/>
+        </w:rPr>
+        <w:t xml:space="preserve">rfd4031-prg-en.pdf</w:t>
+      </w:r>
+      <w:r>
+        <w:rPr>
+          <w:rFonts w:ascii="Tahoma" w:cs="Tahoma" w:eastAsia="Tahoma" w:hAnsi="Tahoma"/>
+          <w:sz w:val="20"/>
+          <w:szCs w:val="20"/>
+        </w:rPr>
+        <w:t xml:space="preserve"> หน้า 25 จัด MQTT ไว้ใต้หัวข้อ</w:t>
+      </w:r>
+    </w:p>
+    <w:p>
+      <w:pPr>
+        <w:spacing w:after="120" w:before="60" w:line="300"/>
+      </w:pPr>
+      <w:r>
+        <w:rPr>
+          <w:rFonts w:ascii="Tahoma" w:cs="Tahoma" w:eastAsia="Tahoma" w:hAnsi="Tahoma"/>
+          <w:sz w:val="20"/>
+          <w:szCs w:val="20"/>
+        </w:rPr>
+        <w:t xml:space="preserve">   *Mobile Device Management Overview* (partner 42Gears, SOTI) ไม่ใช่เส้นทางข้อมูลแท็ก</w:t>
+      </w:r>
+    </w:p>
+    <w:p>
+      <w:pPr>
+        <w:spacing w:after="120" w:before="60" w:line="300"/>
+      </w:pPr>
+      <w:r>
+        <w:rPr>
+          <w:rFonts w:ascii="Tahoma" w:cs="Tahoma" w:eastAsia="Tahoma" w:hAnsi="Tahoma"/>
+          <w:sz w:val="20"/>
+          <w:szCs w:val="20"/>
+        </w:rPr>
+        <w:t xml:space="preserve">ถ้าให้ sled เกาะ Wi-Fi นี้ มันจะเชื่อมได้จริง แต่สั่งอ่านไม่ได้ — ใช้ได้แค่ให้ระบบ</w:t>
+      </w:r>
+    </w:p>
+    <w:p>
+      <w:pPr>
+        <w:spacing w:after="120" w:before="60" w:line="300"/>
+      </w:pPr>
+      <w:r>
+        <w:rPr>
+          <w:rFonts w:ascii="Tahoma" w:cs="Tahoma" w:eastAsia="Tahoma" w:hAnsi="Tahoma"/>
+          <w:sz w:val="20"/>
+          <w:szCs w:val="20"/>
+        </w:rPr>
+        <w:t xml:space="preserve">MDM เข้ามาจัดการเครื่อง</w:t>
+      </w:r>
+    </w:p>
+    <w:p>
+      <w:pPr>
+        <w:spacing w:after="120" w:before="60" w:line="300"/>
+      </w:pPr>
+      <w:r>
+        <w:rPr>
+          <w:rFonts w:ascii="Tahoma" w:cs="Tahoma" w:eastAsia="Tahoma" w:hAnsi="Tahoma"/>
+          <w:b/>
+          <w:bCs/>
+          <w:sz w:val="20"/>
+          <w:szCs w:val="20"/>
+        </w:rPr>
+        <w:t xml:space="preserve">ถ้าต้องการให้ sled ไร้สายจริงๆ</w:t>
+      </w:r>
+      <w:r>
+        <w:rPr>
+          <w:rFonts w:ascii="Tahoma" w:cs="Tahoma" w:eastAsia="Tahoma" w:hAnsi="Tahoma"/>
+          <w:sz w:val="20"/>
+          <w:szCs w:val="20"/>
+        </w:rPr>
+        <w:t xml:space="preserve"> ทางที่ Zebra รองรับคือ </w:t>
+      </w:r>
+      <w:r>
+        <w:rPr>
+          <w:rFonts w:ascii="Tahoma" w:cs="Tahoma" w:eastAsia="Tahoma" w:hAnsi="Tahoma"/>
+          <w:b/>
+          <w:bCs/>
+          <w:sz w:val="20"/>
+          <w:szCs w:val="20"/>
+        </w:rPr>
+        <w:t xml:space="preserve">Bluetooth SPP</w:t>
+      </w:r>
+    </w:p>
+    <w:p>
+      <w:pPr>
+        <w:spacing w:after="120" w:before="60" w:line="300"/>
+      </w:pPr>
+      <w:r>
+        <w:rPr>
+          <w:rFonts w:ascii="Tahoma" w:cs="Tahoma" w:eastAsia="Tahoma" w:hAnsi="Tahoma"/>
+          <w:sz w:val="20"/>
+          <w:szCs w:val="20"/>
+        </w:rPr>
+        <w:t xml:space="preserve">ซึ่ง ZETI วิ่งได้ — Pi แพร์กับ sled แล้วคุยผ่าน </w:t>
+      </w:r>
+      <w:r>
+        <w:rPr>
+          <w:rFonts w:ascii="Consolas" w:cs="Consolas" w:eastAsia="Consolas" w:hAnsi="Consolas"/>
+          <w:sz w:val="18"/>
+          <w:szCs w:val="18"/>
+          <w:shd w:fill="F3F4F6" w:val="clear"/>
+        </w:rPr>
+        <w:t xml:space="preserve">/dev/rfcomm0</w:t>
+      </w:r>
+      <w:r>
+        <w:rPr>
+          <w:rFonts w:ascii="Tahoma" w:cs="Tahoma" w:eastAsia="Tahoma" w:hAnsi="Tahoma"/>
+          <w:sz w:val="20"/>
+          <w:szCs w:val="20"/>
+        </w:rPr>
+        <w:t xml:space="preserve"> โค้ดชุดนี้ใช้ได้เลย</w:t>
+      </w:r>
+    </w:p>
+    <w:p>
+      <w:pPr>
+        <w:spacing w:after="120" w:before="60" w:line="300"/>
+      </w:pPr>
+      <w:r>
+        <w:rPr>
+          <w:rFonts w:ascii="Tahoma" w:cs="Tahoma" w:eastAsia="Tahoma" w:hAnsi="Tahoma"/>
+          <w:sz w:val="20"/>
+          <w:szCs w:val="20"/>
+        </w:rPr>
+        <w:t xml:space="preserve">ไม่ต้องแก้ protocol แต่ยังไม่ได้ทำในเวอร์ชันนี้</w:t>
+      </w:r>
+    </w:p>
+    <w:p>
+      <w:pPr>
+        <w:pBdr>
+          <w:bottom w:val="single" w:color="C8CDD4" w:sz="6" w:space="1"/>
+        </w:pBdr>
+        <w:spacing w:after="160" w:before="120"/>
+      </w:pPr>
+    </w:p>
+    <w:p>
+      <w:pPr>
+        <w:pStyle w:val="Heading2"/>
+        <w:pBdr>
+          <w:bottom w:val="single" w:color="D0D7E2" w:sz="6" w:space="4"/>
+        </w:pBdr>
+        <w:spacing w:after="120" w:before="300"/>
+      </w:pPr>
+      <w:r>
+        <w:rPr>
+          <w:rFonts w:ascii="Tahoma" w:cs="Tahoma" w:eastAsia="Tahoma" w:hAnsi="Tahoma"/>
+          <w:b/>
+          <w:bCs/>
+          <w:color w:val="1A4D8F"/>
+          <w:sz w:val="26"/>
+          <w:szCs w:val="26"/>
+        </w:rPr>
+        <w:t xml:space="preserve">ขั้นที่ 9 แก้ปัญหา</w:t>
+      </w:r>
+    </w:p>
+    <w:p>
+      <w:pPr>
+        <w:pStyle w:val="Heading3"/>
+        <w:spacing w:after="120" w:before="220"/>
+      </w:pPr>
+      <w:r>
+        <w:rPr>
+          <w:rFonts w:ascii="Tahoma" w:cs="Tahoma" w:eastAsia="Tahoma" w:hAnsi="Tahoma"/>
+          <w:b/>
+          <w:bCs/>
+          <w:color w:val="222222"/>
+          <w:sz w:val="22"/>
+          <w:szCs w:val="22"/>
+        </w:rPr>
+        <w:t xml:space="preserve">ปัญหา: Pi ไม่เห็น sled</w:t>
+      </w:r>
+    </w:p>
+    <w:p>
+      <w:pPr>
+        <w:spacing w:after="120" w:before="60" w:line="300"/>
+      </w:pPr>
+      <w:r>
+        <w:rPr>
+          <w:rFonts w:ascii="Consolas" w:cs="Consolas" w:eastAsia="Consolas" w:hAnsi="Consolas"/>
+          <w:sz w:val="18"/>
+          <w:szCs w:val="18"/>
+          <w:shd w:fill="F3F4F6" w:val="clear"/>
+        </w:rPr>
+        <w:t xml:space="preserve">lsusb</w:t>
+      </w:r>
+      <w:r>
+        <w:rPr>
+          <w:rFonts w:ascii="Tahoma" w:cs="Tahoma" w:eastAsia="Tahoma" w:hAnsi="Tahoma"/>
+          <w:sz w:val="20"/>
+          <w:szCs w:val="20"/>
+        </w:rPr>
+        <w:t xml:space="preserve"> ไม่ขึ้นอะไรเลย</w:t>
+      </w:r>
+    </w:p>
+    <w:p>
+      <w:pPr>
+        <w:pStyle w:val="ListParagraph"/>
+        <w:numPr>
+          <w:ilvl w:val="0"/>
+          <w:numId w:val="7"/>
+        </w:numPr>
+        <w:spacing w:after="40" w:before="40"/>
+      </w:pPr>
+      <w:r>
+        <w:rPr>
+          <w:rFonts w:ascii="Tahoma" w:cs="Tahoma" w:eastAsia="Tahoma" w:hAnsi="Tahoma"/>
+          <w:sz w:val="20"/>
+          <w:szCs w:val="20"/>
+        </w:rPr>
+        <w:t xml:space="preserve">ตรวจว่าใส่แบตเตอรี่ใน sled แล้ว — ไม่มีแบต sled ไม่ทำงานแม้เสียบ USB</w:t>
+      </w:r>
+    </w:p>
+    <w:p>
+      <w:pPr>
+        <w:pStyle w:val="ListParagraph"/>
+        <w:numPr>
+          <w:ilvl w:val="0"/>
+          <w:numId w:val="7"/>
+        </w:numPr>
+        <w:spacing w:after="40" w:before="40"/>
+      </w:pPr>
+      <w:r>
+        <w:rPr>
+          <w:rFonts w:ascii="Tahoma" w:cs="Tahoma" w:eastAsia="Tahoma" w:hAnsi="Tahoma"/>
+          <w:sz w:val="20"/>
+          <w:szCs w:val="20"/>
+        </w:rPr>
+        <w:t xml:space="preserve">เปลี่ยนสาย USB-C — สายชาร์จบางเส้นไม่มีสายข้อมูล</w:t>
+      </w:r>
+    </w:p>
+    <w:p>
+      <w:pPr>
+        <w:pStyle w:val="ListParagraph"/>
+        <w:numPr>
+          <w:ilvl w:val="0"/>
+          <w:numId w:val="7"/>
+        </w:numPr>
+        <w:spacing w:after="40" w:before="40"/>
+      </w:pPr>
+      <w:r>
+        <w:rPr>
+          <w:rFonts w:ascii="Tahoma" w:cs="Tahoma" w:eastAsia="Tahoma" w:hAnsi="Tahoma"/>
+          <w:sz w:val="20"/>
+          <w:szCs w:val="20"/>
+        </w:rPr>
+        <w:t xml:space="preserve">เสียบพอร์ต USB อื่นของ Pi</w:t>
+      </w:r>
+    </w:p>
+    <w:p>
+      <w:pPr>
+        <w:pStyle w:val="ListParagraph"/>
+        <w:numPr>
+          <w:ilvl w:val="0"/>
+          <w:numId w:val="7"/>
+        </w:numPr>
+        <w:spacing w:after="40" w:before="40"/>
+      </w:pPr>
+      <w:r>
+        <w:rPr>
+          <w:rFonts w:ascii="Tahoma" w:cs="Tahoma" w:eastAsia="Tahoma" w:hAnsi="Tahoma"/>
+          <w:sz w:val="20"/>
+          <w:szCs w:val="20"/>
+        </w:rPr>
+        <w:t xml:space="preserve">กดไกเพื่อปลุก sled แล้วลองใหม่</w:t>
+      </w:r>
+    </w:p>
+    <w:p>
+      <w:pPr>
+        <w:shd w:fill="F3F4F6" w:val="clear"/>
+        <w:spacing w:after="140" w:before="100" w:line="240"/>
+        <w:ind w:left="180" w:right="180"/>
+      </w:pPr>
+      <w:r>
+        <w:rPr>
+          <w:rFonts w:ascii="Consolas" w:cs="Consolas" w:eastAsia="Consolas" w:hAnsi="Consolas"/>
+          <w:sz w:val="17"/>
+          <w:szCs w:val="17"/>
+        </w:rPr>
+        <w:t xml:space="preserve">dmesg | tail -20</w:t>
+      </w:r>
+    </w:p>
+    <w:p>
+      <w:pPr>
+        <w:spacing w:after="120" w:before="60" w:line="300"/>
+      </w:pPr>
+      <w:r>
+        <w:rPr>
+          <w:rFonts w:ascii="Tahoma" w:cs="Tahoma" w:eastAsia="Tahoma" w:hAnsi="Tahoma"/>
+          <w:sz w:val="20"/>
+          <w:szCs w:val="20"/>
+        </w:rPr>
+        <w:t xml:space="preserve">ดูว่ามีบรรทัด </w:t>
+      </w:r>
+      <w:r>
+        <w:rPr>
+          <w:rFonts w:ascii="Consolas" w:cs="Consolas" w:eastAsia="Consolas" w:hAnsi="Consolas"/>
+          <w:sz w:val="18"/>
+          <w:szCs w:val="18"/>
+          <w:shd w:fill="F3F4F6" w:val="clear"/>
+        </w:rPr>
+        <w:t xml:space="preserve">cdc_acm</w:t>
+      </w:r>
+      <w:r>
+        <w:rPr>
+          <w:rFonts w:ascii="Tahoma" w:cs="Tahoma" w:eastAsia="Tahoma" w:hAnsi="Tahoma"/>
+          <w:sz w:val="20"/>
+          <w:szCs w:val="20"/>
+        </w:rPr>
+        <w:t xml:space="preserve"> กับ </w:t>
+      </w:r>
+      <w:r>
+        <w:rPr>
+          <w:rFonts w:ascii="Consolas" w:cs="Consolas" w:eastAsia="Consolas" w:hAnsi="Consolas"/>
+          <w:sz w:val="18"/>
+          <w:szCs w:val="18"/>
+          <w:shd w:fill="F3F4F6" w:val="clear"/>
+        </w:rPr>
+        <w:t xml:space="preserve">ttyACM</w:t>
+      </w:r>
+      <w:r>
+        <w:rPr>
+          <w:rFonts w:ascii="Tahoma" w:cs="Tahoma" w:eastAsia="Tahoma" w:hAnsi="Tahoma"/>
+          <w:sz w:val="20"/>
+          <w:szCs w:val="20"/>
+        </w:rPr>
+        <w:t xml:space="preserve"> โผล่มาตอนเสียบหรือไม่</w:t>
+      </w:r>
+    </w:p>
+    <w:p>
+      <w:pPr>
+        <w:pStyle w:val="Heading3"/>
+        <w:spacing w:after="120" w:before="220"/>
+      </w:pPr>
+      <w:r>
+        <w:rPr>
+          <w:rFonts w:ascii="Tahoma" w:cs="Tahoma" w:eastAsia="Tahoma" w:hAnsi="Tahoma"/>
+          <w:b/>
+          <w:bCs/>
+          <w:color w:val="222222"/>
+          <w:sz w:val="22"/>
+          <w:szCs w:val="22"/>
+        </w:rPr>
+        <w:t xml:space="preserve">ปัญหา: sled อยู่โหมด HID (PID_1200)</w:t>
+      </w:r>
+    </w:p>
+    <w:p>
+      <w:pPr>
+        <w:spacing w:after="120" w:before="60" w:line="300"/>
+      </w:pPr>
+      <w:r>
+        <w:rPr>
+          <w:rFonts w:ascii="Consolas" w:cs="Consolas" w:eastAsia="Consolas" w:hAnsi="Consolas"/>
+          <w:sz w:val="18"/>
+          <w:szCs w:val="18"/>
+          <w:shd w:fill="F3F4F6" w:val="clear"/>
+        </w:rPr>
+        <w:t xml:space="preserve">lsusb</w:t>
+      </w:r>
+      <w:r>
+        <w:rPr>
+          <w:rFonts w:ascii="Tahoma" w:cs="Tahoma" w:eastAsia="Tahoma" w:hAnsi="Tahoma"/>
+          <w:sz w:val="20"/>
+          <w:szCs w:val="20"/>
+        </w:rPr>
+        <w:t xml:space="preserve"> ขึ้น </w:t>
+      </w:r>
+      <w:r>
+        <w:rPr>
+          <w:rFonts w:ascii="Consolas" w:cs="Consolas" w:eastAsia="Consolas" w:hAnsi="Consolas"/>
+          <w:sz w:val="18"/>
+          <w:szCs w:val="18"/>
+          <w:shd w:fill="F3F4F6" w:val="clear"/>
+        </w:rPr>
+        <w:t xml:space="preserve">05e0:1200</w:t>
+      </w:r>
+      <w:r>
+        <w:rPr>
+          <w:rFonts w:ascii="Tahoma" w:cs="Tahoma" w:eastAsia="Tahoma" w:hAnsi="Tahoma"/>
+          <w:sz w:val="20"/>
+          <w:szCs w:val="20"/>
+        </w:rPr>
+        <w:t xml:space="preserve"> แทน </w:t>
+      </w:r>
+      <w:r>
+        <w:rPr>
+          <w:rFonts w:ascii="Consolas" w:cs="Consolas" w:eastAsia="Consolas" w:hAnsi="Consolas"/>
+          <w:sz w:val="18"/>
+          <w:szCs w:val="18"/>
+          <w:shd w:fill="F3F4F6" w:val="clear"/>
+        </w:rPr>
+        <w:t xml:space="preserve">05e0:1701</w:t>
+      </w:r>
+      <w:r>
+        <w:rPr>
+          <w:rFonts w:ascii="Tahoma" w:cs="Tahoma" w:eastAsia="Tahoma" w:hAnsi="Tahoma"/>
+          <w:sz w:val="20"/>
+          <w:szCs w:val="20"/>
+        </w:rPr>
+        <w:t xml:space="preserve"> — sled อยู่โหมดคีย์บอร์ด ใช้กับโปรแกรมนี้ไม่ได้</w:t>
+      </w:r>
+    </w:p>
+    <w:p>
+      <w:pPr>
+        <w:spacing w:after="120" w:before="60" w:line="300"/>
+      </w:pPr>
+      <w:r>
+        <w:rPr>
+          <w:rFonts w:ascii="Tahoma" w:cs="Tahoma" w:eastAsia="Tahoma" w:hAnsi="Tahoma"/>
+          <w:b/>
+          <w:bCs/>
+          <w:sz w:val="20"/>
+          <w:szCs w:val="20"/>
+        </w:rPr>
+        <w:t xml:space="preserve">วิธี factory reset</w:t>
+      </w:r>
+    </w:p>
+    <w:p>
+      <w:pPr>
+        <w:pStyle w:val="ListParagraph"/>
+        <w:numPr>
+          <w:ilvl w:val="0"/>
+          <w:numId w:val="8"/>
+        </w:numPr>
+        <w:spacing w:after="40" w:before="40"/>
+      </w:pPr>
+      <w:r>
+        <w:rPr>
+          <w:rFonts w:ascii="Tahoma" w:cs="Tahoma" w:eastAsia="Tahoma" w:hAnsi="Tahoma"/>
+          <w:sz w:val="20"/>
+          <w:szCs w:val="20"/>
+        </w:rPr>
+        <w:t xml:space="preserve">ถอดแบตเตอรี่และแหล่งจ่ายไฟออกให้หมด</w:t>
+      </w:r>
+    </w:p>
+    <w:p>
+      <w:pPr>
+        <w:pStyle w:val="ListParagraph"/>
+        <w:numPr>
+          <w:ilvl w:val="0"/>
+          <w:numId w:val="8"/>
+        </w:numPr>
+        <w:spacing w:after="40" w:before="40"/>
+      </w:pPr>
+      <w:r>
+        <w:rPr>
+          <w:rFonts w:ascii="Tahoma" w:cs="Tahoma" w:eastAsia="Tahoma" w:hAnsi="Tahoma"/>
+          <w:sz w:val="20"/>
+          <w:szCs w:val="20"/>
+        </w:rPr>
+        <w:t xml:space="preserve">เสียบสาย USB เข้าแหล่งจ่ายไฟ — ไฟ LED แบตจะกะพริบ</w:t>
+      </w:r>
+    </w:p>
+    <w:p>
+      <w:pPr>
+        <w:pStyle w:val="ListParagraph"/>
+        <w:numPr>
+          <w:ilvl w:val="0"/>
+          <w:numId w:val="8"/>
+        </w:numPr>
+        <w:spacing w:after="40" w:before="40"/>
+      </w:pPr>
+      <w:r>
+        <w:rPr>
+          <w:rFonts w:ascii="Tahoma" w:cs="Tahoma" w:eastAsia="Tahoma" w:hAnsi="Tahoma"/>
+          <w:b/>
+          <w:bCs/>
+          <w:sz w:val="20"/>
+          <w:szCs w:val="20"/>
+        </w:rPr>
+        <w:t xml:space="preserve">ภายใน 5 วินาที</w:t>
+      </w:r>
+      <w:r>
+        <w:rPr>
+          <w:rFonts w:ascii="Tahoma" w:cs="Tahoma" w:eastAsia="Tahoma" w:hAnsi="Tahoma"/>
+          <w:sz w:val="20"/>
+          <w:szCs w:val="20"/>
+        </w:rPr>
+        <w:t xml:space="preserve"> กดไกบน (upper trigger) ค้างไว้</w:t>
+      </w:r>
+    </w:p>
+    <w:p>
+      <w:pPr>
+        <w:pStyle w:val="ListParagraph"/>
+        <w:numPr>
+          <w:ilvl w:val="0"/>
+          <w:numId w:val="8"/>
+        </w:numPr>
+        <w:spacing w:after="40" w:before="40"/>
+      </w:pPr>
+      <w:r>
+        <w:rPr>
+          <w:rFonts w:ascii="Tahoma" w:cs="Tahoma" w:eastAsia="Tahoma" w:hAnsi="Tahoma"/>
+          <w:b/>
+          <w:bCs/>
+          <w:sz w:val="20"/>
+          <w:szCs w:val="20"/>
+        </w:rPr>
+        <w:t xml:space="preserve">ภายใน 30 วินาที</w:t>
+      </w:r>
+      <w:r>
+        <w:rPr>
+          <w:rFonts w:ascii="Tahoma" w:cs="Tahoma" w:eastAsia="Tahoma" w:hAnsi="Tahoma"/>
+          <w:sz w:val="20"/>
+          <w:szCs w:val="20"/>
+        </w:rPr>
+        <w:t xml:space="preserve"> ใส่แบตเตอรี่กลับ</w:t>
+      </w:r>
+    </w:p>
+    <w:p>
+      <w:pPr>
+        <w:pStyle w:val="ListParagraph"/>
+        <w:numPr>
+          <w:ilvl w:val="0"/>
+          <w:numId w:val="8"/>
+        </w:numPr>
+        <w:spacing w:after="40" w:before="40"/>
+      </w:pPr>
+      <w:r>
+        <w:rPr>
+          <w:rFonts w:ascii="Tahoma" w:cs="Tahoma" w:eastAsia="Tahoma" w:hAnsi="Tahoma"/>
+          <w:sz w:val="20"/>
+          <w:szCs w:val="20"/>
+        </w:rPr>
+        <w:t xml:space="preserve">ได้ยินเสียง beep ยืนยัน แล้วปล่อยไก</w:t>
+      </w:r>
+    </w:p>
+    <w:p>
+      <w:pPr>
+        <w:spacing w:after="120" w:before="60" w:line="300"/>
+      </w:pPr>
+      <w:r>
+        <w:rPr>
+          <w:rFonts w:ascii="Tahoma" w:cs="Tahoma" w:eastAsia="Tahoma" w:hAnsi="Tahoma"/>
+          <w:sz w:val="20"/>
+          <w:szCs w:val="20"/>
+        </w:rPr>
+        <w:t xml:space="preserve">sled จะรีบูตกลับเป็นค่าโรงงาน </w:t>
+      </w:r>
+      <w:r>
+        <w:rPr>
+          <w:rFonts w:ascii="Tahoma" w:cs="Tahoma" w:eastAsia="Tahoma" w:hAnsi="Tahoma"/>
+          <w:b/>
+          <w:bCs/>
+          <w:sz w:val="20"/>
+          <w:szCs w:val="20"/>
+        </w:rPr>
+        <w:t xml:space="preserve">ต้องตั้งค่า RF region ใหม่</w:t>
+      </w:r>
+      <w:r>
+        <w:rPr>
+          <w:rFonts w:ascii="Tahoma" w:cs="Tahoma" w:eastAsia="Tahoma" w:hAnsi="Tahoma"/>
+          <w:sz w:val="20"/>
+          <w:szCs w:val="20"/>
+        </w:rPr>
+        <w:t xml:space="preserve"> ดู</w:t>
+      </w:r>
+    </w:p>
+    <w:p>
+      <w:pPr>
+        <w:spacing w:after="120" w:before="60" w:line="300"/>
+      </w:pPr>
+      <w:r>
+        <w:rPr>
+          <w:rFonts w:ascii="Tahoma" w:cs="Tahoma" w:eastAsia="Tahoma" w:hAnsi="Tahoma"/>
+          <w:color w:val="1A4D8F"/>
+          <w:sz w:val="20"/>
+          <w:szCs w:val="20"/>
+          <w:u w:val="single"/>
+        </w:rPr>
+        <w:t xml:space="preserve">ปัญหา: อ่านไม่เจอแท็ก</w:t>
+      </w:r>
+      <w:r>
+        <w:rPr>
+          <w:rFonts w:ascii="Tahoma" w:cs="Tahoma" w:eastAsia="Tahoma" w:hAnsi="Tahoma"/>
+          <w:sz w:val="20"/>
+          <w:szCs w:val="20"/>
+        </w:rPr>
+        <w:t xml:space="preserve"> ข้อ 5</w:t>
+      </w:r>
+    </w:p>
+    <w:p>
+      <w:pPr>
+        <w:pBdr>
+          <w:left w:val="single" w:color="1A4D8F" w:sz="12" w:space="8"/>
+        </w:pBdr>
+        <w:spacing w:after="140" w:before="120"/>
+        <w:ind w:left="240"/>
+      </w:pPr>
+      <w:r>
+        <w:rPr>
+          <w:rFonts w:ascii="Tahoma" w:cs="Tahoma" w:eastAsia="Tahoma" w:hAnsi="Tahoma"/>
+          <w:color w:val="444444"/>
+          <w:sz w:val="19"/>
+          <w:szCs w:val="19"/>
+        </w:rPr>
+        <w:t xml:space="preserve">อย่าสับสนกับ *Bootloader Recovery* ซึ่งใช้ </w:t>
+      </w:r>
+      <w:r>
+        <w:rPr>
+          <w:rFonts w:ascii="Tahoma" w:cs="Tahoma" w:eastAsia="Tahoma" w:hAnsi="Tahoma"/>
+          <w:b/>
+          <w:bCs/>
+          <w:color w:val="444444"/>
+          <w:sz w:val="19"/>
+          <w:szCs w:val="19"/>
+        </w:rPr>
+        <w:t xml:space="preserve">ไกล่าง</w:t>
+      </w:r>
+      <w:r>
+        <w:rPr>
+          <w:rFonts w:ascii="Tahoma" w:cs="Tahoma" w:eastAsia="Tahoma" w:hAnsi="Tahoma"/>
+          <w:color w:val="444444"/>
+          <w:sz w:val="19"/>
+          <w:szCs w:val="19"/>
+        </w:rPr>
+        <w:t xml:space="preserve"> — อันนั้นสำหรับแฟลช firmware</w:t>
+      </w:r>
+    </w:p>
+    <w:p>
+      <w:pPr>
+        <w:pStyle w:val="Heading3"/>
+        <w:spacing w:after="120" w:before="220"/>
+      </w:pPr>
+      <w:r>
+        <w:rPr>
+          <w:rFonts w:ascii="Tahoma" w:cs="Tahoma" w:eastAsia="Tahoma" w:hAnsi="Tahoma"/>
+          <w:b/>
+          <w:bCs/>
+          <w:color w:val="222222"/>
+          <w:sz w:val="22"/>
+          <w:szCs w:val="22"/>
+        </w:rPr>
+        <w:t xml:space="preserve">ปัญหา: `no ZETI serial port found`</w:t>
+      </w:r>
+    </w:p>
+    <w:p>
+      <w:pPr>
+        <w:shd w:fill="F3F4F6" w:val="clear"/>
+        <w:spacing w:after="140" w:before="100" w:line="240"/>
+        <w:ind w:left="180" w:right="180"/>
+      </w:pPr>
+      <w:r>
+        <w:rPr>
+          <w:rFonts w:ascii="Consolas" w:cs="Consolas" w:eastAsia="Consolas" w:hAnsi="Consolas"/>
+          <w:sz w:val="17"/>
+          <w:szCs w:val="17"/>
+        </w:rPr>
+        <w:t xml:space="preserve">no ZETI serial port found - is the sled plugged in and awake?</w:t>
+      </w:r>
+    </w:p>
+    <w:p>
+      <w:pPr>
+        <w:spacing w:after="120" w:before="60" w:line="300"/>
+      </w:pPr>
+      <w:r>
+        <w:rPr>
+          <w:rFonts w:ascii="Tahoma" w:cs="Tahoma" w:eastAsia="Tahoma" w:hAnsi="Tahoma"/>
+          <w:sz w:val="20"/>
+          <w:szCs w:val="20"/>
+        </w:rPr>
+        <w:t xml:space="preserve">สาเหตุที่พบบ่อย เรียงตามโอกาส</w:t>
+      </w:r>
+    </w:p>
+    <w:p>
+      <w:pPr>
+        <w:pStyle w:val="ListParagraph"/>
+        <w:numPr>
+          <w:ilvl w:val="0"/>
+          <w:numId w:val="9"/>
+        </w:numPr>
+        <w:spacing w:after="40" w:before="40"/>
+      </w:pPr>
+      <w:r>
+        <w:rPr>
+          <w:rFonts w:ascii="Tahoma" w:cs="Tahoma" w:eastAsia="Tahoma" w:hAnsi="Tahoma"/>
+          <w:b/>
+          <w:bCs/>
+          <w:sz w:val="20"/>
+          <w:szCs w:val="20"/>
+        </w:rPr>
+        <w:t xml:space="preserve">sled หลับ</w:t>
+      </w:r>
+      <w:r>
+        <w:rPr>
+          <w:rFonts w:ascii="Tahoma" w:cs="Tahoma" w:eastAsia="Tahoma" w:hAnsi="Tahoma"/>
+          <w:sz w:val="20"/>
+          <w:szCs w:val="20"/>
+        </w:rPr>
+        <w:t xml:space="preserve"> — กดไกเพื่อปลุก แล้วลองใหม่</w:t>
+      </w:r>
+    </w:p>
+    <w:p>
+      <w:pPr>
+        <w:spacing w:after="120" w:before="60" w:line="300"/>
+      </w:pPr>
+      <w:r>
+        <w:rPr>
+          <w:rFonts w:ascii="Tahoma" w:cs="Tahoma" w:eastAsia="Tahoma" w:hAnsi="Tahoma"/>
+          <w:sz w:val="20"/>
+          <w:szCs w:val="20"/>
+        </w:rPr>
+        <w:t xml:space="preserve">   sled หลับเมื่อไม่ใช้งานประมาณ 20 วินาที และ </w:t>
+      </w:r>
+      <w:r>
+        <w:rPr>
+          <w:rFonts w:ascii="Tahoma" w:cs="Tahoma" w:eastAsia="Tahoma" w:hAnsi="Tahoma"/>
+          <w:b/>
+          <w:bCs/>
+          <w:sz w:val="20"/>
+          <w:szCs w:val="20"/>
+        </w:rPr>
+        <w:t xml:space="preserve">หลุดจาก USB ไปเลย</w:t>
+      </w:r>
+      <w:r>
+        <w:rPr>
+          <w:rFonts w:ascii="Tahoma" w:cs="Tahoma" w:eastAsia="Tahoma" w:hAnsi="Tahoma"/>
+          <w:sz w:val="20"/>
+          <w:szCs w:val="20"/>
+        </w:rPr>
+        <w:t xml:space="preserve"> พอร์ตหายทั้งพอร์ต</w:t>
+      </w:r>
+    </w:p>
+    <w:p>
+      <w:pPr>
+        <w:pStyle w:val="ListParagraph"/>
+        <w:numPr>
+          <w:ilvl w:val="0"/>
+          <w:numId w:val="10"/>
+        </w:numPr>
+        <w:spacing w:after="40" w:before="40"/>
+      </w:pPr>
+      <w:r>
+        <w:rPr>
+          <w:rFonts w:ascii="Tahoma" w:cs="Tahoma" w:eastAsia="Tahoma" w:hAnsi="Tahoma"/>
+          <w:b/>
+          <w:bCs/>
+          <w:sz w:val="20"/>
+          <w:szCs w:val="20"/>
+        </w:rPr>
+        <w:t xml:space="preserve">ไม่มีสิทธิ์ dialout</w:t>
+      </w:r>
+      <w:r>
+        <w:rPr>
+          <w:rFonts w:ascii="Tahoma" w:cs="Tahoma" w:eastAsia="Tahoma" w:hAnsi="Tahoma"/>
+          <w:sz w:val="20"/>
+          <w:szCs w:val="20"/>
+        </w:rPr>
+        <w:t xml:space="preserve"> — ตรวจด้วย</w:t>
+      </w:r>
+    </w:p>
+    <w:p>
+      <w:pPr>
+        <w:shd w:fill="F3F4F6" w:val="clear"/>
+        <w:spacing w:after="140" w:before="100" w:line="240"/>
+        <w:ind w:left="180" w:right="180"/>
+      </w:pPr>
+      <w:r>
+        <w:rPr>
+          <w:rFonts w:ascii="Consolas" w:cs="Consolas" w:eastAsia="Consolas" w:hAnsi="Consolas"/>
+          <w:sz w:val="17"/>
+          <w:szCs w:val="17"/>
+        </w:rPr>
+        <w:t xml:space="preserve">id -nG | grep dialout</w:t>
+      </w:r>
+    </w:p>
+    <w:p>
+      <w:pPr>
+        <w:spacing w:after="120" w:before="60" w:line="300"/>
+      </w:pPr>
+      <w:r>
+        <w:rPr>
+          <w:rFonts w:ascii="Tahoma" w:cs="Tahoma" w:eastAsia="Tahoma" w:hAnsi="Tahoma"/>
+          <w:sz w:val="20"/>
+          <w:szCs w:val="20"/>
+        </w:rPr>
+        <w:t xml:space="preserve">ถ้าไม่มีให้ย้อนไป </w:t>
+      </w:r>
+      <w:r>
+        <w:rPr>
+          <w:rFonts w:ascii="Tahoma" w:cs="Tahoma" w:eastAsia="Tahoma" w:hAnsi="Tahoma"/>
+          <w:color w:val="1A4D8F"/>
+          <w:sz w:val="20"/>
+          <w:szCs w:val="20"/>
+          <w:u w:val="single"/>
+        </w:rPr>
+        <w:t xml:space="preserve">ขั้นที่ 3</w:t>
       </w:r>
     </w:p>
     <w:p>
@@ -5679,10 +6259,33 @@
       <w:r>
         <w:rPr>
           <w:rFonts w:ascii="Tahoma" w:cs="Tahoma" w:eastAsia="Tahoma" w:hAnsi="Tahoma"/>
-          <w:sz w:val="20"/>
-          <w:szCs w:val="20"/>
-        </w:rPr>
-        <w:t xml:space="preserve">ตรวจว่า bind ทุก interface — ต้องเป็น </w:t>
+          <w:b/>
+          <w:bCs/>
+          <w:sz w:val="20"/>
+          <w:szCs w:val="20"/>
+        </w:rPr>
+        <w:t xml:space="preserve">โปรแกรมอื่นถือพอร์ตอยู่</w:t>
+      </w:r>
+      <w:r>
+        <w:rPr>
+          <w:rFonts w:ascii="Tahoma" w:cs="Tahoma" w:eastAsia="Tahoma" w:hAnsi="Tahoma"/>
+          <w:sz w:val="20"/>
+          <w:szCs w:val="20"/>
+        </w:rPr>
+        <w:t xml:space="preserve"> — เครื่องอ่านเปิดได้ครั้งละโปรเซสเดียว ถ้า service</w:t>
+      </w:r>
+    </w:p>
+    <w:p>
+      <w:pPr>
+        <w:spacing w:after="120" w:before="60" w:line="300"/>
+      </w:pPr>
+      <w:r>
+        <w:rPr>
+          <w:rFonts w:ascii="Tahoma" w:cs="Tahoma" w:eastAsia="Tahoma" w:hAnsi="Tahoma"/>
+          <w:sz w:val="20"/>
+          <w:szCs w:val="20"/>
+        </w:rPr>
+        <w:t xml:space="preserve">   กำลังรันอยู่ </w:t>
       </w:r>
       <w:r>
         <w:rPr>
@@ -5691,42 +6294,15 @@
           <w:szCs w:val="18"/>
           <w:shd w:fill="F3F4F6" w:val="clear"/>
         </w:rPr>
-        <w:t xml:space="preserve">RFID_HOST=0.0.0.0</w:t>
-      </w:r>
-      <w:r>
-        <w:rPr>
-          <w:rFonts w:ascii="Tahoma" w:cs="Tahoma" w:eastAsia="Tahoma" w:hAnsi="Tahoma"/>
-          <w:sz w:val="20"/>
-          <w:szCs w:val="20"/>
-        </w:rPr>
-        <w:t xml:space="preserve"> ไม่ใช่ </w:t>
-      </w:r>
-      <w:r>
-        <w:rPr>
-          <w:rFonts w:ascii="Consolas" w:cs="Consolas" w:eastAsia="Consolas" w:hAnsi="Consolas"/>
-          <w:sz w:val="18"/>
-          <w:szCs w:val="18"/>
-          <w:shd w:fill="F3F4F6" w:val="clear"/>
-        </w:rPr>
-        <w:t xml:space="preserve">127.0.0.1</w:t>
-      </w:r>
-    </w:p>
-    <w:p>
-      <w:pPr>
-        <w:pStyle w:val="ListParagraph"/>
-        <w:numPr>
-          <w:ilvl w:val="0"/>
-          <w:numId w:val="11"/>
-        </w:numPr>
-        <w:spacing w:after="40" w:before="40"/>
-      </w:pPr>
-      <w:r>
-        <w:rPr>
-          <w:rFonts w:ascii="Tahoma" w:cs="Tahoma" w:eastAsia="Tahoma" w:hAnsi="Tahoma"/>
-          <w:sz w:val="20"/>
-          <w:szCs w:val="20"/>
-        </w:rPr>
-        <w:t xml:space="preserve">หา IP ของ Pi</w:t>
+        <w:t xml:space="preserve">rfid_cli.py</w:t>
+      </w:r>
+      <w:r>
+        <w:rPr>
+          <w:rFonts w:ascii="Tahoma" w:cs="Tahoma" w:eastAsia="Tahoma" w:hAnsi="Tahoma"/>
+          <w:sz w:val="20"/>
+          <w:szCs w:val="20"/>
+        </w:rPr>
+        <w:t xml:space="preserve"> จะเปิดพอร์ตไม่ได้</w:t>
       </w:r>
     </w:p>
     <w:p>
@@ -5741,7 +6317,35 @@
           <w:sz w:val="17"/>
           <w:szCs w:val="17"/>
         </w:rPr>
-        <w:t xml:space="preserve">hostname -I</w:t>
+        <w:t xml:space="preserve">sudo systemctl stop rfid-api     # หยุด service ก่อนทดสอบด้วย CLI</w:t>
+      </w:r>
+    </w:p>
+    <w:p>
+      <w:pPr>
+        <w:spacing w:after="120" w:before="60" w:line="300"/>
+      </w:pPr>
+      <w:r>
+        <w:rPr>
+          <w:rFonts w:ascii="Tahoma" w:cs="Tahoma" w:eastAsia="Tahoma" w:hAnsi="Tahoma"/>
+          <w:sz w:val="20"/>
+          <w:szCs w:val="20"/>
+        </w:rPr>
+        <w:t xml:space="preserve">ดูว่าใครถือพอร์ตอยู่</w:t>
+      </w:r>
+    </w:p>
+    <w:p>
+      <w:pPr>
+        <w:shd w:fill="F3F4F6" w:val="clear"/>
+        <w:spacing w:after="140" w:before="100" w:line="240"/>
+        <w:ind w:left="180" w:right="180"/>
+      </w:pPr>
+      <w:r>
+        <w:rPr>
+          <w:rFonts w:ascii="Consolas" w:cs="Consolas" w:eastAsia="Consolas" w:hAnsi="Consolas"/>
+          <w:sz w:val="17"/>
+          <w:szCs w:val="17"/>
+        </w:rPr>
+        <w:t xml:space="preserve">sudo fuser -v /dev/ttyACM0</w:t>
       </w:r>
     </w:p>
     <w:p>
@@ -5756,25 +6360,102 @@
       <w:r>
         <w:rPr>
           <w:rFonts w:ascii="Tahoma" w:cs="Tahoma" w:eastAsia="Tahoma" w:hAnsi="Tahoma"/>
-          <w:sz w:val="20"/>
-          <w:szCs w:val="20"/>
-        </w:rPr>
-        <w:t xml:space="preserve">ลองจากเครื่องอื่น</w:t>
-      </w:r>
-    </w:p>
-    <w:p>
-      <w:pPr>
-        <w:shd w:fill="F3F4F6" w:val="clear"/>
-        <w:spacing w:after="140" w:before="100" w:line="240"/>
-        <w:ind w:left="180" w:right="180"/>
-      </w:pPr>
-      <w:r>
-        <w:rPr>
-          <w:rFonts w:ascii="Consolas" w:cs="Consolas" w:eastAsia="Consolas" w:hAnsi="Consolas"/>
-          <w:sz w:val="17"/>
-          <w:szCs w:val="17"/>
-        </w:rPr>
-        <w:t xml:space="preserve">curl http://&lt;ip-ของ-pi&gt;:8080/api/health</w:t>
+          <w:b/>
+          <w:bCs/>
+          <w:sz w:val="20"/>
+          <w:szCs w:val="20"/>
+        </w:rPr>
+        <w:t xml:space="preserve">สายหลวม</w:t>
+      </w:r>
+      <w:r>
+        <w:rPr>
+          <w:rFonts w:ascii="Tahoma" w:cs="Tahoma" w:eastAsia="Tahoma" w:hAnsi="Tahoma"/>
+          <w:sz w:val="20"/>
+          <w:szCs w:val="20"/>
+        </w:rPr>
+        <w:t xml:space="preserve"> — ถอดเสียบสาย USB แล้วรอ 5 วินาที</w:t>
+      </w:r>
+    </w:p>
+    <w:p>
+      <w:pPr>
+        <w:pStyle w:val="Heading3"/>
+        <w:spacing w:after="120" w:before="220"/>
+      </w:pPr>
+      <w:r>
+        <w:rPr>
+          <w:rFonts w:ascii="Tahoma" w:cs="Tahoma" w:eastAsia="Tahoma" w:hAnsi="Tahoma"/>
+          <w:b/>
+          <w:bCs/>
+          <w:color w:val="222222"/>
+          <w:sz w:val="22"/>
+          <w:szCs w:val="22"/>
+        </w:rPr>
+        <w:t xml:space="preserve">ปัญหา: อ่านไม่เจอแท็ก</w:t>
+      </w:r>
+    </w:p>
+    <w:p>
+      <w:pPr>
+        <w:spacing w:after="120" w:before="60" w:line="300"/>
+      </w:pPr>
+      <w:r>
+        <w:rPr>
+          <w:rFonts w:ascii="Tahoma" w:cs="Tahoma" w:eastAsia="Tahoma" w:hAnsi="Tahoma"/>
+          <w:sz w:val="20"/>
+          <w:szCs w:val="20"/>
+        </w:rPr>
+        <w:t xml:space="preserve">ได้ </w:t>
+      </w:r>
+      <w:r>
+        <w:rPr>
+          <w:rFonts w:ascii="Consolas" w:cs="Consolas" w:eastAsia="Consolas" w:hAnsi="Consolas"/>
+          <w:sz w:val="18"/>
+          <w:szCs w:val="18"/>
+          <w:shd w:fill="F3F4F6" w:val="clear"/>
+        </w:rPr>
+        <w:t xml:space="preserve">0 tag(s)</w:t>
+      </w:r>
+      <w:r>
+        <w:rPr>
+          <w:rFonts w:ascii="Tahoma" w:cs="Tahoma" w:eastAsia="Tahoma" w:hAnsi="Tahoma"/>
+          <w:sz w:val="20"/>
+          <w:szCs w:val="20"/>
+        </w:rPr>
+        <w:t xml:space="preserve"> หรือ </w:t>
+      </w:r>
+      <w:r>
+        <w:rPr>
+          <w:rFonts w:ascii="Consolas" w:cs="Consolas" w:eastAsia="Consolas" w:hAnsi="Consolas"/>
+          <w:sz w:val="18"/>
+          <w:szCs w:val="18"/>
+          <w:shd w:fill="F3F4F6" w:val="clear"/>
+        </w:rPr>
+        <w:t xml:space="preserve">{"count":0,"tags":[]}</w:t>
+      </w:r>
+      <w:r>
+        <w:rPr>
+          <w:rFonts w:ascii="Tahoma" w:cs="Tahoma" w:eastAsia="Tahoma" w:hAnsi="Tahoma"/>
+          <w:sz w:val="20"/>
+          <w:szCs w:val="20"/>
+        </w:rPr>
+        <w:t xml:space="preserve"> ซึ่ง </w:t>
+      </w:r>
+      <w:r>
+        <w:rPr>
+          <w:rFonts w:ascii="Tahoma" w:cs="Tahoma" w:eastAsia="Tahoma" w:hAnsi="Tahoma"/>
+          <w:b/>
+          <w:bCs/>
+          <w:sz w:val="20"/>
+          <w:szCs w:val="20"/>
+        </w:rPr>
+        <w:t xml:space="preserve">ไม่ใช่ error</w:t>
+      </w:r>
+      <w:r>
+        <w:rPr>
+          <w:rFonts w:ascii="Tahoma" w:cs="Tahoma" w:eastAsia="Tahoma" w:hAnsi="Tahoma"/>
+          <w:sz w:val="20"/>
+          <w:szCs w:val="20"/>
+        </w:rPr>
+        <w:t xml:space="preserve"> — แปลว่าอ่านแล้วแต่ไม่พบ</w:t>
       </w:r>
     </w:p>
     <w:p>
@@ -5792,7 +6473,25 @@
           <w:sz w:val="20"/>
           <w:szCs w:val="20"/>
         </w:rPr>
-        <w:t xml:space="preserve">ถ้าเปิด firewall ไว้ ต้องเปิดพอร์ต</w:t>
+        <w:t xml:space="preserve">ขยับแท็กเข้าใกล้เสาอากาศ 10–20 ซม.</w:t>
+      </w:r>
+    </w:p>
+    <w:p>
+      <w:pPr>
+        <w:pStyle w:val="ListParagraph"/>
+        <w:numPr>
+          <w:ilvl w:val="0"/>
+          <w:numId w:val="13"/>
+        </w:numPr>
+        <w:spacing w:after="40" w:before="40"/>
+      </w:pPr>
+      <w:r>
+        <w:rPr>
+          <w:rFonts w:ascii="Tahoma" w:cs="Tahoma" w:eastAsia="Tahoma" w:hAnsi="Tahoma"/>
+          <w:sz w:val="20"/>
+          <w:szCs w:val="20"/>
+        </w:rPr>
+        <w:t xml:space="preserve">เพิ่มกำลังส่ง</w:t>
       </w:r>
     </w:p>
     <w:p>
@@ -5807,7 +6506,301 @@
           <w:sz w:val="17"/>
           <w:szCs w:val="17"/>
         </w:rPr>
-        <w:t xml:space="preserve">sudo ufw allow 8080/tcp</w:t>
+        <w:t xml:space="preserve">python3 rfid_cli.py --dbm 27 --ms 2000</w:t>
+      </w:r>
+    </w:p>
+    <w:p>
+      <w:pPr>
+        <w:pStyle w:val="ListParagraph"/>
+        <w:numPr>
+          <w:ilvl w:val="0"/>
+          <w:numId w:val="14"/>
+        </w:numPr>
+        <w:spacing w:after="40" w:before="40"/>
+      </w:pPr>
+      <w:r>
+        <w:rPr>
+          <w:rFonts w:ascii="Tahoma" w:cs="Tahoma" w:eastAsia="Tahoma" w:hAnsi="Tahoma"/>
+          <w:sz w:val="20"/>
+          <w:szCs w:val="20"/>
+        </w:rPr>
+        <w:t xml:space="preserve">ตรวจว่าตั้ง </w:t>
+      </w:r>
+      <w:r>
+        <w:rPr>
+          <w:rFonts w:ascii="Consolas" w:cs="Consolas" w:eastAsia="Consolas" w:hAnsi="Consolas"/>
+          <w:sz w:val="18"/>
+          <w:szCs w:val="18"/>
+          <w:shd w:fill="F3F4F6" w:val="clear"/>
+        </w:rPr>
+        <w:t xml:space="preserve">--minrssi</w:t>
+      </w:r>
+      <w:r>
+        <w:rPr>
+          <w:rFonts w:ascii="Tahoma" w:cs="Tahoma" w:eastAsia="Tahoma" w:hAnsi="Tahoma"/>
+          <w:sz w:val="20"/>
+          <w:szCs w:val="20"/>
+        </w:rPr>
+        <w:t xml:space="preserve"> ไว้แรงเกินไปหรือไม่ — ลองเอาออก</w:t>
+      </w:r>
+    </w:p>
+    <w:p>
+      <w:pPr>
+        <w:pStyle w:val="ListParagraph"/>
+        <w:numPr>
+          <w:ilvl w:val="0"/>
+          <w:numId w:val="14"/>
+        </w:numPr>
+        <w:spacing w:after="40" w:before="40"/>
+      </w:pPr>
+      <w:r>
+        <w:rPr>
+          <w:rFonts w:ascii="Tahoma" w:cs="Tahoma" w:eastAsia="Tahoma" w:hAnsi="Tahoma"/>
+          <w:sz w:val="20"/>
+          <w:szCs w:val="20"/>
+        </w:rPr>
+        <w:t xml:space="preserve">ตรวจว่าแท็กเป็น </w:t>
+      </w:r>
+      <w:r>
+        <w:rPr>
+          <w:rFonts w:ascii="Tahoma" w:cs="Tahoma" w:eastAsia="Tahoma" w:hAnsi="Tahoma"/>
+          <w:b/>
+          <w:bCs/>
+          <w:sz w:val="20"/>
+          <w:szCs w:val="20"/>
+        </w:rPr>
+        <w:t xml:space="preserve">UHF (EPC Gen2)</w:t>
+      </w:r>
+      <w:r>
+        <w:rPr>
+          <w:rFonts w:ascii="Tahoma" w:cs="Tahoma" w:eastAsia="Tahoma" w:hAnsi="Tahoma"/>
+          <w:sz w:val="20"/>
+          <w:szCs w:val="20"/>
+        </w:rPr>
+        <w:t xml:space="preserve"> ไม่ใช่ NFC หรือ HF 13.56 MHz</w:t>
+      </w:r>
+    </w:p>
+    <w:p>
+      <w:pPr>
+        <w:pStyle w:val="ListParagraph"/>
+        <w:numPr>
+          <w:ilvl w:val="0"/>
+          <w:numId w:val="14"/>
+        </w:numPr>
+        <w:spacing w:after="40" w:before="40"/>
+      </w:pPr>
+      <w:r>
+        <w:rPr>
+          <w:rFonts w:ascii="Tahoma" w:cs="Tahoma" w:eastAsia="Tahoma" w:hAnsi="Tahoma"/>
+          <w:sz w:val="20"/>
+          <w:szCs w:val="20"/>
+        </w:rPr>
+        <w:t xml:space="preserve">ตรวจ RF region ของ sled — ถ้าเพิ่ง factory reset มาจะยังไม่ได้ตั้ง ทำให้อ่านไม่ติด</w:t>
+      </w:r>
+    </w:p>
+    <w:p>
+      <w:pPr>
+        <w:shd w:fill="F3F4F6" w:val="clear"/>
+        <w:spacing w:after="140" w:before="100" w:line="240"/>
+        <w:ind w:left="180" w:right="180"/>
+      </w:pPr>
+      <w:r>
+        <w:rPr>
+          <w:rFonts w:ascii="Consolas" w:cs="Consolas" w:eastAsia="Consolas" w:hAnsi="Consolas"/>
+          <w:sz w:val="17"/>
+          <w:szCs w:val="17"/>
+        </w:rPr>
+        <w:t xml:space="preserve">python3 rfid_cli.py --raw gr</w:t>
+      </w:r>
+    </w:p>
+    <w:p>
+      <w:pPr>
+        <w:spacing w:after="120" w:before="60" w:line="300"/>
+      </w:pPr>
+      <w:r>
+        <w:rPr>
+          <w:rFonts w:ascii="Tahoma" w:cs="Tahoma" w:eastAsia="Tahoma" w:hAnsi="Tahoma"/>
+          <w:b/>
+          <w:bCs/>
+          <w:sz w:val="20"/>
+          <w:szCs w:val="20"/>
+        </w:rPr>
+        <w:t xml:space="preserve">ควรเห็น</w:t>
+      </w:r>
+      <w:r>
+        <w:rPr>
+          <w:rFonts w:ascii="Tahoma" w:cs="Tahoma" w:eastAsia="Tahoma" w:hAnsi="Tahoma"/>
+          <w:sz w:val="20"/>
+          <w:szCs w:val="20"/>
+        </w:rPr>
+        <w:t xml:space="preserve"> — region ปัจจุบันพร้อมช่องความถี่ที่ใช้ เครื่องที่ใช้งานในไทยควรเป็น </w:t>
+      </w:r>
+      <w:r>
+        <w:rPr>
+          <w:rFonts w:ascii="Consolas" w:cs="Consolas" w:eastAsia="Consolas" w:hAnsi="Consolas"/>
+          <w:sz w:val="18"/>
+          <w:szCs w:val="18"/>
+          <w:shd w:fill="F3F4F6" w:val="clear"/>
+        </w:rPr>
+        <w:t xml:space="preserve">THA</w:t>
+      </w:r>
+    </w:p>
+    <w:p>
+      <w:pPr>
+        <w:spacing w:after="120" w:before="60" w:line="300"/>
+      </w:pPr>
+      <w:r>
+        <w:rPr>
+          <w:rFonts w:ascii="Tahoma" w:cs="Tahoma" w:eastAsia="Tahoma" w:hAnsi="Tahoma"/>
+          <w:sz w:val="20"/>
+          <w:szCs w:val="20"/>
+        </w:rPr>
+        <w:t xml:space="preserve">ถ้าว่างหรือไม่ใช่ ให้ดูว่ารองรับ region อะไรบ้าง</w:t>
+      </w:r>
+    </w:p>
+    <w:p>
+      <w:pPr>
+        <w:shd w:fill="F3F4F6" w:val="clear"/>
+        <w:spacing w:after="140" w:before="100" w:line="240"/>
+        <w:ind w:left="180" w:right="180"/>
+      </w:pPr>
+      <w:r>
+        <w:rPr>
+          <w:rFonts w:ascii="Consolas" w:cs="Consolas" w:eastAsia="Consolas" w:hAnsi="Consolas"/>
+          <w:sz w:val="17"/>
+          <w:szCs w:val="17"/>
+        </w:rPr>
+        <w:t xml:space="preserve">python3 rfid_cli.py --raw ga</w:t>
+      </w:r>
+    </w:p>
+    <w:p>
+      <w:pPr>
+        <w:spacing w:after="120" w:before="60" w:line="300"/>
+      </w:pPr>
+      <w:r>
+        <w:rPr>
+          <w:rFonts w:ascii="Tahoma" w:cs="Tahoma" w:eastAsia="Tahoma" w:hAnsi="Tahoma"/>
+          <w:sz w:val="20"/>
+          <w:szCs w:val="20"/>
+        </w:rPr>
+        <w:t xml:space="preserve">แล้วตั้งค่าด้วย </w:t>
+      </w:r>
+      <w:r>
+        <w:rPr>
+          <w:rFonts w:ascii="Consolas" w:cs="Consolas" w:eastAsia="Consolas" w:hAnsi="Consolas"/>
+          <w:sz w:val="18"/>
+          <w:szCs w:val="18"/>
+          <w:shd w:fill="F3F4F6" w:val="clear"/>
+        </w:rPr>
+        <w:t xml:space="preserve">setregulatory</w:t>
+      </w:r>
+      <w:r>
+        <w:rPr>
+          <w:rFonts w:ascii="Tahoma" w:cs="Tahoma" w:eastAsia="Tahoma" w:hAnsi="Tahoma"/>
+          <w:sz w:val="20"/>
+          <w:szCs w:val="20"/>
+        </w:rPr>
+        <w:t xml:space="preserve"> (</w:t>
+      </w:r>
+      <w:r>
+        <w:rPr>
+          <w:rFonts w:ascii="Consolas" w:cs="Consolas" w:eastAsia="Consolas" w:hAnsi="Consolas"/>
+          <w:sz w:val="18"/>
+          <w:szCs w:val="18"/>
+          <w:shd w:fill="F3F4F6" w:val="clear"/>
+        </w:rPr>
+        <w:t xml:space="preserve">sg</w:t>
+      </w:r>
+      <w:r>
+        <w:rPr>
+          <w:rFonts w:ascii="Tahoma" w:cs="Tahoma" w:eastAsia="Tahoma" w:hAnsi="Tahoma"/>
+          <w:sz w:val="20"/>
+          <w:szCs w:val="20"/>
+        </w:rPr>
+        <w:t xml:space="preserve">) ใส่รหัสประเทศสามตัวอักษร</w:t>
+      </w:r>
+    </w:p>
+    <w:p>
+      <w:pPr>
+        <w:shd w:fill="F3F4F6" w:val="clear"/>
+        <w:spacing w:after="140" w:before="100" w:line="240"/>
+        <w:ind w:left="180" w:right="180"/>
+      </w:pPr>
+      <w:r>
+        <w:rPr>
+          <w:rFonts w:ascii="Consolas" w:cs="Consolas" w:eastAsia="Consolas" w:hAnsi="Consolas"/>
+          <w:sz w:val="17"/>
+          <w:szCs w:val="17"/>
+        </w:rPr>
+        <w:t xml:space="preserve">python3 rfid_cli.py --raw "sg .region THA"</w:t>
+      </w:r>
+    </w:p>
+    <w:p>
+      <w:pPr>
+        <w:spacing w:after="120" w:before="60" w:line="300"/>
+      </w:pPr>
+      <w:r>
+        <w:rPr>
+          <w:rFonts w:ascii="Tahoma" w:cs="Tahoma" w:eastAsia="Tahoma" w:hAnsi="Tahoma"/>
+          <w:b/>
+          <w:bCs/>
+          <w:sz w:val="20"/>
+          <w:szCs w:val="20"/>
+        </w:rPr>
+        <w:t xml:space="preserve">ควรเห็น</w:t>
+      </w:r>
+      <w:r>
+        <w:rPr>
+          <w:rFonts w:ascii="Tahoma" w:cs="Tahoma" w:eastAsia="Tahoma" w:hAnsi="Tahoma"/>
+          <w:sz w:val="20"/>
+          <w:szCs w:val="20"/>
+        </w:rPr>
+        <w:t xml:space="preserve"> — </w:t>
+      </w:r>
+      <w:r>
+        <w:rPr>
+          <w:rFonts w:ascii="Consolas" w:cs="Consolas" w:eastAsia="Consolas" w:hAnsi="Consolas"/>
+          <w:sz w:val="18"/>
+          <w:szCs w:val="18"/>
+          <w:shd w:fill="F3F4F6" w:val="clear"/>
+        </w:rPr>
+        <w:t xml:space="preserve">Command:setregulatory ,Status:OK</w:t>
+      </w:r>
+    </w:p>
+    <w:p>
+      <w:pPr>
+        <w:pBdr>
+          <w:left w:val="single" w:color="1A4D8F" w:sz="12" w:space="8"/>
+        </w:pBdr>
+        <w:spacing w:after="0" w:before="120"/>
+        <w:ind w:left="240"/>
+      </w:pPr>
+      <w:r>
+        <w:rPr>
+          <w:rFonts w:ascii="Tahoma" w:cs="Tahoma" w:eastAsia="Tahoma" w:hAnsi="Tahoma"/>
+          <w:color w:val="444444"/>
+          <w:sz w:val="19"/>
+          <w:szCs w:val="19"/>
+        </w:rPr>
+        <w:t xml:space="preserve">ตั้งค่า region ให้ตรงกับประเทศที่ใช้งานจริงเท่านั้น — เป็นข้อกำหนดทางกฎหมายเรื่อง</w:t>
+      </w:r>
+    </w:p>
+    <w:p>
+      <w:pPr>
+        <w:pBdr>
+          <w:left w:val="single" w:color="1A4D8F" w:sz="12" w:space="8"/>
+        </w:pBdr>
+        <w:spacing w:after="140" w:before="0"/>
+        <w:ind w:left="240"/>
+      </w:pPr>
+      <w:r>
+        <w:rPr>
+          <w:rFonts w:ascii="Tahoma" w:cs="Tahoma" w:eastAsia="Tahoma" w:hAnsi="Tahoma"/>
+          <w:color w:val="444444"/>
+          <w:sz w:val="19"/>
+          <w:szCs w:val="19"/>
+        </w:rPr>
+        <w:t xml:space="preserve">คลื่นความถี่ ไม่ใช่แค่การตั้งค่าให้อ่านติด</w:t>
       </w:r>
     </w:p>
     <w:p>
@@ -5824,6 +6817,1346 @@
           <w:sz w:val="22"/>
           <w:szCs w:val="22"/>
         </w:rPr>
+        <w:t xml:space="preserve">ปัญหา: service ไม่ขึ้น</w:t>
+      </w:r>
+    </w:p>
+    <w:p>
+      <w:pPr>
+        <w:shd w:fill="F3F4F6" w:val="clear"/>
+        <w:spacing w:after="0" w:before="100" w:line="240"/>
+        <w:ind w:left="180" w:right="180"/>
+      </w:pPr>
+      <w:r>
+        <w:rPr>
+          <w:rFonts w:ascii="Consolas" w:cs="Consolas" w:eastAsia="Consolas" w:hAnsi="Consolas"/>
+          <w:sz w:val="17"/>
+          <w:szCs w:val="17"/>
+        </w:rPr>
+        <w:t xml:space="preserve">sudo systemctl status rfid-api</w:t>
+      </w:r>
+    </w:p>
+    <w:p>
+      <w:pPr>
+        <w:shd w:fill="F3F4F6" w:val="clear"/>
+        <w:spacing w:after="140" w:before="0" w:line="240"/>
+        <w:ind w:left="180" w:right="180"/>
+      </w:pPr>
+      <w:r>
+        <w:rPr>
+          <w:rFonts w:ascii="Consolas" w:cs="Consolas" w:eastAsia="Consolas" w:hAnsi="Consolas"/>
+          <w:sz w:val="17"/>
+          <w:szCs w:val="17"/>
+        </w:rPr>
+        <w:t xml:space="preserve">journalctl -u rfid-api -n 50</w:t>
+      </w:r>
+    </w:p>
+    <w:tbl>
+      <w:tblPr>
+        <w:tblW w:type="dxa" w:w="9460"/>
+        <w:tblBorders>
+          <w:top w:val="single" w:color="auto" w:sz="4"/>
+          <w:left w:val="single" w:color="auto" w:sz="4"/>
+          <w:bottom w:val="single" w:color="auto" w:sz="4"/>
+          <w:right w:val="single" w:color="auto" w:sz="4"/>
+          <w:insideH w:val="single" w:color="auto" w:sz="4"/>
+          <w:insideV w:val="single" w:color="auto" w:sz="4"/>
+        </w:tblBorders>
+      </w:tblPr>
+      <w:tblGrid>
+        <w:gridCol w:w="4730"/>
+        <w:gridCol w:w="4730"/>
+      </w:tblGrid>
+      <w:tr>
+        <w:trPr>
+          <w:tblHeader/>
+        </w:trPr>
+        <w:tc>
+          <w:tcPr>
+            <w:tcW w:type="dxa" w:w="4730"/>
+            <w:shd w:fill="E8EAED" w:val="clear"/>
+            <w:tcMar>
+              <w:top w:type="dxa" w:w="60"/>
+              <w:left w:type="dxa" w:w="100"/>
+              <w:bottom w:type="dxa" w:w="60"/>
+              <w:right w:type="dxa" w:w="100"/>
+            </w:tcMar>
+          </w:tcPr>
+          <w:p>
+            <w:pPr>
+              <w:spacing w:after="0" w:before="0"/>
+            </w:pPr>
+            <w:r>
+              <w:rPr>
+                <w:rFonts w:ascii="Tahoma" w:cs="Tahoma" w:eastAsia="Tahoma" w:hAnsi="Tahoma"/>
+                <w:sz w:val="18"/>
+                <w:szCs w:val="18"/>
+              </w:rPr>
+              <w:t xml:space="preserve">ข้อความใน log</w:t>
+            </w:r>
+          </w:p>
+        </w:tc>
+        <w:tc>
+          <w:tcPr>
+            <w:tcW w:type="dxa" w:w="4730"/>
+            <w:shd w:fill="E8EAED" w:val="clear"/>
+            <w:tcMar>
+              <w:top w:type="dxa" w:w="60"/>
+              <w:left w:type="dxa" w:w="100"/>
+              <w:bottom w:type="dxa" w:w="60"/>
+              <w:right w:type="dxa" w:w="100"/>
+            </w:tcMar>
+          </w:tcPr>
+          <w:p>
+            <w:pPr>
+              <w:spacing w:after="0" w:before="0"/>
+            </w:pPr>
+            <w:r>
+              <w:rPr>
+                <w:rFonts w:ascii="Tahoma" w:cs="Tahoma" w:eastAsia="Tahoma" w:hAnsi="Tahoma"/>
+                <w:sz w:val="18"/>
+                <w:szCs w:val="18"/>
+              </w:rPr>
+              <w:t xml:space="preserve">สาเหตุ / วิธีแก้</w:t>
+            </w:r>
+          </w:p>
+        </w:tc>
+      </w:tr>
+      <w:tr>
+        <w:trPr>
+          <w:tblHeader w:val="off"/>
+        </w:trPr>
+        <w:tc>
+          <w:tcPr>
+            <w:tcW w:type="dxa" w:w="4730"/>
+            <w:tcMar>
+              <w:top w:type="dxa" w:w="60"/>
+              <w:left w:type="dxa" w:w="100"/>
+              <w:bottom w:type="dxa" w:w="60"/>
+              <w:right w:type="dxa" w:w="100"/>
+            </w:tcMar>
+          </w:tcPr>
+          <w:p>
+            <w:pPr>
+              <w:spacing w:after="0" w:before="0"/>
+            </w:pPr>
+            <w:r>
+              <w:rPr>
+                <w:rFonts w:ascii="Consolas" w:cs="Consolas" w:eastAsia="Consolas" w:hAnsi="Consolas"/>
+                <w:sz w:val="18"/>
+                <w:szCs w:val="18"/>
+                <w:shd w:fill="F3F4F6" w:val="clear"/>
+              </w:rPr>
+              <w:t xml:space="preserve">ModuleNotFoundError: No module named 'serial'</w:t>
+            </w:r>
+          </w:p>
+        </w:tc>
+        <w:tc>
+          <w:tcPr>
+            <w:tcW w:type="dxa" w:w="4730"/>
+            <w:tcMar>
+              <w:top w:type="dxa" w:w="60"/>
+              <w:left w:type="dxa" w:w="100"/>
+              <w:bottom w:type="dxa" w:w="60"/>
+              <w:right w:type="dxa" w:w="100"/>
+            </w:tcMar>
+          </w:tcPr>
+          <w:p>
+            <w:pPr>
+              <w:spacing w:after="0" w:before="0"/>
+            </w:pPr>
+            <w:r>
+              <w:rPr>
+                <w:rFonts w:ascii="Tahoma" w:cs="Tahoma" w:eastAsia="Tahoma" w:hAnsi="Tahoma"/>
+                <w:sz w:val="18"/>
+                <w:szCs w:val="18"/>
+              </w:rPr>
+              <w:t xml:space="preserve">python ที่ unit ใช้ไม่มี dependency — รัน </w:t>
+            </w:r>
+            <w:r>
+              <w:rPr>
+                <w:rFonts w:ascii="Consolas" w:cs="Consolas" w:eastAsia="Consolas" w:hAnsi="Consolas"/>
+                <w:sz w:val="18"/>
+                <w:szCs w:val="18"/>
+                <w:shd w:fill="F3F4F6" w:val="clear"/>
+              </w:rPr>
+              <w:t xml:space="preserve">./install.sh</w:t>
+            </w:r>
+            <w:r>
+              <w:rPr>
+                <w:rFonts w:ascii="Tahoma" w:cs="Tahoma" w:eastAsia="Tahoma" w:hAnsi="Tahoma"/>
+                <w:sz w:val="18"/>
+                <w:szCs w:val="18"/>
+              </w:rPr>
+              <w:t xml:space="preserve"> ใหม่หลัง </w:t>
+            </w:r>
+            <w:r>
+              <w:rPr>
+                <w:rFonts w:ascii="Consolas" w:cs="Consolas" w:eastAsia="Consolas" w:hAnsi="Consolas"/>
+                <w:sz w:val="18"/>
+                <w:szCs w:val="18"/>
+                <w:shd w:fill="F3F4F6" w:val="clear"/>
+              </w:rPr>
+              <w:t xml:space="preserve">source venv/bin/activate</w:t>
+            </w:r>
+          </w:p>
+        </w:tc>
+      </w:tr>
+      <w:tr>
+        <w:trPr>
+          <w:tblHeader w:val="off"/>
+        </w:trPr>
+        <w:tc>
+          <w:tcPr>
+            <w:tcW w:type="dxa" w:w="4730"/>
+            <w:tcMar>
+              <w:top w:type="dxa" w:w="60"/>
+              <w:left w:type="dxa" w:w="100"/>
+              <w:bottom w:type="dxa" w:w="60"/>
+              <w:right w:type="dxa" w:w="100"/>
+            </w:tcMar>
+          </w:tcPr>
+          <w:p>
+            <w:pPr>
+              <w:spacing w:after="0" w:before="0"/>
+            </w:pPr>
+            <w:r>
+              <w:rPr>
+                <w:rFonts w:ascii="Consolas" w:cs="Consolas" w:eastAsia="Consolas" w:hAnsi="Consolas"/>
+                <w:sz w:val="18"/>
+                <w:szCs w:val="18"/>
+                <w:shd w:fill="F3F4F6" w:val="clear"/>
+              </w:rPr>
+              <w:t xml:space="preserve">Address already in use</w:t>
+            </w:r>
+          </w:p>
+        </w:tc>
+        <w:tc>
+          <w:tcPr>
+            <w:tcW w:type="dxa" w:w="4730"/>
+            <w:tcMar>
+              <w:top w:type="dxa" w:w="60"/>
+              <w:left w:type="dxa" w:w="100"/>
+              <w:bottom w:type="dxa" w:w="60"/>
+              <w:right w:type="dxa" w:w="100"/>
+            </w:tcMar>
+          </w:tcPr>
+          <w:p>
+            <w:pPr>
+              <w:spacing w:after="0" w:before="0"/>
+            </w:pPr>
+            <w:r>
+              <w:rPr>
+                <w:rFonts w:ascii="Tahoma" w:cs="Tahoma" w:eastAsia="Tahoma" w:hAnsi="Tahoma"/>
+                <w:sz w:val="18"/>
+                <w:szCs w:val="18"/>
+              </w:rPr>
+              <w:t xml:space="preserve">พอร์ต 8080 ถูกใช้แล้ว — เปลี่ยน </w:t>
+            </w:r>
+            <w:r>
+              <w:rPr>
+                <w:rFonts w:ascii="Consolas" w:cs="Consolas" w:eastAsia="Consolas" w:hAnsi="Consolas"/>
+                <w:sz w:val="18"/>
+                <w:szCs w:val="18"/>
+                <w:shd w:fill="F3F4F6" w:val="clear"/>
+              </w:rPr>
+              <w:t xml:space="preserve">RFID_PORT</w:t>
+            </w:r>
+            <w:r>
+              <w:rPr>
+                <w:rFonts w:ascii="Tahoma" w:cs="Tahoma" w:eastAsia="Tahoma" w:hAnsi="Tahoma"/>
+                <w:sz w:val="18"/>
+                <w:szCs w:val="18"/>
+              </w:rPr>
+              <w:t xml:space="preserve"> ในไฟล์ unit</w:t>
+            </w:r>
+          </w:p>
+        </w:tc>
+      </w:tr>
+      <w:tr>
+        <w:trPr>
+          <w:tblHeader w:val="off"/>
+        </w:trPr>
+        <w:tc>
+          <w:tcPr>
+            <w:tcW w:type="dxa" w:w="4730"/>
+            <w:tcMar>
+              <w:top w:type="dxa" w:w="60"/>
+              <w:left w:type="dxa" w:w="100"/>
+              <w:bottom w:type="dxa" w:w="60"/>
+              <w:right w:type="dxa" w:w="100"/>
+            </w:tcMar>
+          </w:tcPr>
+          <w:p>
+            <w:pPr>
+              <w:spacing w:after="0" w:before="0"/>
+            </w:pPr>
+            <w:r>
+              <w:rPr>
+                <w:rFonts w:ascii="Consolas" w:cs="Consolas" w:eastAsia="Consolas" w:hAnsi="Consolas"/>
+                <w:sz w:val="18"/>
+                <w:szCs w:val="18"/>
+                <w:shd w:fill="F3F4F6" w:val="clear"/>
+              </w:rPr>
+              <w:t xml:space="preserve">not ready yet (...)</w:t>
+            </w:r>
+          </w:p>
+        </w:tc>
+        <w:tc>
+          <w:tcPr>
+            <w:tcW w:type="dxa" w:w="4730"/>
+            <w:tcMar>
+              <w:top w:type="dxa" w:w="60"/>
+              <w:left w:type="dxa" w:w="100"/>
+              <w:bottom w:type="dxa" w:w="60"/>
+              <w:right w:type="dxa" w:w="100"/>
+            </w:tcMar>
+          </w:tcPr>
+          <w:p>
+            <w:pPr>
+              <w:spacing w:after="0" w:before="0"/>
+            </w:pPr>
+            <w:r>
+              <w:rPr>
+                <w:rFonts w:ascii="Tahoma" w:cs="Tahoma" w:eastAsia="Tahoma" w:hAnsi="Tahoma"/>
+                <w:b/>
+                <w:bCs/>
+                <w:sz w:val="18"/>
+                <w:szCs w:val="18"/>
+              </w:rPr>
+              <w:t xml:space="preserve">ไม่ใช่ปัญหา</w:t>
+            </w:r>
+            <w:r>
+              <w:rPr>
+                <w:rFonts w:ascii="Tahoma" w:cs="Tahoma" w:eastAsia="Tahoma" w:hAnsi="Tahoma"/>
+                <w:sz w:val="18"/>
+                <w:szCs w:val="18"/>
+              </w:rPr>
+              <w:t xml:space="preserve"> เซิร์ฟเวอร์ขึ้นแล้ว รอต่อเครื่องอ่านตอน request แรก</w:t>
+            </w:r>
+          </w:p>
+        </w:tc>
+      </w:tr>
+      <w:tr>
+        <w:trPr>
+          <w:tblHeader w:val="off"/>
+        </w:trPr>
+        <w:tc>
+          <w:tcPr>
+            <w:tcW w:type="dxa" w:w="4730"/>
+            <w:tcMar>
+              <w:top w:type="dxa" w:w="60"/>
+              <w:left w:type="dxa" w:w="100"/>
+              <w:bottom w:type="dxa" w:w="60"/>
+              <w:right w:type="dxa" w:w="100"/>
+            </w:tcMar>
+          </w:tcPr>
+          <w:p>
+            <w:pPr>
+              <w:spacing w:after="0" w:before="0"/>
+            </w:pPr>
+            <w:r>
+              <w:rPr>
+                <w:rFonts w:ascii="Consolas" w:cs="Consolas" w:eastAsia="Consolas" w:hAnsi="Consolas"/>
+                <w:sz w:val="18"/>
+                <w:szCs w:val="18"/>
+                <w:shd w:fill="F3F4F6" w:val="clear"/>
+              </w:rPr>
+              <w:t xml:space="preserve">Permission denied: '/dev/ttyACM0'</w:t>
+            </w:r>
+          </w:p>
+        </w:tc>
+        <w:tc>
+          <w:tcPr>
+            <w:tcW w:type="dxa" w:w="4730"/>
+            <w:tcMar>
+              <w:top w:type="dxa" w:w="60"/>
+              <w:left w:type="dxa" w:w="100"/>
+              <w:bottom w:type="dxa" w:w="60"/>
+              <w:right w:type="dxa" w:w="100"/>
+            </w:tcMar>
+          </w:tcPr>
+          <w:p>
+            <w:pPr>
+              <w:spacing w:after="0" w:before="0"/>
+            </w:pPr>
+            <w:r>
+              <w:rPr>
+                <w:rFonts w:ascii="Tahoma" w:cs="Tahoma" w:eastAsia="Tahoma" w:hAnsi="Tahoma"/>
+                <w:sz w:val="18"/>
+                <w:szCs w:val="18"/>
+              </w:rPr>
+              <w:t xml:space="preserve">ปัญหาสิทธิ์ — unit ต้องมี </w:t>
+            </w:r>
+            <w:r>
+              <w:rPr>
+                <w:rFonts w:ascii="Consolas" w:cs="Consolas" w:eastAsia="Consolas" w:hAnsi="Consolas"/>
+                <w:sz w:val="18"/>
+                <w:szCs w:val="18"/>
+                <w:shd w:fill="F3F4F6" w:val="clear"/>
+              </w:rPr>
+              <w:t xml:space="preserve">Group=dialout</w:t>
+            </w:r>
+            <w:r>
+              <w:rPr>
+                <w:rFonts w:ascii="Tahoma" w:cs="Tahoma" w:eastAsia="Tahoma" w:hAnsi="Tahoma"/>
+                <w:sz w:val="18"/>
+                <w:szCs w:val="18"/>
+              </w:rPr>
+              <w:t xml:space="preserve"> รัน </w:t>
+            </w:r>
+            <w:r>
+              <w:rPr>
+                <w:rFonts w:ascii="Consolas" w:cs="Consolas" w:eastAsia="Consolas" w:hAnsi="Consolas"/>
+                <w:sz w:val="18"/>
+                <w:szCs w:val="18"/>
+                <w:shd w:fill="F3F4F6" w:val="clear"/>
+              </w:rPr>
+              <w:t xml:space="preserve">./install.sh</w:t>
+            </w:r>
+            <w:r>
+              <w:rPr>
+                <w:rFonts w:ascii="Tahoma" w:cs="Tahoma" w:eastAsia="Tahoma" w:hAnsi="Tahoma"/>
+                <w:sz w:val="18"/>
+                <w:szCs w:val="18"/>
+              </w:rPr>
+              <w:t xml:space="preserve"> ใหม่</w:t>
+            </w:r>
+          </w:p>
+        </w:tc>
+      </w:tr>
+    </w:tbl>
+    <w:p>
+      <w:pPr>
+        <w:spacing w:after="120"/>
+      </w:pPr>
+    </w:p>
+    <w:p>
+      <w:pPr>
+        <w:pStyle w:val="Heading3"/>
+        <w:spacing w:after="120" w:before="220"/>
+      </w:pPr>
+      <w:r>
+        <w:rPr>
+          <w:rFonts w:ascii="Tahoma" w:cs="Tahoma" w:eastAsia="Tahoma" w:hAnsi="Tahoma"/>
+          <w:b/>
+          <w:bCs/>
+          <w:color w:val="222222"/>
+          <w:sz w:val="22"/>
+          <w:szCs w:val="22"/>
+        </w:rPr>
+        <w:t xml:space="preserve">ปัญหา: เครื่องอื่นเรียก API ไม่ได้</w:t>
+      </w:r>
+    </w:p>
+    <w:p>
+      <w:pPr>
+        <w:spacing w:after="120" w:before="60" w:line="300"/>
+      </w:pPr>
+      <w:r>
+        <w:rPr>
+          <w:rFonts w:ascii="Tahoma" w:cs="Tahoma" w:eastAsia="Tahoma" w:hAnsi="Tahoma"/>
+          <w:sz w:val="20"/>
+          <w:szCs w:val="20"/>
+        </w:rPr>
+        <w:t xml:space="preserve">ในเครื่อง Pi เรียกได้ แต่เครื่องอื่นไม่ได้</w:t>
+      </w:r>
+    </w:p>
+    <w:p>
+      <w:pPr>
+        <w:pStyle w:val="ListParagraph"/>
+        <w:numPr>
+          <w:ilvl w:val="0"/>
+          <w:numId w:val="15"/>
+        </w:numPr>
+        <w:spacing w:after="40" w:before="40"/>
+      </w:pPr>
+      <w:r>
+        <w:rPr>
+          <w:rFonts w:ascii="Tahoma" w:cs="Tahoma" w:eastAsia="Tahoma" w:hAnsi="Tahoma"/>
+          <w:sz w:val="20"/>
+          <w:szCs w:val="20"/>
+        </w:rPr>
+        <w:t xml:space="preserve">ตรวจว่า bind ทุก interface — ต้องเป็น </w:t>
+      </w:r>
+      <w:r>
+        <w:rPr>
+          <w:rFonts w:ascii="Consolas" w:cs="Consolas" w:eastAsia="Consolas" w:hAnsi="Consolas"/>
+          <w:sz w:val="18"/>
+          <w:szCs w:val="18"/>
+          <w:shd w:fill="F3F4F6" w:val="clear"/>
+        </w:rPr>
+        <w:t xml:space="preserve">RFID_HOST=0.0.0.0</w:t>
+      </w:r>
+      <w:r>
+        <w:rPr>
+          <w:rFonts w:ascii="Tahoma" w:cs="Tahoma" w:eastAsia="Tahoma" w:hAnsi="Tahoma"/>
+          <w:sz w:val="20"/>
+          <w:szCs w:val="20"/>
+        </w:rPr>
+        <w:t xml:space="preserve"> ไม่ใช่ </w:t>
+      </w:r>
+      <w:r>
+        <w:rPr>
+          <w:rFonts w:ascii="Consolas" w:cs="Consolas" w:eastAsia="Consolas" w:hAnsi="Consolas"/>
+          <w:sz w:val="18"/>
+          <w:szCs w:val="18"/>
+          <w:shd w:fill="F3F4F6" w:val="clear"/>
+        </w:rPr>
+        <w:t xml:space="preserve">127.0.0.1</w:t>
+      </w:r>
+    </w:p>
+    <w:p>
+      <w:pPr>
+        <w:pStyle w:val="ListParagraph"/>
+        <w:numPr>
+          <w:ilvl w:val="0"/>
+          <w:numId w:val="15"/>
+        </w:numPr>
+        <w:spacing w:after="40" w:before="40"/>
+      </w:pPr>
+      <w:r>
+        <w:rPr>
+          <w:rFonts w:ascii="Tahoma" w:cs="Tahoma" w:eastAsia="Tahoma" w:hAnsi="Tahoma"/>
+          <w:sz w:val="20"/>
+          <w:szCs w:val="20"/>
+        </w:rPr>
+        <w:t xml:space="preserve">หา IP ของ Pi</w:t>
+      </w:r>
+    </w:p>
+    <w:p>
+      <w:pPr>
+        <w:shd w:fill="F3F4F6" w:val="clear"/>
+        <w:spacing w:after="140" w:before="100" w:line="240"/>
+        <w:ind w:left="180" w:right="180"/>
+      </w:pPr>
+      <w:r>
+        <w:rPr>
+          <w:rFonts w:ascii="Consolas" w:cs="Consolas" w:eastAsia="Consolas" w:hAnsi="Consolas"/>
+          <w:sz w:val="17"/>
+          <w:szCs w:val="17"/>
+        </w:rPr>
+        <w:t xml:space="preserve">hostname -I</w:t>
+      </w:r>
+    </w:p>
+    <w:p>
+      <w:pPr>
+        <w:pStyle w:val="ListParagraph"/>
+        <w:numPr>
+          <w:ilvl w:val="0"/>
+          <w:numId w:val="16"/>
+        </w:numPr>
+        <w:spacing w:after="40" w:before="40"/>
+      </w:pPr>
+      <w:r>
+        <w:rPr>
+          <w:rFonts w:ascii="Tahoma" w:cs="Tahoma" w:eastAsia="Tahoma" w:hAnsi="Tahoma"/>
+          <w:sz w:val="20"/>
+          <w:szCs w:val="20"/>
+        </w:rPr>
+        <w:t xml:space="preserve">ลองจากเครื่องอื่น</w:t>
+      </w:r>
+    </w:p>
+    <w:p>
+      <w:pPr>
+        <w:shd w:fill="F3F4F6" w:val="clear"/>
+        <w:spacing w:after="140" w:before="100" w:line="240"/>
+        <w:ind w:left="180" w:right="180"/>
+      </w:pPr>
+      <w:r>
+        <w:rPr>
+          <w:rFonts w:ascii="Consolas" w:cs="Consolas" w:eastAsia="Consolas" w:hAnsi="Consolas"/>
+          <w:sz w:val="17"/>
+          <w:szCs w:val="17"/>
+        </w:rPr>
+        <w:t xml:space="preserve">curl http://&lt;ip-ของ-pi&gt;:8080/api/health</w:t>
+      </w:r>
+    </w:p>
+    <w:p>
+      <w:pPr>
+        <w:pStyle w:val="ListParagraph"/>
+        <w:numPr>
+          <w:ilvl w:val="0"/>
+          <w:numId w:val="17"/>
+        </w:numPr>
+        <w:spacing w:after="40" w:before="40"/>
+      </w:pPr>
+      <w:r>
+        <w:rPr>
+          <w:rFonts w:ascii="Tahoma" w:cs="Tahoma" w:eastAsia="Tahoma" w:hAnsi="Tahoma"/>
+          <w:sz w:val="20"/>
+          <w:szCs w:val="20"/>
+        </w:rPr>
+        <w:t xml:space="preserve">ถ้าเปิด firewall ไว้ ต้องเปิดพอร์ต</w:t>
+      </w:r>
+    </w:p>
+    <w:p>
+      <w:pPr>
+        <w:shd w:fill="F3F4F6" w:val="clear"/>
+        <w:spacing w:after="140" w:before="100" w:line="240"/>
+        <w:ind w:left="180" w:right="180"/>
+      </w:pPr>
+      <w:r>
+        <w:rPr>
+          <w:rFonts w:ascii="Consolas" w:cs="Consolas" w:eastAsia="Consolas" w:hAnsi="Consolas"/>
+          <w:sz w:val="17"/>
+          <w:szCs w:val="17"/>
+        </w:rPr>
+        <w:t xml:space="preserve">sudo ufw allow 8080/tcp</w:t>
+      </w:r>
+    </w:p>
+    <w:p>
+      <w:pPr>
+        <w:pStyle w:val="Heading3"/>
+        <w:spacing w:after="120" w:before="220"/>
+      </w:pPr>
+      <w:r>
+        <w:rPr>
+          <w:rFonts w:ascii="Tahoma" w:cs="Tahoma" w:eastAsia="Tahoma" w:hAnsi="Tahoma"/>
+          <w:b/>
+          <w:bCs/>
+          <w:color w:val="222222"/>
+          <w:sz w:val="22"/>
+          <w:szCs w:val="22"/>
+        </w:rPr>
+        <w:t xml:space="preserve">ปัญหา: AP ไม่ขึ้น หรือมองไม่เห็นชื่อ Wi-Fi</w:t>
+      </w:r>
+    </w:p>
+    <w:p>
+      <w:pPr>
+        <w:shd w:fill="F3F4F6" w:val="clear"/>
+        <w:spacing w:after="140" w:before="100" w:line="240"/>
+        <w:ind w:left="180" w:right="180"/>
+      </w:pPr>
+      <w:r>
+        <w:rPr>
+          <w:rFonts w:ascii="Consolas" w:cs="Consolas" w:eastAsia="Consolas" w:hAnsi="Consolas"/>
+          <w:sz w:val="17"/>
+          <w:szCs w:val="17"/>
+        </w:rPr>
+        <w:t xml:space="preserve">./setup_ap.sh --status</w:t>
+      </w:r>
+    </w:p>
+    <w:tbl>
+      <w:tblPr>
+        <w:tblW w:type="dxa" w:w="9460"/>
+        <w:tblBorders>
+          <w:top w:val="single" w:color="auto" w:sz="4"/>
+          <w:left w:val="single" w:color="auto" w:sz="4"/>
+          <w:bottom w:val="single" w:color="auto" w:sz="4"/>
+          <w:right w:val="single" w:color="auto" w:sz="4"/>
+          <w:insideH w:val="single" w:color="auto" w:sz="4"/>
+          <w:insideV w:val="single" w:color="auto" w:sz="4"/>
+        </w:tblBorders>
+      </w:tblPr>
+      <w:tblGrid>
+        <w:gridCol w:w="4730"/>
+        <w:gridCol w:w="4730"/>
+      </w:tblGrid>
+      <w:tr>
+        <w:trPr>
+          <w:tblHeader/>
+        </w:trPr>
+        <w:tc>
+          <w:tcPr>
+            <w:tcW w:type="dxa" w:w="4730"/>
+            <w:shd w:fill="E8EAED" w:val="clear"/>
+            <w:tcMar>
+              <w:top w:type="dxa" w:w="60"/>
+              <w:left w:type="dxa" w:w="100"/>
+              <w:bottom w:type="dxa" w:w="60"/>
+              <w:right w:type="dxa" w:w="100"/>
+            </w:tcMar>
+          </w:tcPr>
+          <w:p>
+            <w:pPr>
+              <w:spacing w:after="0" w:before="0"/>
+            </w:pPr>
+            <w:r>
+              <w:rPr>
+                <w:rFonts w:ascii="Tahoma" w:cs="Tahoma" w:eastAsia="Tahoma" w:hAnsi="Tahoma"/>
+                <w:sz w:val="18"/>
+                <w:szCs w:val="18"/>
+              </w:rPr>
+              <w:t xml:space="preserve">อาการ</w:t>
+            </w:r>
+          </w:p>
+        </w:tc>
+        <w:tc>
+          <w:tcPr>
+            <w:tcW w:type="dxa" w:w="4730"/>
+            <w:shd w:fill="E8EAED" w:val="clear"/>
+            <w:tcMar>
+              <w:top w:type="dxa" w:w="60"/>
+              <w:left w:type="dxa" w:w="100"/>
+              <w:bottom w:type="dxa" w:w="60"/>
+              <w:right w:type="dxa" w:w="100"/>
+            </w:tcMar>
+          </w:tcPr>
+          <w:p>
+            <w:pPr>
+              <w:spacing w:after="0" w:before="0"/>
+            </w:pPr>
+            <w:r>
+              <w:rPr>
+                <w:rFonts w:ascii="Tahoma" w:cs="Tahoma" w:eastAsia="Tahoma" w:hAnsi="Tahoma"/>
+                <w:sz w:val="18"/>
+                <w:szCs w:val="18"/>
+              </w:rPr>
+              <w:t xml:space="preserve">สาเหตุ / วิธีแก้</w:t>
+            </w:r>
+          </w:p>
+        </w:tc>
+      </w:tr>
+      <w:tr>
+        <w:trPr>
+          <w:tblHeader w:val="off"/>
+        </w:trPr>
+        <w:tc>
+          <w:tcPr>
+            <w:tcW w:type="dxa" w:w="4730"/>
+            <w:tcMar>
+              <w:top w:type="dxa" w:w="60"/>
+              <w:left w:type="dxa" w:w="100"/>
+              <w:bottom w:type="dxa" w:w="60"/>
+              <w:right w:type="dxa" w:w="100"/>
+            </w:tcMar>
+          </w:tcPr>
+          <w:p>
+            <w:pPr>
+              <w:spacing w:after="0" w:before="0"/>
+            </w:pPr>
+            <w:r>
+              <w:rPr>
+                <w:rFonts w:ascii="Consolas" w:cs="Consolas" w:eastAsia="Consolas" w:hAnsi="Consolas"/>
+                <w:sz w:val="18"/>
+                <w:szCs w:val="18"/>
+                <w:shd w:fill="F3F4F6" w:val="clear"/>
+              </w:rPr>
+              <w:t xml:space="preserve">nmcli not found</w:t>
+            </w:r>
+          </w:p>
+        </w:tc>
+        <w:tc>
+          <w:tcPr>
+            <w:tcW w:type="dxa" w:w="4730"/>
+            <w:tcMar>
+              <w:top w:type="dxa" w:w="60"/>
+              <w:left w:type="dxa" w:w="100"/>
+              <w:bottom w:type="dxa" w:w="60"/>
+              <w:right w:type="dxa" w:w="100"/>
+            </w:tcMar>
+          </w:tcPr>
+          <w:p>
+            <w:pPr>
+              <w:spacing w:after="0" w:before="0"/>
+            </w:pPr>
+            <w:r>
+              <w:rPr>
+                <w:rFonts w:ascii="Tahoma" w:cs="Tahoma" w:eastAsia="Tahoma" w:hAnsi="Tahoma"/>
+                <w:sz w:val="18"/>
+                <w:szCs w:val="18"/>
+              </w:rPr>
+              <w:t xml:space="preserve">Raspberry Pi OS เก่ากว่า Bookworm ไม่มี NetworkManager — อัปเกรด OS หรือตั้ง hostapd+dnsmasq เอง</w:t>
+            </w:r>
+          </w:p>
+        </w:tc>
+      </w:tr>
+      <w:tr>
+        <w:trPr>
+          <w:tblHeader w:val="off"/>
+        </w:trPr>
+        <w:tc>
+          <w:tcPr>
+            <w:tcW w:type="dxa" w:w="4730"/>
+            <w:tcMar>
+              <w:top w:type="dxa" w:w="60"/>
+              <w:left w:type="dxa" w:w="100"/>
+              <w:bottom w:type="dxa" w:w="60"/>
+              <w:right w:type="dxa" w:w="100"/>
+            </w:tcMar>
+          </w:tcPr>
+          <w:p>
+            <w:pPr>
+              <w:spacing w:after="0" w:before="0"/>
+            </w:pPr>
+            <w:r>
+              <w:rPr>
+                <w:rFonts w:ascii="Tahoma" w:cs="Tahoma" w:eastAsia="Tahoma" w:hAnsi="Tahoma"/>
+                <w:sz w:val="18"/>
+                <w:szCs w:val="18"/>
+              </w:rPr>
+              <w:t xml:space="preserve">สคริปต์เตือน </w:t>
+            </w:r>
+            <w:r>
+              <w:rPr>
+                <w:rFonts w:ascii="Consolas" w:cs="Consolas" w:eastAsia="Consolas" w:hAnsi="Consolas"/>
+                <w:sz w:val="18"/>
+                <w:szCs w:val="18"/>
+                <w:shd w:fill="F3F4F6" w:val="clear"/>
+              </w:rPr>
+              <w:t xml:space="preserve">Soft blocked: yes</w:t>
+            </w:r>
+          </w:p>
+        </w:tc>
+        <w:tc>
+          <w:tcPr>
+            <w:tcW w:type="dxa" w:w="4730"/>
+            <w:tcMar>
+              <w:top w:type="dxa" w:w="60"/>
+              <w:left w:type="dxa" w:w="100"/>
+              <w:bottom w:type="dxa" w:w="60"/>
+              <w:right w:type="dxa" w:w="100"/>
+            </w:tcMar>
+          </w:tcPr>
+          <w:p>
+            <w:pPr>
+              <w:spacing w:after="0" w:before="0"/>
+            </w:pPr>
+            <w:r>
+              <w:rPr>
+                <w:rFonts w:ascii="Tahoma" w:cs="Tahoma" w:eastAsia="Tahoma" w:hAnsi="Tahoma"/>
+                <w:sz w:val="18"/>
+                <w:szCs w:val="18"/>
+              </w:rPr>
+              <w:t xml:space="preserve">ยังไม่ตั้งประเทศของ Wi-Fi — </w:t>
+            </w:r>
+            <w:r>
+              <w:rPr>
+                <w:rFonts w:ascii="Consolas" w:cs="Consolas" w:eastAsia="Consolas" w:hAnsi="Consolas"/>
+                <w:sz w:val="18"/>
+                <w:szCs w:val="18"/>
+                <w:shd w:fill="F3F4F6" w:val="clear"/>
+              </w:rPr>
+              <w:t xml:space="preserve">sudo raspi-config</w:t>
+            </w:r>
+            <w:r>
+              <w:rPr>
+                <w:rFonts w:ascii="Tahoma" w:cs="Tahoma" w:eastAsia="Tahoma" w:hAnsi="Tahoma"/>
+                <w:sz w:val="18"/>
+                <w:szCs w:val="18"/>
+              </w:rPr>
+              <w:t xml:space="preserve"> → Localisation → WLAN Country แล้ว </w:t>
+            </w:r>
+            <w:r>
+              <w:rPr>
+                <w:rFonts w:ascii="Consolas" w:cs="Consolas" w:eastAsia="Consolas" w:hAnsi="Consolas"/>
+                <w:sz w:val="18"/>
+                <w:szCs w:val="18"/>
+                <w:shd w:fill="F3F4F6" w:val="clear"/>
+              </w:rPr>
+              <w:t xml:space="preserve">sudo rfkill unblock wlan</w:t>
+            </w:r>
+          </w:p>
+        </w:tc>
+      </w:tr>
+      <w:tr>
+        <w:trPr>
+          <w:tblHeader w:val="off"/>
+        </w:trPr>
+        <w:tc>
+          <w:tcPr>
+            <w:tcW w:type="dxa" w:w="4730"/>
+            <w:tcMar>
+              <w:top w:type="dxa" w:w="60"/>
+              <w:left w:type="dxa" w:w="100"/>
+              <w:bottom w:type="dxa" w:w="60"/>
+              <w:right w:type="dxa" w:w="100"/>
+            </w:tcMar>
+          </w:tcPr>
+          <w:p>
+            <w:pPr>
+              <w:spacing w:after="0" w:before="0"/>
+            </w:pPr>
+            <w:r>
+              <w:rPr>
+                <w:rFonts w:ascii="Tahoma" w:cs="Tahoma" w:eastAsia="Tahoma" w:hAnsi="Tahoma"/>
+                <w:sz w:val="18"/>
+                <w:szCs w:val="18"/>
+              </w:rPr>
+              <w:t xml:space="preserve">สคริปต์เตือน </w:t>
+            </w:r>
+            <w:r>
+              <w:rPr>
+                <w:rFonts w:ascii="Consolas" w:cs="Consolas" w:eastAsia="Consolas" w:hAnsi="Consolas"/>
+                <w:sz w:val="18"/>
+                <w:szCs w:val="18"/>
+                <w:shd w:fill="F3F4F6" w:val="clear"/>
+              </w:rPr>
+              <w:t xml:space="preserve">regulatory domain is 00</w:t>
+            </w:r>
+          </w:p>
+        </w:tc>
+        <w:tc>
+          <w:tcPr>
+            <w:tcW w:type="dxa" w:w="4730"/>
+            <w:tcMar>
+              <w:top w:type="dxa" w:w="60"/>
+              <w:left w:type="dxa" w:w="100"/>
+              <w:bottom w:type="dxa" w:w="60"/>
+              <w:right w:type="dxa" w:w="100"/>
+            </w:tcMar>
+          </w:tcPr>
+          <w:p>
+            <w:pPr>
+              <w:spacing w:after="0" w:before="0"/>
+            </w:pPr>
+            <w:r>
+              <w:rPr>
+                <w:rFonts w:ascii="Tahoma" w:cs="Tahoma" w:eastAsia="Tahoma" w:hAnsi="Tahoma"/>
+                <w:sz w:val="18"/>
+                <w:szCs w:val="18"/>
+              </w:rPr>
+              <w:t xml:space="preserve">เหมือนข้อบน ต้องตั้งประเทศก่อน ไม่งั้นวิทยุปฏิเสธโหมด AP</w:t>
+            </w:r>
+          </w:p>
+        </w:tc>
+      </w:tr>
+      <w:tr>
+        <w:trPr>
+          <w:tblHeader w:val="off"/>
+        </w:trPr>
+        <w:tc>
+          <w:tcPr>
+            <w:tcW w:type="dxa" w:w="4730"/>
+            <w:tcMar>
+              <w:top w:type="dxa" w:w="60"/>
+              <w:left w:type="dxa" w:w="100"/>
+              <w:bottom w:type="dxa" w:w="60"/>
+              <w:right w:type="dxa" w:w="100"/>
+            </w:tcMar>
+          </w:tcPr>
+          <w:p>
+            <w:pPr>
+              <w:spacing w:after="0" w:before="0"/>
+            </w:pPr>
+            <w:r>
+              <w:rPr>
+                <w:rFonts w:ascii="Consolas" w:cs="Consolas" w:eastAsia="Consolas" w:hAnsi="Consolas"/>
+                <w:sz w:val="18"/>
+                <w:szCs w:val="18"/>
+                <w:shd w:fill="F3F4F6" w:val="clear"/>
+              </w:rPr>
+              <w:t xml:space="preserve">Error: 802-11-wireless-security.psk: property is invalid</w:t>
+            </w:r>
+          </w:p>
+        </w:tc>
+        <w:tc>
+          <w:tcPr>
+            <w:tcW w:type="dxa" w:w="4730"/>
+            <w:tcMar>
+              <w:top w:type="dxa" w:w="60"/>
+              <w:left w:type="dxa" w:w="100"/>
+              <w:bottom w:type="dxa" w:w="60"/>
+              <w:right w:type="dxa" w:w="100"/>
+            </w:tcMar>
+          </w:tcPr>
+          <w:p>
+            <w:pPr>
+              <w:spacing w:after="0" w:before="0"/>
+            </w:pPr>
+            <w:r>
+              <w:rPr>
+                <w:rFonts w:ascii="Tahoma" w:cs="Tahoma" w:eastAsia="Tahoma" w:hAnsi="Tahoma"/>
+                <w:sz w:val="18"/>
+                <w:szCs w:val="18"/>
+              </w:rPr>
+              <w:t xml:space="preserve">รหัสผ่านสั้นกว่า 8 ตัวอักษร</w:t>
+            </w:r>
+          </w:p>
+        </w:tc>
+      </w:tr>
+      <w:tr>
+        <w:trPr>
+          <w:tblHeader w:val="off"/>
+        </w:trPr>
+        <w:tc>
+          <w:tcPr>
+            <w:tcW w:type="dxa" w:w="4730"/>
+            <w:tcMar>
+              <w:top w:type="dxa" w:w="60"/>
+              <w:left w:type="dxa" w:w="100"/>
+              <w:bottom w:type="dxa" w:w="60"/>
+              <w:right w:type="dxa" w:w="100"/>
+            </w:tcMar>
+          </w:tcPr>
+          <w:p>
+            <w:pPr>
+              <w:spacing w:after="0" w:before="0"/>
+            </w:pPr>
+            <w:r>
+              <w:rPr>
+                <w:rFonts w:ascii="Tahoma" w:cs="Tahoma" w:eastAsia="Tahoma" w:hAnsi="Tahoma"/>
+                <w:sz w:val="18"/>
+                <w:szCs w:val="18"/>
+              </w:rPr>
+              <w:t xml:space="preserve">AP ขึ้นแต่หลังรีบูตหายไป</w:t>
+            </w:r>
+          </w:p>
+        </w:tc>
+        <w:tc>
+          <w:tcPr>
+            <w:tcW w:type="dxa" w:w="4730"/>
+            <w:tcMar>
+              <w:top w:type="dxa" w:w="60"/>
+              <w:left w:type="dxa" w:w="100"/>
+              <w:bottom w:type="dxa" w:w="60"/>
+              <w:right w:type="dxa" w:w="100"/>
+            </w:tcMar>
+          </w:tcPr>
+          <w:p>
+            <w:pPr>
+              <w:spacing w:after="0" w:before="0"/>
+            </w:pPr>
+            <w:r>
+              <w:rPr>
+                <w:rFonts w:ascii="Tahoma" w:cs="Tahoma" w:eastAsia="Tahoma" w:hAnsi="Tahoma"/>
+                <w:sz w:val="18"/>
+                <w:szCs w:val="18"/>
+              </w:rPr>
+              <w:t xml:space="preserve">มี Wi-Fi profile อื่นแย่งวิทยุ — สคริปต์ปิด autoconnect ของ profile อื่นให้แล้ว ตรวจด้วย </w:t>
+            </w:r>
+            <w:r>
+              <w:rPr>
+                <w:rFonts w:ascii="Consolas" w:cs="Consolas" w:eastAsia="Consolas" w:hAnsi="Consolas"/>
+                <w:sz w:val="18"/>
+                <w:szCs w:val="18"/>
+                <w:shd w:fill="F3F4F6" w:val="clear"/>
+              </w:rPr>
+              <w:t xml:space="preserve">nmcli connection show</w:t>
+            </w:r>
+          </w:p>
+        </w:tc>
+      </w:tr>
+      <w:tr>
+        <w:trPr>
+          <w:tblHeader w:val="off"/>
+        </w:trPr>
+        <w:tc>
+          <w:tcPr>
+            <w:tcW w:type="dxa" w:w="4730"/>
+            <w:tcMar>
+              <w:top w:type="dxa" w:w="60"/>
+              <w:left w:type="dxa" w:w="100"/>
+              <w:bottom w:type="dxa" w:w="60"/>
+              <w:right w:type="dxa" w:w="100"/>
+            </w:tcMar>
+          </w:tcPr>
+          <w:p>
+            <w:pPr>
+              <w:spacing w:after="0" w:before="0"/>
+            </w:pPr>
+            <w:r>
+              <w:rPr>
+                <w:rFonts w:ascii="Tahoma" w:cs="Tahoma" w:eastAsia="Tahoma" w:hAnsi="Tahoma"/>
+                <w:sz w:val="18"/>
+                <w:szCs w:val="18"/>
+              </w:rPr>
+              <w:t xml:space="preserve">เห็นชื่อ Wi-Fi แต่เชื่อมไม่ได้</w:t>
+            </w:r>
+          </w:p>
+        </w:tc>
+        <w:tc>
+          <w:tcPr>
+            <w:tcW w:type="dxa" w:w="4730"/>
+            <w:tcMar>
+              <w:top w:type="dxa" w:w="60"/>
+              <w:left w:type="dxa" w:w="100"/>
+              <w:bottom w:type="dxa" w:w="60"/>
+              <w:right w:type="dxa" w:w="100"/>
+            </w:tcMar>
+          </w:tcPr>
+          <w:p>
+            <w:pPr>
+              <w:spacing w:after="0" w:before="0"/>
+            </w:pPr>
+            <w:r>
+              <w:rPr>
+                <w:rFonts w:ascii="Tahoma" w:cs="Tahoma" w:eastAsia="Tahoma" w:hAnsi="Tahoma"/>
+                <w:sz w:val="18"/>
+                <w:szCs w:val="18"/>
+              </w:rPr>
+              <w:t xml:space="preserve">ลองเปลี่ยนช่อง </w:t>
+            </w:r>
+            <w:r>
+              <w:rPr>
+                <w:rFonts w:ascii="Consolas" w:cs="Consolas" w:eastAsia="Consolas" w:hAnsi="Consolas"/>
+                <w:sz w:val="18"/>
+                <w:szCs w:val="18"/>
+                <w:shd w:fill="F3F4F6" w:val="clear"/>
+              </w:rPr>
+              <w:t xml:space="preserve">./setup_ap.sh --channel 6</w:t>
+            </w:r>
+            <w:r>
+              <w:rPr>
+                <w:rFonts w:ascii="Tahoma" w:cs="Tahoma" w:eastAsia="Tahoma" w:hAnsi="Tahoma"/>
+                <w:sz w:val="18"/>
+                <w:szCs w:val="18"/>
+              </w:rPr>
+              <w:t xml:space="preserve"> หรือใช้ 2.4 GHz ถ้าตั้ง 5 GHz ไว้</w:t>
+            </w:r>
+          </w:p>
+        </w:tc>
+      </w:tr>
+    </w:tbl>
+    <w:p>
+      <w:pPr>
+        <w:spacing w:after="120"/>
+      </w:pPr>
+    </w:p>
+    <w:p>
+      <w:pPr>
+        <w:spacing w:after="120" w:before="60" w:line="300"/>
+      </w:pPr>
+      <w:r>
+        <w:rPr>
+          <w:rFonts w:ascii="Tahoma" w:cs="Tahoma" w:eastAsia="Tahoma" w:hAnsi="Tahoma"/>
+          <w:sz w:val="20"/>
+          <w:szCs w:val="20"/>
+        </w:rPr>
+        <w:t xml:space="preserve">ถ้าเชื่อม Wi-Fi ได้แต่เรียก API ไม่ได้ ให้ตรวจว่า service ทำงานอยู่</w:t>
+      </w:r>
+    </w:p>
+    <w:p>
+      <w:pPr>
+        <w:shd w:fill="F3F4F6" w:val="clear"/>
+        <w:spacing w:after="0" w:before="100" w:line="240"/>
+        <w:ind w:left="180" w:right="180"/>
+      </w:pPr>
+      <w:r>
+        <w:rPr>
+          <w:rFonts w:ascii="Consolas" w:cs="Consolas" w:eastAsia="Consolas" w:hAnsi="Consolas"/>
+          <w:sz w:val="17"/>
+          <w:szCs w:val="17"/>
+        </w:rPr>
+        <w:t xml:space="preserve">sudo systemctl status rfid-api</w:t>
+      </w:r>
+    </w:p>
+    <w:p>
+      <w:pPr>
+        <w:shd w:fill="F3F4F6" w:val="clear"/>
+        <w:spacing w:after="140" w:before="0" w:line="240"/>
+        <w:ind w:left="180" w:right="180"/>
+      </w:pPr>
+      <w:r>
+        <w:rPr>
+          <w:rFonts w:ascii="Consolas" w:cs="Consolas" w:eastAsia="Consolas" w:hAnsi="Consolas"/>
+          <w:sz w:val="17"/>
+          <w:szCs w:val="17"/>
+        </w:rPr>
+        <w:t xml:space="preserve">ip -4 addr show wlan0</w:t>
+      </w:r>
+    </w:p>
+    <w:p>
+      <w:pPr>
+        <w:spacing w:after="120" w:before="60" w:line="300"/>
+      </w:pPr>
+      <w:r>
+        <w:rPr>
+          <w:rFonts w:ascii="Tahoma" w:cs="Tahoma" w:eastAsia="Tahoma" w:hAnsi="Tahoma"/>
+          <w:sz w:val="20"/>
+          <w:szCs w:val="20"/>
+        </w:rPr>
+        <w:t xml:space="preserve">IP ของ Pi บนวง AP ควรเป็น </w:t>
+      </w:r>
+      <w:r>
+        <w:rPr>
+          <w:rFonts w:ascii="Consolas" w:cs="Consolas" w:eastAsia="Consolas" w:hAnsi="Consolas"/>
+          <w:sz w:val="18"/>
+          <w:szCs w:val="18"/>
+          <w:shd w:fill="F3F4F6" w:val="clear"/>
+        </w:rPr>
+        <w:t xml:space="preserve">10.42.0.1</w:t>
+      </w:r>
+      <w:r>
+        <w:rPr>
+          <w:rFonts w:ascii="Tahoma" w:cs="Tahoma" w:eastAsia="Tahoma" w:hAnsi="Tahoma"/>
+          <w:sz w:val="20"/>
+          <w:szCs w:val="20"/>
+        </w:rPr>
+        <w:t xml:space="preserve"> ถ้าเป็นเลขอื่นให้ใช้เลขที่เห็นจริงแทน</w:t>
+      </w:r>
+    </w:p>
+    <w:p>
+      <w:pPr>
+        <w:pStyle w:val="Heading3"/>
+        <w:spacing w:after="120" w:before="220"/>
+      </w:pPr>
+      <w:r>
+        <w:rPr>
+          <w:rFonts w:ascii="Tahoma" w:cs="Tahoma" w:eastAsia="Tahoma" w:hAnsi="Tahoma"/>
+          <w:b/>
+          <w:bCs/>
+          <w:color w:val="222222"/>
+          <w:sz w:val="22"/>
+          <w:szCs w:val="22"/>
+        </w:rPr>
+        <w:t xml:space="preserve">ปัญหา: SSH หลุดตอนสั่ง setup_ap.sh</w:t>
+      </w:r>
+    </w:p>
+    <w:p>
+      <w:pPr>
+        <w:spacing w:after="120" w:before="60" w:line="300"/>
+      </w:pPr>
+      <w:r>
+        <w:rPr>
+          <w:rFonts w:ascii="Tahoma" w:cs="Tahoma" w:eastAsia="Tahoma" w:hAnsi="Tahoma"/>
+          <w:sz w:val="20"/>
+          <w:szCs w:val="20"/>
+        </w:rPr>
+        <w:t xml:space="preserve">เป็นพฤติกรรมปกติ ไม่ใช่ความเสียหาย — Pi มีวิทยุ Wi-Fi ตัวเดียว พอเปลี่ยนไปเป็น AP</w:t>
+      </w:r>
+    </w:p>
+    <w:p>
+      <w:pPr>
+        <w:spacing w:after="120" w:before="60" w:line="300"/>
+      </w:pPr>
+      <w:r>
+        <w:rPr>
+          <w:rFonts w:ascii="Tahoma" w:cs="Tahoma" w:eastAsia="Tahoma" w:hAnsi="Tahoma"/>
+          <w:sz w:val="20"/>
+          <w:szCs w:val="20"/>
+        </w:rPr>
+        <w:t xml:space="preserve">มันจะหลุดจาก Wi-Fi เดิมที่ SSH วิ่งอยู่</w:t>
+      </w:r>
+    </w:p>
+    <w:p>
+      <w:pPr>
+        <w:spacing w:after="120" w:before="60" w:line="300"/>
+      </w:pPr>
+      <w:r>
+        <w:rPr>
+          <w:rFonts w:ascii="Tahoma" w:cs="Tahoma" w:eastAsia="Tahoma" w:hAnsi="Tahoma"/>
+          <w:b/>
+          <w:bCs/>
+          <w:sz w:val="20"/>
+          <w:szCs w:val="20"/>
+        </w:rPr>
+        <w:t xml:space="preserve">วิธีกลับเข้าไป</w:t>
+      </w:r>
+      <w:r>
+        <w:rPr>
+          <w:rFonts w:ascii="Tahoma" w:cs="Tahoma" w:eastAsia="Tahoma" w:hAnsi="Tahoma"/>
+          <w:sz w:val="20"/>
+          <w:szCs w:val="20"/>
+        </w:rPr>
+        <w:t xml:space="preserve"> เลือกทางใดทางหนึ่ง</w:t>
+      </w:r>
+    </w:p>
+    <w:p>
+      <w:pPr>
+        <w:pStyle w:val="ListParagraph"/>
+        <w:numPr>
+          <w:ilvl w:val="0"/>
+          <w:numId w:val="18"/>
+        </w:numPr>
+        <w:spacing w:after="40" w:before="40"/>
+      </w:pPr>
+      <w:r>
+        <w:rPr>
+          <w:rFonts w:ascii="Tahoma" w:cs="Tahoma" w:eastAsia="Tahoma" w:hAnsi="Tahoma"/>
+          <w:sz w:val="20"/>
+          <w:szCs w:val="20"/>
+        </w:rPr>
+        <w:t xml:space="preserve">เสียบสาย LAN แล้ว SSH เข้าทาง IP ของ LAN</w:t>
+      </w:r>
+    </w:p>
+    <w:p>
+      <w:pPr>
+        <w:pStyle w:val="ListParagraph"/>
+        <w:numPr>
+          <w:ilvl w:val="0"/>
+          <w:numId w:val="18"/>
+        </w:numPr>
+        <w:spacing w:after="40" w:before="40"/>
+      </w:pPr>
+      <w:r>
+        <w:rPr>
+          <w:rFonts w:ascii="Tahoma" w:cs="Tahoma" w:eastAsia="Tahoma" w:hAnsi="Tahoma"/>
+          <w:sz w:val="20"/>
+          <w:szCs w:val="20"/>
+        </w:rPr>
+        <w:t xml:space="preserve">ต่อหน้าจอกับคีย์บอร์ดที่ Pi โดยตรง</w:t>
+      </w:r>
+    </w:p>
+    <w:p>
+      <w:pPr>
+        <w:pStyle w:val="ListParagraph"/>
+        <w:numPr>
+          <w:ilvl w:val="0"/>
+          <w:numId w:val="18"/>
+        </w:numPr>
+        <w:spacing w:after="40" w:before="40"/>
+      </w:pPr>
+      <w:r>
+        <w:rPr>
+          <w:rFonts w:ascii="Tahoma" w:cs="Tahoma" w:eastAsia="Tahoma" w:hAnsi="Tahoma"/>
+          <w:sz w:val="20"/>
+          <w:szCs w:val="20"/>
+        </w:rPr>
+        <w:t xml:space="preserve">เกาะ Wi-Fi ที่ Pi ปล่อย (</w:t>
+      </w:r>
+      <w:r>
+        <w:rPr>
+          <w:rFonts w:ascii="Consolas" w:cs="Consolas" w:eastAsia="Consolas" w:hAnsi="Consolas"/>
+          <w:sz w:val="18"/>
+          <w:szCs w:val="18"/>
+          <w:shd w:fill="F3F4F6" w:val="clear"/>
+        </w:rPr>
+        <w:t xml:space="preserve">RFID-READER</w:t>
+      </w:r>
+      <w:r>
+        <w:rPr>
+          <w:rFonts w:ascii="Tahoma" w:cs="Tahoma" w:eastAsia="Tahoma" w:hAnsi="Tahoma"/>
+          <w:sz w:val="20"/>
+          <w:szCs w:val="20"/>
+        </w:rPr>
+        <w:t xml:space="preserve">) แล้ว SSH ไปที่ </w:t>
+      </w:r>
+      <w:r>
+        <w:rPr>
+          <w:rFonts w:ascii="Consolas" w:cs="Consolas" w:eastAsia="Consolas" w:hAnsi="Consolas"/>
+          <w:sz w:val="18"/>
+          <w:szCs w:val="18"/>
+          <w:shd w:fill="F3F4F6" w:val="clear"/>
+        </w:rPr>
+        <w:t xml:space="preserve">10.42.0.1</w:t>
+      </w:r>
+    </w:p>
+    <w:p>
+      <w:pPr>
+        <w:spacing w:after="120" w:before="60" w:line="300"/>
+      </w:pPr>
+      <w:r>
+        <w:rPr>
+          <w:rFonts w:ascii="Tahoma" w:cs="Tahoma" w:eastAsia="Tahoma" w:hAnsi="Tahoma"/>
+          <w:sz w:val="20"/>
+          <w:szCs w:val="20"/>
+        </w:rPr>
+        <w:t xml:space="preserve">ทางที่ 3 ใช้ได้เลยเพราะ AP ขึ้นมาแล้ว ถ้าจะเลิกเป็น AP ก็สั่ง </w:t>
+      </w:r>
+      <w:r>
+        <w:rPr>
+          <w:rFonts w:ascii="Consolas" w:cs="Consolas" w:eastAsia="Consolas" w:hAnsi="Consolas"/>
+          <w:sz w:val="18"/>
+          <w:szCs w:val="18"/>
+          <w:shd w:fill="F3F4F6" w:val="clear"/>
+        </w:rPr>
+        <w:t xml:space="preserve">./setup_ap.sh --off</w:t>
+      </w:r>
+    </w:p>
+    <w:p>
+      <w:pPr>
+        <w:pStyle w:val="Heading3"/>
+        <w:spacing w:after="120" w:before="220"/>
+      </w:pPr>
+      <w:r>
+        <w:rPr>
+          <w:rFonts w:ascii="Tahoma" w:cs="Tahoma" w:eastAsia="Tahoma" w:hAnsi="Tahoma"/>
+          <w:b/>
+          <w:bCs/>
+          <w:color w:val="222222"/>
+          <w:sz w:val="22"/>
+          <w:szCs w:val="22"/>
+        </w:rPr>
         <w:t xml:space="preserve">ปัญหา: อ่านช้ากว่าที่ตั้งไว้</w:t>
       </w:r>
     </w:p>
@@ -5891,7 +8224,7 @@
           <w:sz w:val="26"/>
           <w:szCs w:val="26"/>
         </w:rPr>
-        <w:t xml:space="preserve">ขั้นที่ 9 ให้ระบบอื่นเรียกใช้</w:t>
+        <w:t xml:space="preserve">ขั้นที่ 10 ให้ระบบอื่นเรียกใช้</w:t>
       </w:r>
     </w:p>
     <w:p>
@@ -5906,6 +8239,357 @@
         </w:rPr>
         <w:t xml:space="preserve">เมื่อ service ทำงานแล้ว ระบบอื่นเรียกได้ทันทีโดยไม่ต้องลงอะไรเพิ่ม</w:t>
       </w:r>
+    </w:p>
+    <w:p>
+      <w:pPr>
+        <w:spacing w:after="120" w:before="60" w:line="300"/>
+      </w:pPr>
+      <w:r>
+        <w:rPr>
+          <w:rFonts w:ascii="Tahoma" w:cs="Tahoma" w:eastAsia="Tahoma" w:hAnsi="Tahoma"/>
+          <w:sz w:val="20"/>
+          <w:szCs w:val="20"/>
+        </w:rPr>
+        <w:t xml:space="preserve">IP ที่ใช้เรียกขึ้นกับว่าเข้ามาทางไหน</w:t>
+      </w:r>
+    </w:p>
+    <w:tbl>
+      <w:tblPr>
+        <w:tblW w:type="dxa" w:w="9460"/>
+        <w:tblBorders>
+          <w:top w:val="single" w:color="auto" w:sz="4"/>
+          <w:left w:val="single" w:color="auto" w:sz="4"/>
+          <w:bottom w:val="single" w:color="auto" w:sz="4"/>
+          <w:right w:val="single" w:color="auto" w:sz="4"/>
+          <w:insideH w:val="single" w:color="auto" w:sz="4"/>
+          <w:insideV w:val="single" w:color="auto" w:sz="4"/>
+        </w:tblBorders>
+      </w:tblPr>
+      <w:tblGrid>
+        <w:gridCol w:w="3153"/>
+        <w:gridCol w:w="3153"/>
+        <w:gridCol w:w="3154"/>
+      </w:tblGrid>
+      <w:tr>
+        <w:trPr>
+          <w:tblHeader/>
+        </w:trPr>
+        <w:tc>
+          <w:tcPr>
+            <w:tcW w:type="dxa" w:w="3153"/>
+            <w:shd w:fill="E8EAED" w:val="clear"/>
+            <w:tcMar>
+              <w:top w:type="dxa" w:w="60"/>
+              <w:left w:type="dxa" w:w="100"/>
+              <w:bottom w:type="dxa" w:w="60"/>
+              <w:right w:type="dxa" w:w="100"/>
+            </w:tcMar>
+          </w:tcPr>
+          <w:p>
+            <w:pPr>
+              <w:spacing w:after="0" w:before="0"/>
+            </w:pPr>
+            <w:r>
+              <w:rPr>
+                <w:rFonts w:ascii="Tahoma" w:cs="Tahoma" w:eastAsia="Tahoma" w:hAnsi="Tahoma"/>
+                <w:sz w:val="18"/>
+                <w:szCs w:val="18"/>
+              </w:rPr>
+              <w:t xml:space="preserve">เข้ามาทาง</w:t>
+            </w:r>
+          </w:p>
+        </w:tc>
+        <w:tc>
+          <w:tcPr>
+            <w:tcW w:type="dxa" w:w="3153"/>
+            <w:shd w:fill="E8EAED" w:val="clear"/>
+            <w:tcMar>
+              <w:top w:type="dxa" w:w="60"/>
+              <w:left w:type="dxa" w:w="100"/>
+              <w:bottom w:type="dxa" w:w="60"/>
+              <w:right w:type="dxa" w:w="100"/>
+            </w:tcMar>
+          </w:tcPr>
+          <w:p>
+            <w:pPr>
+              <w:spacing w:after="0" w:before="0"/>
+            </w:pPr>
+            <w:r>
+              <w:rPr>
+                <w:rFonts w:ascii="Tahoma" w:cs="Tahoma" w:eastAsia="Tahoma" w:hAnsi="Tahoma"/>
+                <w:sz w:val="18"/>
+                <w:szCs w:val="18"/>
+              </w:rPr>
+              <w:t xml:space="preserve">IP ที่ใช้</w:t>
+            </w:r>
+          </w:p>
+        </w:tc>
+        <w:tc>
+          <w:tcPr>
+            <w:tcW w:type="dxa" w:w="3154"/>
+            <w:shd w:fill="E8EAED" w:val="clear"/>
+            <w:tcMar>
+              <w:top w:type="dxa" w:w="60"/>
+              <w:left w:type="dxa" w:w="100"/>
+              <w:bottom w:type="dxa" w:w="60"/>
+              <w:right w:type="dxa" w:w="100"/>
+            </w:tcMar>
+          </w:tcPr>
+          <w:p>
+            <w:pPr>
+              <w:spacing w:after="0" w:before="0"/>
+            </w:pPr>
+            <w:r>
+              <w:rPr>
+                <w:rFonts w:ascii="Tahoma" w:cs="Tahoma" w:eastAsia="Tahoma" w:hAnsi="Tahoma"/>
+                <w:sz w:val="18"/>
+                <w:szCs w:val="18"/>
+              </w:rPr>
+              <w:t xml:space="preserve">หาด้วย</w:t>
+            </w:r>
+          </w:p>
+        </w:tc>
+      </w:tr>
+      <w:tr>
+        <w:trPr>
+          <w:tblHeader w:val="off"/>
+        </w:trPr>
+        <w:tc>
+          <w:tcPr>
+            <w:tcW w:type="dxa" w:w="3153"/>
+            <w:tcMar>
+              <w:top w:type="dxa" w:w="60"/>
+              <w:left w:type="dxa" w:w="100"/>
+              <w:bottom w:type="dxa" w:w="60"/>
+              <w:right w:type="dxa" w:w="100"/>
+            </w:tcMar>
+          </w:tcPr>
+          <w:p>
+            <w:pPr>
+              <w:spacing w:after="0" w:before="0"/>
+            </w:pPr>
+            <w:r>
+              <w:rPr>
+                <w:rFonts w:ascii="Tahoma" w:cs="Tahoma" w:eastAsia="Tahoma" w:hAnsi="Tahoma"/>
+                <w:sz w:val="18"/>
+                <w:szCs w:val="18"/>
+              </w:rPr>
+              <w:t xml:space="preserve">Wi-Fi ที่ Pi ปล่อยเอง (ขั้นที่ 8)</w:t>
+            </w:r>
+          </w:p>
+        </w:tc>
+        <w:tc>
+          <w:tcPr>
+            <w:tcW w:type="dxa" w:w="3153"/>
+            <w:tcMar>
+              <w:top w:type="dxa" w:w="60"/>
+              <w:left w:type="dxa" w:w="100"/>
+              <w:bottom w:type="dxa" w:w="60"/>
+              <w:right w:type="dxa" w:w="100"/>
+            </w:tcMar>
+          </w:tcPr>
+          <w:p>
+            <w:pPr>
+              <w:spacing w:after="0" w:before="0"/>
+            </w:pPr>
+            <w:r>
+              <w:rPr>
+                <w:rFonts w:ascii="Consolas" w:cs="Consolas" w:eastAsia="Consolas" w:hAnsi="Consolas"/>
+                <w:sz w:val="18"/>
+                <w:szCs w:val="18"/>
+                <w:shd w:fill="F3F4F6" w:val="clear"/>
+              </w:rPr>
+              <w:t xml:space="preserve">10.42.0.1</w:t>
+            </w:r>
+          </w:p>
+        </w:tc>
+        <w:tc>
+          <w:tcPr>
+            <w:tcW w:type="dxa" w:w="3154"/>
+            <w:tcMar>
+              <w:top w:type="dxa" w:w="60"/>
+              <w:left w:type="dxa" w:w="100"/>
+              <w:bottom w:type="dxa" w:w="60"/>
+              <w:right w:type="dxa" w:w="100"/>
+            </w:tcMar>
+          </w:tcPr>
+          <w:p>
+            <w:pPr>
+              <w:spacing w:after="0" w:before="0"/>
+            </w:pPr>
+            <w:r>
+              <w:rPr>
+                <w:rFonts w:ascii="Consolas" w:cs="Consolas" w:eastAsia="Consolas" w:hAnsi="Consolas"/>
+                <w:sz w:val="18"/>
+                <w:szCs w:val="18"/>
+                <w:shd w:fill="F3F4F6" w:val="clear"/>
+              </w:rPr>
+              <w:t xml:space="preserve">./setup_ap.sh --status</w:t>
+            </w:r>
+          </w:p>
+        </w:tc>
+      </w:tr>
+      <w:tr>
+        <w:trPr>
+          <w:tblHeader w:val="off"/>
+        </w:trPr>
+        <w:tc>
+          <w:tcPr>
+            <w:tcW w:type="dxa" w:w="3153"/>
+            <w:tcMar>
+              <w:top w:type="dxa" w:w="60"/>
+              <w:left w:type="dxa" w:w="100"/>
+              <w:bottom w:type="dxa" w:w="60"/>
+              <w:right w:type="dxa" w:w="100"/>
+            </w:tcMar>
+          </w:tcPr>
+          <w:p>
+            <w:pPr>
+              <w:spacing w:after="0" w:before="0"/>
+            </w:pPr>
+            <w:r>
+              <w:rPr>
+                <w:rFonts w:ascii="Tahoma" w:cs="Tahoma" w:eastAsia="Tahoma" w:hAnsi="Tahoma"/>
+                <w:sz w:val="18"/>
+                <w:szCs w:val="18"/>
+              </w:rPr>
+              <w:t xml:space="preserve">LAN หรือ Wi-Fi วงเดียวกัน</w:t>
+            </w:r>
+          </w:p>
+        </w:tc>
+        <w:tc>
+          <w:tcPr>
+            <w:tcW w:type="dxa" w:w="3153"/>
+            <w:tcMar>
+              <w:top w:type="dxa" w:w="60"/>
+              <w:left w:type="dxa" w:w="100"/>
+              <w:bottom w:type="dxa" w:w="60"/>
+              <w:right w:type="dxa" w:w="100"/>
+            </w:tcMar>
+          </w:tcPr>
+          <w:p>
+            <w:pPr>
+              <w:spacing w:after="0" w:before="0"/>
+            </w:pPr>
+            <w:r>
+              <w:rPr>
+                <w:rFonts w:ascii="Tahoma" w:cs="Tahoma" w:eastAsia="Tahoma" w:hAnsi="Tahoma"/>
+                <w:sz w:val="18"/>
+                <w:szCs w:val="18"/>
+              </w:rPr>
+              <w:t xml:space="preserve">IP ของ Pi ในวงนั้น</w:t>
+            </w:r>
+          </w:p>
+        </w:tc>
+        <w:tc>
+          <w:tcPr>
+            <w:tcW w:type="dxa" w:w="3154"/>
+            <w:tcMar>
+              <w:top w:type="dxa" w:w="60"/>
+              <w:left w:type="dxa" w:w="100"/>
+              <w:bottom w:type="dxa" w:w="60"/>
+              <w:right w:type="dxa" w:w="100"/>
+            </w:tcMar>
+          </w:tcPr>
+          <w:p>
+            <w:pPr>
+              <w:spacing w:after="0" w:before="0"/>
+            </w:pPr>
+            <w:r>
+              <w:rPr>
+                <w:rFonts w:ascii="Consolas" w:cs="Consolas" w:eastAsia="Consolas" w:hAnsi="Consolas"/>
+                <w:sz w:val="18"/>
+                <w:szCs w:val="18"/>
+                <w:shd w:fill="F3F4F6" w:val="clear"/>
+              </w:rPr>
+              <w:t xml:space="preserve">hostname -I</w:t>
+            </w:r>
+          </w:p>
+        </w:tc>
+      </w:tr>
+      <w:tr>
+        <w:trPr>
+          <w:tblHeader w:val="off"/>
+        </w:trPr>
+        <w:tc>
+          <w:tcPr>
+            <w:tcW w:type="dxa" w:w="3153"/>
+            <w:tcMar>
+              <w:top w:type="dxa" w:w="60"/>
+              <w:left w:type="dxa" w:w="100"/>
+              <w:bottom w:type="dxa" w:w="60"/>
+              <w:right w:type="dxa" w:w="100"/>
+            </w:tcMar>
+          </w:tcPr>
+          <w:p>
+            <w:pPr>
+              <w:spacing w:after="0" w:before="0"/>
+            </w:pPr>
+            <w:r>
+              <w:rPr>
+                <w:rFonts w:ascii="Tahoma" w:cs="Tahoma" w:eastAsia="Tahoma" w:hAnsi="Tahoma"/>
+                <w:sz w:val="18"/>
+                <w:szCs w:val="18"/>
+              </w:rPr>
+              <w:t xml:space="preserve">ที่ตัว Pi เอง</w:t>
+            </w:r>
+          </w:p>
+        </w:tc>
+        <w:tc>
+          <w:tcPr>
+            <w:tcW w:type="dxa" w:w="3153"/>
+            <w:tcMar>
+              <w:top w:type="dxa" w:w="60"/>
+              <w:left w:type="dxa" w:w="100"/>
+              <w:bottom w:type="dxa" w:w="60"/>
+              <w:right w:type="dxa" w:w="100"/>
+            </w:tcMar>
+          </w:tcPr>
+          <w:p>
+            <w:pPr>
+              <w:spacing w:after="0" w:before="0"/>
+            </w:pPr>
+            <w:r>
+              <w:rPr>
+                <w:rFonts w:ascii="Consolas" w:cs="Consolas" w:eastAsia="Consolas" w:hAnsi="Consolas"/>
+                <w:sz w:val="18"/>
+                <w:szCs w:val="18"/>
+                <w:shd w:fill="F3F4F6" w:val="clear"/>
+              </w:rPr>
+              <w:t xml:space="preserve">localhost</w:t>
+            </w:r>
+          </w:p>
+        </w:tc>
+        <w:tc>
+          <w:tcPr>
+            <w:tcW w:type="dxa" w:w="3154"/>
+            <w:tcMar>
+              <w:top w:type="dxa" w:w="60"/>
+              <w:left w:type="dxa" w:w="100"/>
+              <w:bottom w:type="dxa" w:w="60"/>
+              <w:right w:type="dxa" w:w="100"/>
+            </w:tcMar>
+          </w:tcPr>
+          <w:p>
+            <w:pPr>
+              <w:spacing w:after="0" w:before="0"/>
+            </w:pPr>
+            <w:r>
+              <w:rPr>
+                <w:rFonts w:ascii="Tahoma" w:cs="Tahoma" w:eastAsia="Tahoma" w:hAnsi="Tahoma"/>
+                <w:sz w:val="18"/>
+                <w:szCs w:val="18"/>
+              </w:rPr>
+              <w:t xml:space="preserve">—</w:t>
+            </w:r>
+          </w:p>
+        </w:tc>
+      </w:tr>
+    </w:tbl>
+    <w:p>
+      <w:pPr>
+        <w:spacing w:after="120"/>
+      </w:pPr>
     </w:p>
     <w:p>
       <w:pPr>
@@ -7427,6 +10111,36 @@
     </w:lvlOverride>
   </w:num>
   <w:num w:numId="13">
+    <w:abstractNumId w:val="3"/>
+    <w:lvlOverride w:ilvl="0">
+      <w:startOverride w:val="1"/>
+    </w:lvlOverride>
+  </w:num>
+  <w:num w:numId="14">
+    <w:abstractNumId w:val="3"/>
+    <w:lvlOverride w:ilvl="0">
+      <w:startOverride w:val="1"/>
+    </w:lvlOverride>
+  </w:num>
+  <w:num w:numId="15">
+    <w:abstractNumId w:val="3"/>
+    <w:lvlOverride w:ilvl="0">
+      <w:startOverride w:val="1"/>
+    </w:lvlOverride>
+  </w:num>
+  <w:num w:numId="16">
+    <w:abstractNumId w:val="3"/>
+    <w:lvlOverride w:ilvl="0">
+      <w:startOverride w:val="1"/>
+    </w:lvlOverride>
+  </w:num>
+  <w:num w:numId="17">
+    <w:abstractNumId w:val="3"/>
+    <w:lvlOverride w:ilvl="0">
+      <w:startOverride w:val="1"/>
+    </w:lvlOverride>
+  </w:num>
+  <w:num w:numId="18">
     <w:abstractNumId w:val="3"/>
     <w:lvlOverride w:ilvl="0">
       <w:startOverride w:val="1"/>

--- a/docs/RFID_Reader-Manual-TH.docx
+++ b/docs/RFID_Reader-Manual-TH.docx
@@ -5584,6 +5584,674 @@
           <w:szCs w:val="20"/>
         </w:rPr>
         <w:t xml:space="preserve">ไม่ต้องแก้ protocol แต่ยังไม่ได้ทำในเวอร์ชันนี้</w:t>
+      </w:r>
+    </w:p>
+    <w:p>
+      <w:pPr>
+        <w:pBdr>
+          <w:bottom w:val="single" w:color="C8CDD4" w:sz="6" w:space="1"/>
+        </w:pBdr>
+        <w:spacing w:after="160" w:before="120"/>
+      </w:pPr>
+    </w:p>
+    <w:p>
+      <w:pPr>
+        <w:pStyle w:val="Heading2"/>
+        <w:pBdr>
+          <w:bottom w:val="single" w:color="D0D7E2" w:sz="6" w:space="4"/>
+        </w:pBdr>
+        <w:spacing w:after="120" w:before="300"/>
+      </w:pPr>
+      <w:r>
+        <w:rPr>
+          <w:rFonts w:ascii="Tahoma" w:cs="Tahoma" w:eastAsia="Tahoma" w:hAnsi="Tahoma"/>
+          <w:b/>
+          <w:bCs/>
+          <w:color w:val="1A4D8F"/>
+          <w:sz w:val="26"/>
+          <w:szCs w:val="26"/>
+        </w:rPr>
+        <w:t xml:space="preserve">เสริม — ให้ Pi มี MQTT broker ของตัวเอง</w:t>
+      </w:r>
+    </w:p>
+    <w:p>
+      <w:pPr>
+        <w:spacing w:after="120" w:before="60" w:line="300"/>
+      </w:pPr>
+      <w:r>
+        <w:rPr>
+          <w:rFonts w:ascii="Tahoma" w:cs="Tahoma" w:eastAsia="Tahoma" w:hAnsi="Tahoma"/>
+          <w:sz w:val="20"/>
+          <w:szCs w:val="20"/>
+        </w:rPr>
+        <w:t xml:space="preserve">ขั้นนี้ </w:t>
+      </w:r>
+      <w:r>
+        <w:rPr>
+          <w:rFonts w:ascii="Tahoma" w:cs="Tahoma" w:eastAsia="Tahoma" w:hAnsi="Tahoma"/>
+          <w:b/>
+          <w:bCs/>
+          <w:sz w:val="20"/>
+          <w:szCs w:val="20"/>
+        </w:rPr>
+        <w:t xml:space="preserve">ไม่บังคับ</w:t>
+      </w:r>
+      <w:r>
+        <w:rPr>
+          <w:rFonts w:ascii="Tahoma" w:cs="Tahoma" w:eastAsia="Tahoma" w:hAnsi="Tahoma"/>
+          <w:sz w:val="20"/>
+          <w:szCs w:val="20"/>
+        </w:rPr>
+        <w:t xml:space="preserve"> ทำเมื่อฝั่งที่เรียกใช้ (หุ่นยนต์ เครื่องควบคุม) ถนัดคุย MQTT</w:t>
+      </w:r>
+    </w:p>
+    <w:p>
+      <w:pPr>
+        <w:spacing w:after="120" w:before="60" w:line="300"/>
+      </w:pPr>
+      <w:r>
+        <w:rPr>
+          <w:rFonts w:ascii="Tahoma" w:cs="Tahoma" w:eastAsia="Tahoma" w:hAnsi="Tahoma"/>
+          <w:sz w:val="20"/>
+          <w:szCs w:val="20"/>
+        </w:rPr>
+        <w:t xml:space="preserve">มากกว่า REST หรืออยากให้ชุดนี้จบในตัวโดยไม่ต้องพึ่ง broker ที่อื่น</w:t>
+      </w:r>
+    </w:p>
+    <w:p>
+      <w:pPr>
+        <w:shd w:fill="F3F4F6" w:val="clear"/>
+        <w:spacing w:after="0" w:before="100" w:line="240"/>
+        <w:ind w:left="180" w:right="180"/>
+      </w:pPr>
+      <w:r>
+        <w:rPr>
+          <w:rFonts w:ascii="Consolas" w:cs="Consolas" w:eastAsia="Consolas" w:hAnsi="Consolas"/>
+          <w:sz w:val="17"/>
+          <w:szCs w:val="17"/>
+        </w:rPr>
+        <w:t xml:space="preserve">[หุ่นยนต์] --MQTT--&gt; [Pi: mosquitto] --&gt; [Pi: rfid-api] --USB/ZETI--&gt; [sled]</w:t>
+      </w:r>
+    </w:p>
+    <w:p>
+      <w:pPr>
+        <w:shd w:fill="F3F4F6" w:val="clear"/>
+        <w:spacing w:after="140" w:before="0" w:line="240"/>
+        <w:ind w:left="180" w:right="180"/>
+      </w:pPr>
+      <w:r>
+        <w:rPr>
+          <w:rFonts w:ascii="Consolas" w:cs="Consolas" w:eastAsia="Consolas" w:hAnsi="Consolas"/>
+          <w:sz w:val="17"/>
+          <w:szCs w:val="17"/>
+        </w:rPr>
+        <w:t xml:space="preserve">[หุ่นยนต์] --REST--------------------&gt; [Pi: rfid-api] --USB/ZETI--&gt; [sled]</w:t>
+      </w:r>
+    </w:p>
+    <w:p>
+      <w:pPr>
+        <w:pBdr>
+          <w:left w:val="single" w:color="1A4D8F" w:sz="12" w:space="8"/>
+        </w:pBdr>
+        <w:spacing w:after="0" w:before="120"/>
+        <w:ind w:left="240"/>
+      </w:pPr>
+      <w:r>
+        <w:rPr>
+          <w:rFonts w:ascii="Tahoma" w:cs="Tahoma" w:eastAsia="Tahoma" w:hAnsi="Tahoma"/>
+          <w:color w:val="444444"/>
+          <w:sz w:val="19"/>
+          <w:szCs w:val="19"/>
+        </w:rPr>
+        <w:t xml:space="preserve">⚠️ </w:t>
+      </w:r>
+      <w:r>
+        <w:rPr>
+          <w:rFonts w:ascii="Tahoma" w:cs="Tahoma" w:eastAsia="Tahoma" w:hAnsi="Tahoma"/>
+          <w:b/>
+          <w:bCs/>
+          <w:color w:val="444444"/>
+          <w:sz w:val="19"/>
+          <w:szCs w:val="19"/>
+        </w:rPr>
+        <w:t xml:space="preserve">sled ไม่ได้เป็น MQTT client</w:t>
+      </w:r>
+      <w:r>
+        <w:rPr>
+          <w:rFonts w:ascii="Tahoma" w:cs="Tahoma" w:eastAsia="Tahoma" w:hAnsi="Tahoma"/>
+          <w:color w:val="444444"/>
+          <w:sz w:val="19"/>
+          <w:szCs w:val="19"/>
+        </w:rPr>
+        <w:t xml:space="preserve"> และไม่เคยเห็น MQTT เลย ทุกคำสั่งไปถึงมันผ่าน</w:t>
+      </w:r>
+    </w:p>
+    <w:p>
+      <w:pPr>
+        <w:pBdr>
+          <w:left w:val="single" w:color="1A4D8F" w:sz="12" w:space="8"/>
+        </w:pBdr>
+        <w:spacing w:after="0" w:before="0"/>
+        <w:ind w:left="240"/>
+      </w:pPr>
+      <w:r>
+        <w:rPr>
+          <w:rFonts w:ascii="Tahoma" w:cs="Tahoma" w:eastAsia="Tahoma" w:hAnsi="Tahoma"/>
+          <w:b/>
+          <w:bCs/>
+          <w:color w:val="444444"/>
+          <w:sz w:val="19"/>
+          <w:szCs w:val="19"/>
+        </w:rPr>
+        <w:t xml:space="preserve">USB/ZETI</w:t>
+      </w:r>
+      <w:r>
+        <w:rPr>
+          <w:rFonts w:ascii="Tahoma" w:cs="Tahoma" w:eastAsia="Tahoma" w:hAnsi="Tahoma"/>
+          <w:color w:val="444444"/>
+          <w:sz w:val="19"/>
+          <w:szCs w:val="19"/>
+        </w:rPr>
+        <w:t xml:space="preserve"> เสมอ MQTT ตรงนี้คือช่องทางให้ </w:t>
+      </w:r>
+      <w:r>
+        <w:rPr>
+          <w:rFonts w:ascii="Tahoma" w:cs="Tahoma" w:eastAsia="Tahoma" w:hAnsi="Tahoma"/>
+          <w:b/>
+          <w:bCs/>
+          <w:color w:val="444444"/>
+          <w:sz w:val="19"/>
+          <w:szCs w:val="19"/>
+        </w:rPr>
+        <w:t xml:space="preserve">หุ่นยนต์คุยกับ Pi</w:t>
+      </w:r>
+      <w:r>
+        <w:rPr>
+          <w:rFonts w:ascii="Tahoma" w:cs="Tahoma" w:eastAsia="Tahoma" w:hAnsi="Tahoma"/>
+          <w:color w:val="444444"/>
+          <w:sz w:val="19"/>
+          <w:szCs w:val="19"/>
+        </w:rPr>
+        <w:t xml:space="preserve"> เป็นทางเลือก</w:t>
+      </w:r>
+    </w:p>
+    <w:p>
+      <w:pPr>
+        <w:pBdr>
+          <w:left w:val="single" w:color="1A4D8F" w:sz="12" w:space="8"/>
+        </w:pBdr>
+        <w:spacing w:after="0" w:before="0"/>
+        <w:ind w:left="240"/>
+      </w:pPr>
+      <w:r>
+        <w:rPr>
+          <w:rFonts w:ascii="Tahoma" w:cs="Tahoma" w:eastAsia="Tahoma" w:hAnsi="Tahoma"/>
+          <w:color w:val="444444"/>
+          <w:sz w:val="19"/>
+          <w:szCs w:val="19"/>
+        </w:rPr>
+        <w:t xml:space="preserve">แทน REST — ไม่ใช่การส่ง MQTT ไปหา sled ซึ่งทำไม่ได้</w:t>
+      </w:r>
+    </w:p>
+    <w:p>
+      <w:pPr>
+        <w:pBdr>
+          <w:left w:val="single" w:color="1A4D8F" w:sz="12" w:space="8"/>
+        </w:pBdr>
+        <w:spacing w:after="0" w:before="0"/>
+        <w:ind w:left="240"/>
+      </w:pPr>
+      <w:r>
+        <w:rPr>
+          <w:rFonts w:ascii="Tahoma" w:cs="Tahoma" w:eastAsia="Tahoma" w:hAnsi="Tahoma"/>
+          <w:color w:val="444444"/>
+          <w:sz w:val="19"/>
+          <w:szCs w:val="19"/>
+        </w:rPr>
+        <w:t xml:space="preserve">(เหตุผลอยู่ในหัวข้อ </w:t>
+      </w:r>
+      <w:r>
+        <w:rPr>
+          <w:rFonts w:ascii="Tahoma" w:cs="Tahoma" w:eastAsia="Tahoma" w:hAnsi="Tahoma"/>
+          <w:color w:val="1A4D8F"/>
+          <w:sz w:val="19"/>
+          <w:szCs w:val="19"/>
+          <w:u w:val="single"/>
+        </w:rPr>
+        <w:t xml:space="preserve">8.5 ทำไม sled ไม่เกาะ Wi-Fi นี้</w:t>
+      </w:r>
+    </w:p>
+    <w:p>
+      <w:pPr>
+        <w:pBdr>
+          <w:left w:val="single" w:color="1A4D8F" w:sz="12" w:space="8"/>
+        </w:pBdr>
+        <w:spacing w:after="140" w:before="0"/>
+        <w:ind w:left="240"/>
+      </w:pPr>
+      <w:r>
+        <w:rPr>
+          <w:rFonts w:ascii="Tahoma" w:cs="Tahoma" w:eastAsia="Tahoma" w:hAnsi="Tahoma"/>
+          <w:color w:val="444444"/>
+          <w:sz w:val="19"/>
+          <w:szCs w:val="19"/>
+        </w:rPr>
+        <w:t xml:space="preserve">ของขั้นที่ 8)</w:t>
+      </w:r>
+    </w:p>
+    <w:p>
+      <w:pPr>
+        <w:pStyle w:val="Heading3"/>
+        <w:spacing w:after="120" w:before="220"/>
+      </w:pPr>
+      <w:r>
+        <w:rPr>
+          <w:rFonts w:ascii="Tahoma" w:cs="Tahoma" w:eastAsia="Tahoma" w:hAnsi="Tahoma"/>
+          <w:b/>
+          <w:bCs/>
+          <w:color w:val="222222"/>
+          <w:sz w:val="22"/>
+          <w:szCs w:val="22"/>
+        </w:rPr>
+        <w:t xml:space="preserve">ติดตั้ง</w:t>
+      </w:r>
+    </w:p>
+    <w:p>
+      <w:pPr>
+        <w:shd w:fill="F3F4F6" w:val="clear"/>
+        <w:spacing w:after="0" w:before="100" w:line="240"/>
+        <w:ind w:left="180" w:right="180"/>
+      </w:pPr>
+      <w:r>
+        <w:rPr>
+          <w:rFonts w:ascii="Consolas" w:cs="Consolas" w:eastAsia="Consolas" w:hAnsi="Consolas"/>
+          <w:sz w:val="17"/>
+          <w:szCs w:val="17"/>
+        </w:rPr>
+        <w:t xml:space="preserve">cd ~/RFID_Reader</w:t>
+      </w:r>
+    </w:p>
+    <w:p>
+      <w:pPr>
+        <w:shd w:fill="F3F4F6" w:val="clear"/>
+        <w:spacing w:after="140" w:before="0" w:line="240"/>
+        <w:ind w:left="180" w:right="180"/>
+      </w:pPr>
+      <w:r>
+        <w:rPr>
+          <w:rFonts w:ascii="Consolas" w:cs="Consolas" w:eastAsia="Consolas" w:hAnsi="Consolas"/>
+          <w:sz w:val="17"/>
+          <w:szCs w:val="17"/>
+        </w:rPr>
+        <w:t xml:space="preserve">./setup_mqtt.sh</w:t>
+      </w:r>
+    </w:p>
+    <w:p>
+      <w:pPr>
+        <w:spacing w:after="120" w:before="60" w:line="300"/>
+      </w:pPr>
+      <w:r>
+        <w:rPr>
+          <w:rFonts w:ascii="Tahoma" w:cs="Tahoma" w:eastAsia="Tahoma" w:hAnsi="Tahoma"/>
+          <w:sz w:val="20"/>
+          <w:szCs w:val="20"/>
+        </w:rPr>
+        <w:t xml:space="preserve">สคริปต์จะลง Mosquitto ตั้งค่าให้รับที่พอร์ต 1883 เปิด service ให้ขึ้นเองตอนบูต</w:t>
+      </w:r>
+    </w:p>
+    <w:p>
+      <w:pPr>
+        <w:spacing w:after="120" w:before="60" w:line="300"/>
+      </w:pPr>
+      <w:r>
+        <w:rPr>
+          <w:rFonts w:ascii="Tahoma" w:cs="Tahoma" w:eastAsia="Tahoma" w:hAnsi="Tahoma"/>
+          <w:sz w:val="20"/>
+          <w:szCs w:val="20"/>
+        </w:rPr>
+        <w:t xml:space="preserve">แล้วแก้ unit ของ rfid-api ให้ชี้มาที่ </w:t>
+      </w:r>
+      <w:r>
+        <w:rPr>
+          <w:rFonts w:ascii="Consolas" w:cs="Consolas" w:eastAsia="Consolas" w:hAnsi="Consolas"/>
+          <w:sz w:val="18"/>
+          <w:szCs w:val="18"/>
+          <w:shd w:fill="F3F4F6" w:val="clear"/>
+        </w:rPr>
+        <w:t xml:space="preserve">127.0.0.1</w:t>
+      </w:r>
+      <w:r>
+        <w:rPr>
+          <w:rFonts w:ascii="Tahoma" w:cs="Tahoma" w:eastAsia="Tahoma" w:hAnsi="Tahoma"/>
+          <w:sz w:val="20"/>
+          <w:szCs w:val="20"/>
+        </w:rPr>
+        <w:t xml:space="preserve"> พร้อมรีสตาร์ตให้</w:t>
+      </w:r>
+    </w:p>
+    <w:p>
+      <w:pPr>
+        <w:spacing w:after="120" w:before="60" w:line="300"/>
+      </w:pPr>
+      <w:r>
+        <w:rPr>
+          <w:rFonts w:ascii="Tahoma" w:cs="Tahoma" w:eastAsia="Tahoma" w:hAnsi="Tahoma"/>
+          <w:sz w:val="20"/>
+          <w:szCs w:val="20"/>
+        </w:rPr>
+        <w:t xml:space="preserve">ถ้าอยากใส่รหัสผ่าน (แนะนำถ้าวง LAN ไม่ได้ปิดสนิท)</w:t>
+      </w:r>
+    </w:p>
+    <w:p>
+      <w:pPr>
+        <w:shd w:fill="F3F4F6" w:val="clear"/>
+        <w:spacing w:after="140" w:before="100" w:line="240"/>
+        <w:ind w:left="180" w:right="180"/>
+      </w:pPr>
+      <w:r>
+        <w:rPr>
+          <w:rFonts w:ascii="Consolas" w:cs="Consolas" w:eastAsia="Consolas" w:hAnsi="Consolas"/>
+          <w:sz w:val="17"/>
+          <w:szCs w:val="17"/>
+        </w:rPr>
+        <w:t xml:space="preserve">./setup_mqtt.sh --user bot --password s3cret1234</w:t>
+      </w:r>
+    </w:p>
+    <w:p>
+      <w:pPr>
+        <w:spacing w:after="120" w:before="60" w:line="300"/>
+      </w:pPr>
+      <w:r>
+        <w:rPr>
+          <w:rFonts w:ascii="Tahoma" w:cs="Tahoma" w:eastAsia="Tahoma" w:hAnsi="Tahoma"/>
+          <w:b/>
+          <w:bCs/>
+          <w:sz w:val="20"/>
+          <w:szCs w:val="20"/>
+        </w:rPr>
+        <w:t xml:space="preserve">ควรเห็น</w:t>
+      </w:r>
+      <w:r>
+        <w:rPr>
+          <w:rFonts w:ascii="Tahoma" w:cs="Tahoma" w:eastAsia="Tahoma" w:hAnsi="Tahoma"/>
+          <w:sz w:val="20"/>
+          <w:szCs w:val="20"/>
+        </w:rPr>
+        <w:t xml:space="preserve"> ท้ายสุด</w:t>
+      </w:r>
+    </w:p>
+    <w:p>
+      <w:pPr>
+        <w:shd w:fill="F3F4F6" w:val="clear"/>
+        <w:spacing w:after="0" w:before="100" w:line="240"/>
+        <w:ind w:left="180" w:right="180"/>
+      </w:pPr>
+      <w:r>
+        <w:rPr>
+          <w:rFonts w:ascii="Consolas" w:cs="Consolas" w:eastAsia="Consolas" w:hAnsi="Consolas"/>
+          <w:sz w:val="17"/>
+          <w:szCs w:val="17"/>
+        </w:rPr>
+        <w:t xml:space="preserve">MQTT is live.</w:t>
+      </w:r>
+    </w:p>
+    <w:p>
+      <w:pPr>
+        <w:shd w:fill="F3F4F6" w:val="clear"/>
+        <w:spacing w:after="0" w:before="0" w:line="240"/>
+        <w:ind w:left="180" w:right="180"/>
+      </w:pPr>
+      <w:r>
+        <w:rPr>
+          <w:rFonts w:ascii="Consolas" w:cs="Consolas" w:eastAsia="Consolas" w:hAnsi="Consolas"/>
+          <w:sz w:val="17"/>
+          <w:szCs w:val="17"/>
+        </w:rPr>
+        <w:t xml:space="preserve"> </w:t>
+      </w:r>
+    </w:p>
+    <w:p>
+      <w:pPr>
+        <w:shd w:fill="F3F4F6" w:val="clear"/>
+        <w:spacing w:after="0" w:before="0" w:line="240"/>
+        <w:ind w:left="180" w:right="180"/>
+      </w:pPr>
+      <w:r>
+        <w:rPr>
+          <w:rFonts w:ascii="Consolas" w:cs="Consolas" w:eastAsia="Consolas" w:hAnsi="Consolas"/>
+          <w:sz w:val="17"/>
+          <w:szCs w:val="17"/>
+        </w:rPr>
+        <w:t xml:space="preserve">  broker : 192.168.1.50:1883</w:t>
+      </w:r>
+    </w:p>
+    <w:p>
+      <w:pPr>
+        <w:shd w:fill="F3F4F6" w:val="clear"/>
+        <w:spacing w:after="0" w:before="0" w:line="240"/>
+        <w:ind w:left="180" w:right="180"/>
+      </w:pPr>
+      <w:r>
+        <w:rPr>
+          <w:rFonts w:ascii="Consolas" w:cs="Consolas" w:eastAsia="Consolas" w:hAnsi="Consolas"/>
+          <w:sz w:val="17"/>
+          <w:szCs w:val="17"/>
+        </w:rPr>
+        <w:t xml:space="preserve">  topics : rfid/read   -&gt; publish a command here</w:t>
+      </w:r>
+    </w:p>
+    <w:p>
+      <w:pPr>
+        <w:shd w:fill="F3F4F6" w:val="clear"/>
+        <w:spacing w:after="0" w:before="0" w:line="240"/>
+        <w:ind w:left="180" w:right="180"/>
+      </w:pPr>
+      <w:r>
+        <w:rPr>
+          <w:rFonts w:ascii="Consolas" w:cs="Consolas" w:eastAsia="Consolas" w:hAnsi="Consolas"/>
+          <w:sz w:val="17"/>
+          <w:szCs w:val="17"/>
+        </w:rPr>
+        <w:t xml:space="preserve">           rfid/result &lt;- the EPC array comes back here</w:t>
+      </w:r>
+    </w:p>
+    <w:p>
+      <w:pPr>
+        <w:shd w:fill="F3F4F6" w:val="clear"/>
+        <w:spacing w:after="140" w:before="0" w:line="240"/>
+        <w:ind w:left="180" w:right="180"/>
+      </w:pPr>
+      <w:r>
+        <w:rPr>
+          <w:rFonts w:ascii="Consolas" w:cs="Consolas" w:eastAsia="Consolas" w:hAnsi="Consolas"/>
+          <w:sz w:val="17"/>
+          <w:szCs w:val="17"/>
+        </w:rPr>
+        <w:t xml:space="preserve">           rfid/status &lt;- retained, {"connected":true}</w:t>
+      </w:r>
+    </w:p>
+    <w:p>
+      <w:pPr>
+        <w:pStyle w:val="Heading3"/>
+        <w:spacing w:after="120" w:before="220"/>
+      </w:pPr>
+      <w:r>
+        <w:rPr>
+          <w:rFonts w:ascii="Tahoma" w:cs="Tahoma" w:eastAsia="Tahoma" w:hAnsi="Tahoma"/>
+          <w:b/>
+          <w:bCs/>
+          <w:color w:val="222222"/>
+          <w:sz w:val="22"/>
+          <w:szCs w:val="22"/>
+        </w:rPr>
+        <w:t xml:space="preserve">ทดสอบจากหุ่นยนต์ / เครื่องอื่นในวง LAN</w:t>
+      </w:r>
+    </w:p>
+    <w:p>
+      <w:pPr>
+        <w:spacing w:after="120" w:before="60" w:line="300"/>
+      </w:pPr>
+      <w:r>
+        <w:rPr>
+          <w:rFonts w:ascii="Tahoma" w:cs="Tahoma" w:eastAsia="Tahoma" w:hAnsi="Tahoma"/>
+          <w:sz w:val="20"/>
+          <w:szCs w:val="20"/>
+        </w:rPr>
+        <w:t xml:space="preserve">เปิดหน้าต่างแรกค้างไว้เพื่อฟังผล</w:t>
+      </w:r>
+    </w:p>
+    <w:p>
+      <w:pPr>
+        <w:shd w:fill="F3F4F6" w:val="clear"/>
+        <w:spacing w:after="140" w:before="100" w:line="240"/>
+        <w:ind w:left="180" w:right="180"/>
+      </w:pPr>
+      <w:r>
+        <w:rPr>
+          <w:rFonts w:ascii="Consolas" w:cs="Consolas" w:eastAsia="Consolas" w:hAnsi="Consolas"/>
+          <w:sz w:val="17"/>
+          <w:szCs w:val="17"/>
+        </w:rPr>
+        <w:t xml:space="preserve">mosquitto_sub -h &lt;ip-ของ-pi&gt; -t 'rfid/#' -v</w:t>
+      </w:r>
+    </w:p>
+    <w:p>
+      <w:pPr>
+        <w:spacing w:after="120" w:before="60" w:line="300"/>
+      </w:pPr>
+      <w:r>
+        <w:rPr>
+          <w:rFonts w:ascii="Tahoma" w:cs="Tahoma" w:eastAsia="Tahoma" w:hAnsi="Tahoma"/>
+          <w:sz w:val="20"/>
+          <w:szCs w:val="20"/>
+        </w:rPr>
+        <w:t xml:space="preserve">หน้าต่างที่สองยิงคำสั่ง</w:t>
+      </w:r>
+    </w:p>
+    <w:p>
+      <w:pPr>
+        <w:shd w:fill="F3F4F6" w:val="clear"/>
+        <w:spacing w:after="140" w:before="100" w:line="240"/>
+        <w:ind w:left="180" w:right="180"/>
+      </w:pPr>
+      <w:r>
+        <w:rPr>
+          <w:rFonts w:ascii="Consolas" w:cs="Consolas" w:eastAsia="Consolas" w:hAnsi="Consolas"/>
+          <w:sz w:val="17"/>
+          <w:szCs w:val="17"/>
+        </w:rPr>
+        <w:t xml:space="preserve">mosquitto_pub -h &lt;ip-ของ-pi&gt; -t rfid/read -m '{"requestId":"t1","ms":1000}'</w:t>
+      </w:r>
+    </w:p>
+    <w:p>
+      <w:pPr>
+        <w:spacing w:after="120" w:before="60" w:line="300"/>
+      </w:pPr>
+      <w:r>
+        <w:rPr>
+          <w:rFonts w:ascii="Tahoma" w:cs="Tahoma" w:eastAsia="Tahoma" w:hAnsi="Tahoma"/>
+          <w:b/>
+          <w:bCs/>
+          <w:sz w:val="20"/>
+          <w:szCs w:val="20"/>
+        </w:rPr>
+        <w:t xml:space="preserve">ควรเห็น</w:t>
+      </w:r>
+      <w:r>
+        <w:rPr>
+          <w:rFonts w:ascii="Tahoma" w:cs="Tahoma" w:eastAsia="Tahoma" w:hAnsi="Tahoma"/>
+          <w:sz w:val="20"/>
+          <w:szCs w:val="20"/>
+        </w:rPr>
+        <w:t xml:space="preserve"> ที่หน้าต่างแรก</w:t>
+      </w:r>
+    </w:p>
+    <w:p>
+      <w:pPr>
+        <w:shd w:fill="F3F4F6" w:val="clear"/>
+        <w:spacing w:after="140" w:before="100" w:line="240"/>
+        <w:ind w:left="180" w:right="180"/>
+      </w:pPr>
+      <w:r>
+        <w:rPr>
+          <w:rFonts w:ascii="Consolas" w:cs="Consolas" w:eastAsia="Consolas" w:hAnsi="Consolas"/>
+          <w:sz w:val="17"/>
+          <w:szCs w:val="17"/>
+        </w:rPr>
+        <w:t xml:space="preserve">rfid/result {"status": "ok", "count": 2, "tags": ["E200...6B", "E200...43"], "requestId": "t1"}</w:t>
+      </w:r>
+    </w:p>
+    <w:p>
+      <w:pPr>
+        <w:spacing w:after="120" w:before="60" w:line="300"/>
+      </w:pPr>
+      <w:r>
+        <w:rPr>
+          <w:rFonts w:ascii="Tahoma" w:cs="Tahoma" w:eastAsia="Tahoma" w:hAnsi="Tahoma"/>
+          <w:sz w:val="20"/>
+          <w:szCs w:val="20"/>
+        </w:rPr>
+        <w:t xml:space="preserve">REST ยังใช้ได้พร้อมกัน ไม่ต้องเลือกอย่างใดอย่างหนึ่ง</w:t>
+      </w:r>
+    </w:p>
+    <w:p>
+      <w:pPr>
+        <w:shd w:fill="F3F4F6" w:val="clear"/>
+        <w:spacing w:after="140" w:before="100" w:line="240"/>
+        <w:ind w:left="180" w:right="180"/>
+      </w:pPr>
+      <w:r>
+        <w:rPr>
+          <w:rFonts w:ascii="Consolas" w:cs="Consolas" w:eastAsia="Consolas" w:hAnsi="Consolas"/>
+          <w:sz w:val="17"/>
+          <w:szCs w:val="17"/>
+        </w:rPr>
+        <w:t xml:space="preserve">curl "http://&lt;ip-ของ-pi&gt;:8080/api/read?ms=1000"</w:t>
+      </w:r>
+    </w:p>
+    <w:p>
+      <w:pPr>
+        <w:pStyle w:val="Heading3"/>
+        <w:spacing w:after="120" w:before="220"/>
+      </w:pPr>
+      <w:r>
+        <w:rPr>
+          <w:rFonts w:ascii="Tahoma" w:cs="Tahoma" w:eastAsia="Tahoma" w:hAnsi="Tahoma"/>
+          <w:b/>
+          <w:bCs/>
+          <w:color w:val="222222"/>
+          <w:sz w:val="22"/>
+          <w:szCs w:val="22"/>
+        </w:rPr>
+        <w:t xml:space="preserve">เลิกใช้</w:t>
+      </w:r>
+    </w:p>
+    <w:p>
+      <w:pPr>
+        <w:shd w:fill="F3F4F6" w:val="clear"/>
+        <w:spacing w:after="140" w:before="100" w:line="240"/>
+        <w:ind w:left="180" w:right="180"/>
+      </w:pPr>
+      <w:r>
+        <w:rPr>
+          <w:rFonts w:ascii="Consolas" w:cs="Consolas" w:eastAsia="Consolas" w:hAnsi="Consolas"/>
+          <w:sz w:val="17"/>
+          <w:szCs w:val="17"/>
+        </w:rPr>
+        <w:t xml:space="preserve">./setup_mqtt.sh --off</w:t>
+      </w:r>
+    </w:p>
+    <w:p>
+      <w:pPr>
+        <w:spacing w:after="120" w:before="60" w:line="300"/>
+      </w:pPr>
+      <w:r>
+        <w:rPr>
+          <w:rFonts w:ascii="Tahoma" w:cs="Tahoma" w:eastAsia="Tahoma" w:hAnsi="Tahoma"/>
+          <w:sz w:val="20"/>
+          <w:szCs w:val="20"/>
+        </w:rPr>
+        <w:t xml:space="preserve">REST ยังทำงานต่อตามปกติ</w:t>
       </w:r>
     </w:p>
     <w:p>

--- a/docs/RFID_Reader-Manual-TH.docx
+++ b/docs/RFID_Reader-Manual-TH.docx
@@ -6252,6 +6252,2013 @@
           <w:szCs w:val="20"/>
         </w:rPr>
         <w:t xml:space="preserve">REST ยังทำงานต่อตามปกติ</w:t>
+      </w:r>
+    </w:p>
+    <w:p>
+      <w:pPr>
+        <w:pBdr>
+          <w:bottom w:val="single" w:color="C8CDD4" w:sz="6" w:space="1"/>
+        </w:pBdr>
+        <w:spacing w:after="160" w:before="120"/>
+      </w:pPr>
+    </w:p>
+    <w:p>
+      <w:pPr>
+        <w:pStyle w:val="Heading2"/>
+        <w:pBdr>
+          <w:bottom w:val="single" w:color="D0D7E2" w:sz="6" w:space="4"/>
+        </w:pBdr>
+        <w:spacing w:after="120" w:before="300"/>
+      </w:pPr>
+      <w:r>
+        <w:rPr>
+          <w:rFonts w:ascii="Tahoma" w:cs="Tahoma" w:eastAsia="Tahoma" w:hAnsi="Tahoma"/>
+          <w:b/>
+          <w:bCs/>
+          <w:color w:val="1A4D8F"/>
+          <w:sz w:val="26"/>
+          <w:szCs w:val="26"/>
+        </w:rPr>
+        <w:t xml:space="preserve">เสริม — ติดตั้งหลายเครื่อง (หุ่นยนต์หลายตัว)</w:t>
+      </w:r>
+    </w:p>
+    <w:p>
+      <w:pPr>
+        <w:spacing w:after="120" w:before="60" w:line="300"/>
+      </w:pPr>
+      <w:r>
+        <w:rPr>
+          <w:rFonts w:ascii="Tahoma" w:cs="Tahoma" w:eastAsia="Tahoma" w:hAnsi="Tahoma"/>
+          <w:sz w:val="20"/>
+          <w:szCs w:val="20"/>
+        </w:rPr>
+        <w:t xml:space="preserve">เมื่อมีหุ่นยนต์หลายตัว แต่ละตัวมีชุด Pi + sled ของตัวเอง ทุกเครื่องลงซอฟต์แวร์</w:t>
+      </w:r>
+    </w:p>
+    <w:p>
+      <w:pPr>
+        <w:spacing w:after="120" w:before="60" w:line="300"/>
+      </w:pPr>
+      <w:r>
+        <w:rPr>
+          <w:rFonts w:ascii="Tahoma" w:cs="Tahoma" w:eastAsia="Tahoma" w:hAnsi="Tahoma"/>
+          <w:sz w:val="20"/>
+          <w:szCs w:val="20"/>
+        </w:rPr>
+        <w:t xml:space="preserve">ชุดเดียวกัน แต่มี </w:t>
+      </w:r>
+      <w:r>
+        <w:rPr>
+          <w:rFonts w:ascii="Tahoma" w:cs="Tahoma" w:eastAsia="Tahoma" w:hAnsi="Tahoma"/>
+          <w:b/>
+          <w:bCs/>
+          <w:sz w:val="20"/>
+          <w:szCs w:val="20"/>
+        </w:rPr>
+        <w:t xml:space="preserve">4 อย่างที่ห้ามซ้ำกัน</w:t>
+      </w:r>
+    </w:p>
+    <w:tbl>
+      <w:tblPr>
+        <w:tblW w:type="dxa" w:w="9460"/>
+        <w:tblBorders>
+          <w:top w:val="single" w:color="auto" w:sz="4"/>
+          <w:left w:val="single" w:color="auto" w:sz="4"/>
+          <w:bottom w:val="single" w:color="auto" w:sz="4"/>
+          <w:right w:val="single" w:color="auto" w:sz="4"/>
+          <w:insideH w:val="single" w:color="auto" w:sz="4"/>
+          <w:insideV w:val="single" w:color="auto" w:sz="4"/>
+        </w:tblBorders>
+      </w:tblPr>
+      <w:tblGrid>
+        <w:gridCol w:w="4730"/>
+        <w:gridCol w:w="4730"/>
+      </w:tblGrid>
+      <w:tr>
+        <w:trPr>
+          <w:tblHeader/>
+        </w:trPr>
+        <w:tc>
+          <w:tcPr>
+            <w:tcW w:type="dxa" w:w="4730"/>
+            <w:shd w:fill="E8EAED" w:val="clear"/>
+            <w:tcMar>
+              <w:top w:type="dxa" w:w="60"/>
+              <w:left w:type="dxa" w:w="100"/>
+              <w:bottom w:type="dxa" w:w="60"/>
+              <w:right w:type="dxa" w:w="100"/>
+            </w:tcMar>
+          </w:tcPr>
+          <w:p>
+            <w:pPr>
+              <w:spacing w:after="0" w:before="0"/>
+            </w:pPr>
+            <w:r>
+              <w:rPr>
+                <w:rFonts w:ascii="Tahoma" w:cs="Tahoma" w:eastAsia="Tahoma" w:hAnsi="Tahoma"/>
+                <w:sz w:val="18"/>
+                <w:szCs w:val="18"/>
+              </w:rPr>
+              <w:t xml:space="preserve">สิ่งที่ต้องไม่ซ้ำ</w:t>
+            </w:r>
+          </w:p>
+        </w:tc>
+        <w:tc>
+          <w:tcPr>
+            <w:tcW w:type="dxa" w:w="4730"/>
+            <w:shd w:fill="E8EAED" w:val="clear"/>
+            <w:tcMar>
+              <w:top w:type="dxa" w:w="60"/>
+              <w:left w:type="dxa" w:w="100"/>
+              <w:bottom w:type="dxa" w:w="60"/>
+              <w:right w:type="dxa" w:w="100"/>
+            </w:tcMar>
+          </w:tcPr>
+          <w:p>
+            <w:pPr>
+              <w:spacing w:after="0" w:before="0"/>
+            </w:pPr>
+            <w:r>
+              <w:rPr>
+                <w:rFonts w:ascii="Tahoma" w:cs="Tahoma" w:eastAsia="Tahoma" w:hAnsi="Tahoma"/>
+                <w:sz w:val="18"/>
+                <w:szCs w:val="18"/>
+              </w:rPr>
+              <w:t xml:space="preserve">ทำไม</w:t>
+            </w:r>
+          </w:p>
+        </w:tc>
+      </w:tr>
+      <w:tr>
+        <w:trPr>
+          <w:tblHeader w:val="off"/>
+        </w:trPr>
+        <w:tc>
+          <w:tcPr>
+            <w:tcW w:type="dxa" w:w="4730"/>
+            <w:tcMar>
+              <w:top w:type="dxa" w:w="60"/>
+              <w:left w:type="dxa" w:w="100"/>
+              <w:bottom w:type="dxa" w:w="60"/>
+              <w:right w:type="dxa" w:w="100"/>
+            </w:tcMar>
+          </w:tcPr>
+          <w:p>
+            <w:pPr>
+              <w:spacing w:after="0" w:before="0"/>
+            </w:pPr>
+            <w:r>
+              <w:rPr>
+                <w:rFonts w:ascii="Tahoma" w:cs="Tahoma" w:eastAsia="Tahoma" w:hAnsi="Tahoma"/>
+                <w:b/>
+                <w:bCs/>
+                <w:sz w:val="18"/>
+                <w:szCs w:val="18"/>
+              </w:rPr>
+              <w:t xml:space="preserve">hostname</w:t>
+            </w:r>
+          </w:p>
+        </w:tc>
+        <w:tc>
+          <w:tcPr>
+            <w:tcW w:type="dxa" w:w="4730"/>
+            <w:tcMar>
+              <w:top w:type="dxa" w:w="60"/>
+              <w:left w:type="dxa" w:w="100"/>
+              <w:bottom w:type="dxa" w:w="60"/>
+              <w:right w:type="dxa" w:w="100"/>
+            </w:tcMar>
+          </w:tcPr>
+          <w:p>
+            <w:pPr>
+              <w:spacing w:after="0" w:before="0"/>
+            </w:pPr>
+            <w:r>
+              <w:rPr>
+                <w:rFonts w:ascii="Tahoma" w:cs="Tahoma" w:eastAsia="Tahoma" w:hAnsi="Tahoma"/>
+                <w:sz w:val="18"/>
+                <w:szCs w:val="18"/>
+              </w:rPr>
+              <w:t xml:space="preserve">ใช้แยกเครื่องบนเน็ตเวิร์ก และเป็นฐานของ client id</w:t>
+            </w:r>
+          </w:p>
+        </w:tc>
+      </w:tr>
+      <w:tr>
+        <w:trPr>
+          <w:tblHeader w:val="off"/>
+        </w:trPr>
+        <w:tc>
+          <w:tcPr>
+            <w:tcW w:type="dxa" w:w="4730"/>
+            <w:tcMar>
+              <w:top w:type="dxa" w:w="60"/>
+              <w:left w:type="dxa" w:w="100"/>
+              <w:bottom w:type="dxa" w:w="60"/>
+              <w:right w:type="dxa" w:w="100"/>
+            </w:tcMar>
+          </w:tcPr>
+          <w:p>
+            <w:pPr>
+              <w:spacing w:after="0" w:before="0"/>
+            </w:pPr>
+            <w:r>
+              <w:rPr>
+                <w:rFonts w:ascii="Tahoma" w:cs="Tahoma" w:eastAsia="Tahoma" w:hAnsi="Tahoma"/>
+                <w:b/>
+                <w:bCs/>
+                <w:sz w:val="18"/>
+                <w:szCs w:val="18"/>
+              </w:rPr>
+              <w:t xml:space="preserve">MQTT client id</w:t>
+            </w:r>
+          </w:p>
+        </w:tc>
+        <w:tc>
+          <w:tcPr>
+            <w:tcW w:type="dxa" w:w="4730"/>
+            <w:tcMar>
+              <w:top w:type="dxa" w:w="60"/>
+              <w:left w:type="dxa" w:w="100"/>
+              <w:bottom w:type="dxa" w:w="60"/>
+              <w:right w:type="dxa" w:w="100"/>
+            </w:tcMar>
+          </w:tcPr>
+          <w:p>
+            <w:pPr>
+              <w:spacing w:after="0" w:before="0"/>
+            </w:pPr>
+            <w:r>
+              <w:rPr>
+                <w:rFonts w:ascii="Tahoma" w:cs="Tahoma" w:eastAsia="Tahoma" w:hAnsi="Tahoma"/>
+                <w:sz w:val="18"/>
+                <w:szCs w:val="18"/>
+              </w:rPr>
+              <w:t xml:space="preserve">⚠️ ซ้ำแล้วเครื่องเตะกันออกจาก broker — ดูด้านล่าง</w:t>
+            </w:r>
+          </w:p>
+        </w:tc>
+      </w:tr>
+      <w:tr>
+        <w:trPr>
+          <w:tblHeader w:val="off"/>
+        </w:trPr>
+        <w:tc>
+          <w:tcPr>
+            <w:tcW w:type="dxa" w:w="4730"/>
+            <w:tcMar>
+              <w:top w:type="dxa" w:w="60"/>
+              <w:left w:type="dxa" w:w="100"/>
+              <w:bottom w:type="dxa" w:w="60"/>
+              <w:right w:type="dxa" w:w="100"/>
+            </w:tcMar>
+          </w:tcPr>
+          <w:p>
+            <w:pPr>
+              <w:spacing w:after="0" w:before="0"/>
+            </w:pPr>
+            <w:r>
+              <w:rPr>
+                <w:rFonts w:ascii="Tahoma" w:cs="Tahoma" w:eastAsia="Tahoma" w:hAnsi="Tahoma"/>
+                <w:b/>
+                <w:bCs/>
+                <w:sz w:val="18"/>
+                <w:szCs w:val="18"/>
+              </w:rPr>
+              <w:t xml:space="preserve">MQTT topic</w:t>
+            </w:r>
+            <w:r>
+              <w:rPr>
+                <w:rFonts w:ascii="Tahoma" w:cs="Tahoma" w:eastAsia="Tahoma" w:hAnsi="Tahoma"/>
+                <w:sz w:val="18"/>
+                <w:szCs w:val="18"/>
+              </w:rPr>
+              <w:t xml:space="preserve"> (</w:t>
+            </w:r>
+            <w:r>
+              <w:rPr>
+                <w:rFonts w:ascii="Consolas" w:cs="Consolas" w:eastAsia="Consolas" w:hAnsi="Consolas"/>
+                <w:sz w:val="18"/>
+                <w:szCs w:val="18"/>
+                <w:shd w:fill="F3F4F6" w:val="clear"/>
+              </w:rPr>
+              <w:t xml:space="preserve">MQTT_BASE</w:t>
+            </w:r>
+            <w:r>
+              <w:rPr>
+                <w:rFonts w:ascii="Tahoma" w:cs="Tahoma" w:eastAsia="Tahoma" w:hAnsi="Tahoma"/>
+                <w:sz w:val="18"/>
+                <w:szCs w:val="18"/>
+              </w:rPr>
+              <w:t xml:space="preserve">)</w:t>
+            </w:r>
+          </w:p>
+        </w:tc>
+        <w:tc>
+          <w:tcPr>
+            <w:tcW w:type="dxa" w:w="4730"/>
+            <w:tcMar>
+              <w:top w:type="dxa" w:w="60"/>
+              <w:left w:type="dxa" w:w="100"/>
+              <w:bottom w:type="dxa" w:w="60"/>
+              <w:right w:type="dxa" w:w="100"/>
+            </w:tcMar>
+          </w:tcPr>
+          <w:p>
+            <w:pPr>
+              <w:spacing w:after="0" w:before="0"/>
+            </w:pPr>
+            <w:r>
+              <w:rPr>
+                <w:rFonts w:ascii="Tahoma" w:cs="Tahoma" w:eastAsia="Tahoma" w:hAnsi="Tahoma"/>
+                <w:sz w:val="18"/>
+                <w:szCs w:val="18"/>
+              </w:rPr>
+              <w:t xml:space="preserve">ไม่งั้นสั่งเครื่องหนึ่งแล้วอีกเครื่องตอบด้วย</w:t>
+            </w:r>
+          </w:p>
+        </w:tc>
+      </w:tr>
+      <w:tr>
+        <w:trPr>
+          <w:tblHeader w:val="off"/>
+        </w:trPr>
+        <w:tc>
+          <w:tcPr>
+            <w:tcW w:type="dxa" w:w="4730"/>
+            <w:tcMar>
+              <w:top w:type="dxa" w:w="60"/>
+              <w:left w:type="dxa" w:w="100"/>
+              <w:bottom w:type="dxa" w:w="60"/>
+              <w:right w:type="dxa" w:w="100"/>
+            </w:tcMar>
+          </w:tcPr>
+          <w:p>
+            <w:pPr>
+              <w:spacing w:after="0" w:before="0"/>
+            </w:pPr>
+            <w:r>
+              <w:rPr>
+                <w:rFonts w:ascii="Tahoma" w:cs="Tahoma" w:eastAsia="Tahoma" w:hAnsi="Tahoma"/>
+                <w:b/>
+                <w:bCs/>
+                <w:sz w:val="18"/>
+                <w:szCs w:val="18"/>
+              </w:rPr>
+              <w:t xml:space="preserve">IP address</w:t>
+            </w:r>
+          </w:p>
+        </w:tc>
+        <w:tc>
+          <w:tcPr>
+            <w:tcW w:type="dxa" w:w="4730"/>
+            <w:tcMar>
+              <w:top w:type="dxa" w:w="60"/>
+              <w:left w:type="dxa" w:w="100"/>
+              <w:bottom w:type="dxa" w:w="60"/>
+              <w:right w:type="dxa" w:w="100"/>
+            </w:tcMar>
+          </w:tcPr>
+          <w:p>
+            <w:pPr>
+              <w:spacing w:after="0" w:before="0"/>
+            </w:pPr>
+            <w:r>
+              <w:rPr>
+                <w:rFonts w:ascii="Tahoma" w:cs="Tahoma" w:eastAsia="Tahoma" w:hAnsi="Tahoma"/>
+                <w:sz w:val="18"/>
+                <w:szCs w:val="18"/>
+              </w:rPr>
+              <w:t xml:space="preserve">ตั้ง static หรือจอง DHCP ไว้ หุ่นยนต์จะได้รู้ว่ายิงไปที่ไหน</w:t>
+            </w:r>
+          </w:p>
+        </w:tc>
+      </w:tr>
+    </w:tbl>
+    <w:p>
+      <w:pPr>
+        <w:spacing w:after="120"/>
+      </w:pPr>
+    </w:p>
+    <w:p>
+      <w:pPr>
+        <w:pBdr>
+          <w:left w:val="single" w:color="1A4D8F" w:sz="12" w:space="8"/>
+        </w:pBdr>
+        <w:spacing w:after="0" w:before="120"/>
+        <w:ind w:left="240"/>
+      </w:pPr>
+      <w:r>
+        <w:rPr>
+          <w:rFonts w:ascii="Tahoma" w:cs="Tahoma" w:eastAsia="Tahoma" w:hAnsi="Tahoma"/>
+          <w:color w:val="444444"/>
+          <w:sz w:val="19"/>
+          <w:szCs w:val="19"/>
+        </w:rPr>
+        <w:t xml:space="preserve">⚠️ </w:t>
+      </w:r>
+      <w:r>
+        <w:rPr>
+          <w:rFonts w:ascii="Tahoma" w:cs="Tahoma" w:eastAsia="Tahoma" w:hAnsi="Tahoma"/>
+          <w:b/>
+          <w:bCs/>
+          <w:color w:val="444444"/>
+          <w:sz w:val="19"/>
+          <w:szCs w:val="19"/>
+        </w:rPr>
+        <w:t xml:space="preserve">กับดักที่เจ็บที่สุด: MQTT client id ซ้ำ</w:t>
+      </w:r>
+    </w:p>
+    <w:p>
+      <w:pPr>
+        <w:pBdr>
+          <w:left w:val="single" w:color="1A4D8F" w:sz="12" w:space="8"/>
+        </w:pBdr>
+        <w:spacing w:after="0" w:before="0"/>
+        <w:ind w:left="240"/>
+      </w:pPr>
+      <w:r>
+        <w:rPr>
+          <w:rFonts w:ascii="Tahoma" w:cs="Tahoma" w:eastAsia="Tahoma" w:hAnsi="Tahoma"/>
+          <w:color w:val="444444"/>
+          <w:sz w:val="19"/>
+          <w:szCs w:val="19"/>
+        </w:rPr>
+        <w:t xml:space="preserve"/>
+      </w:r>
+    </w:p>
+    <w:p>
+      <w:pPr>
+        <w:pBdr>
+          <w:left w:val="single" w:color="1A4D8F" w:sz="12" w:space="8"/>
+        </w:pBdr>
+        <w:spacing w:after="0" w:before="0"/>
+        <w:ind w:left="240"/>
+      </w:pPr>
+      <w:r>
+        <w:rPr>
+          <w:rFonts w:ascii="Tahoma" w:cs="Tahoma" w:eastAsia="Tahoma" w:hAnsi="Tahoma"/>
+          <w:color w:val="444444"/>
+          <w:sz w:val="19"/>
+          <w:szCs w:val="19"/>
+        </w:rPr>
+        <w:t xml:space="preserve">สเปก MQTT อนุญาตให้ client id หนึ่งต่อได้ครั้งละหนึ่งการเชื่อมต่อ ถ้าเครื่องที่สอง</w:t>
+      </w:r>
+    </w:p>
+    <w:p>
+      <w:pPr>
+        <w:pBdr>
+          <w:left w:val="single" w:color="1A4D8F" w:sz="12" w:space="8"/>
+        </w:pBdr>
+        <w:spacing w:after="0" w:before="0"/>
+        <w:ind w:left="240"/>
+      </w:pPr>
+      <w:r>
+        <w:rPr>
+          <w:rFonts w:ascii="Tahoma" w:cs="Tahoma" w:eastAsia="Tahoma" w:hAnsi="Tahoma"/>
+          <w:color w:val="444444"/>
+          <w:sz w:val="19"/>
+          <w:szCs w:val="19"/>
+        </w:rPr>
+        <w:t xml:space="preserve">ต่อเข้ามาด้วย id เดียวกัน </w:t>
+      </w:r>
+      <w:r>
+        <w:rPr>
+          <w:rFonts w:ascii="Tahoma" w:cs="Tahoma" w:eastAsia="Tahoma" w:hAnsi="Tahoma"/>
+          <w:b/>
+          <w:bCs/>
+          <w:color w:val="444444"/>
+          <w:sz w:val="19"/>
+          <w:szCs w:val="19"/>
+        </w:rPr>
+        <w:t xml:space="preserve">broker จะตัดเครื่องแรกทิ้งทันที</w:t>
+      </w:r>
+      <w:r>
+        <w:rPr>
+          <w:rFonts w:ascii="Tahoma" w:cs="Tahoma" w:eastAsia="Tahoma" w:hAnsi="Tahoma"/>
+          <w:color w:val="444444"/>
+          <w:sz w:val="19"/>
+          <w:szCs w:val="19"/>
+        </w:rPr>
+        <w:t xml:space="preserve"> แล้วเครื่องแรกก็ต่อ</w:t>
+      </w:r>
+    </w:p>
+    <w:p>
+      <w:pPr>
+        <w:pBdr>
+          <w:left w:val="single" w:color="1A4D8F" w:sz="12" w:space="8"/>
+        </w:pBdr>
+        <w:spacing w:after="0" w:before="0"/>
+        <w:ind w:left="240"/>
+      </w:pPr>
+      <w:r>
+        <w:rPr>
+          <w:rFonts w:ascii="Tahoma" w:cs="Tahoma" w:eastAsia="Tahoma" w:hAnsi="Tahoma"/>
+          <w:color w:val="444444"/>
+          <w:sz w:val="19"/>
+          <w:szCs w:val="19"/>
+        </w:rPr>
+        <w:t xml:space="preserve">กลับมาเตะเครื่องที่สองออก วนไปเรื่อยๆ</w:t>
+      </w:r>
+    </w:p>
+    <w:p>
+      <w:pPr>
+        <w:pBdr>
+          <w:left w:val="single" w:color="1A4D8F" w:sz="12" w:space="8"/>
+        </w:pBdr>
+        <w:spacing w:after="0" w:before="0"/>
+        <w:ind w:left="240"/>
+      </w:pPr>
+      <w:r>
+        <w:rPr>
+          <w:rFonts w:ascii="Tahoma" w:cs="Tahoma" w:eastAsia="Tahoma" w:hAnsi="Tahoma"/>
+          <w:color w:val="444444"/>
+          <w:sz w:val="19"/>
+          <w:szCs w:val="19"/>
+        </w:rPr>
+        <w:t xml:space="preserve"/>
+      </w:r>
+    </w:p>
+    <w:p>
+      <w:pPr>
+        <w:pBdr>
+          <w:left w:val="single" w:color="1A4D8F" w:sz="12" w:space="8"/>
+        </w:pBdr>
+        <w:spacing w:after="0" w:before="0"/>
+        <w:ind w:left="240"/>
+      </w:pPr>
+      <w:r>
+        <w:rPr>
+          <w:rFonts w:ascii="Tahoma" w:cs="Tahoma" w:eastAsia="Tahoma" w:hAnsi="Tahoma"/>
+          <w:color w:val="444444"/>
+          <w:sz w:val="19"/>
+          <w:szCs w:val="19"/>
+        </w:rPr>
+        <w:t xml:space="preserve">Raspberry Pi OS ทุกเครื่องมี hostname เหมือนกันตั้งแต่ลงเสร็จ ถ้าโคลน SD card</w:t>
+      </w:r>
+    </w:p>
+    <w:p>
+      <w:pPr>
+        <w:pBdr>
+          <w:left w:val="single" w:color="1A4D8F" w:sz="12" w:space="8"/>
+        </w:pBdr>
+        <w:spacing w:after="0" w:before="0"/>
+        <w:ind w:left="240"/>
+      </w:pPr>
+      <w:r>
+        <w:rPr>
+          <w:rFonts w:ascii="Tahoma" w:cs="Tahoma" w:eastAsia="Tahoma" w:hAnsi="Tahoma"/>
+          <w:color w:val="444444"/>
+          <w:sz w:val="19"/>
+          <w:szCs w:val="19"/>
+        </w:rPr>
+        <w:t xml:space="preserve">ไปใช้หลายเครื่องจะเจอปัญหานี้ทันที </w:t>
+      </w:r>
+      <w:r>
+        <w:rPr>
+          <w:rFonts w:ascii="Tahoma" w:cs="Tahoma" w:eastAsia="Tahoma" w:hAnsi="Tahoma"/>
+          <w:b/>
+          <w:bCs/>
+          <w:color w:val="444444"/>
+          <w:sz w:val="19"/>
+          <w:szCs w:val="19"/>
+        </w:rPr>
+        <w:t xml:space="preserve">อาการที่เห็นคืออ่านได้บ้างไม่ได้บ้างแบบสุ่ม</w:t>
+      </w:r>
+    </w:p>
+    <w:p>
+      <w:pPr>
+        <w:pBdr>
+          <w:left w:val="single" w:color="1A4D8F" w:sz="12" w:space="8"/>
+        </w:pBdr>
+        <w:spacing w:after="0" w:before="0"/>
+        <w:ind w:left="240"/>
+      </w:pPr>
+      <w:r>
+        <w:rPr>
+          <w:rFonts w:ascii="Tahoma" w:cs="Tahoma" w:eastAsia="Tahoma" w:hAnsi="Tahoma"/>
+          <w:color w:val="444444"/>
+          <w:sz w:val="19"/>
+          <w:szCs w:val="19"/>
+        </w:rPr>
+        <w:t xml:space="preserve">ไม่มีอะไรบอกว่าเกี่ยวกับ MQTT เลย หาสาเหตุยากมาก</w:t>
+      </w:r>
+    </w:p>
+    <w:p>
+      <w:pPr>
+        <w:pBdr>
+          <w:left w:val="single" w:color="1A4D8F" w:sz="12" w:space="8"/>
+        </w:pBdr>
+        <w:spacing w:after="0" w:before="0"/>
+        <w:ind w:left="240"/>
+      </w:pPr>
+      <w:r>
+        <w:rPr>
+          <w:rFonts w:ascii="Tahoma" w:cs="Tahoma" w:eastAsia="Tahoma" w:hAnsi="Tahoma"/>
+          <w:color w:val="444444"/>
+          <w:sz w:val="19"/>
+          <w:szCs w:val="19"/>
+        </w:rPr>
+        <w:t xml:space="preserve"/>
+      </w:r>
+    </w:p>
+    <w:p>
+      <w:pPr>
+        <w:pBdr>
+          <w:left w:val="single" w:color="1A4D8F" w:sz="12" w:space="8"/>
+        </w:pBdr>
+        <w:spacing w:after="0" w:before="0"/>
+        <w:ind w:left="240"/>
+      </w:pPr>
+      <w:r>
+        <w:rPr>
+          <w:rFonts w:ascii="Tahoma" w:cs="Tahoma" w:eastAsia="Tahoma" w:hAnsi="Tahoma"/>
+          <w:color w:val="444444"/>
+          <w:sz w:val="19"/>
+          <w:szCs w:val="19"/>
+        </w:rPr>
+        <w:t xml:space="preserve">โปรแกรมรุ่นนี้ป้องกันให้แล้วโดยเติม </w:t>
+      </w:r>
+      <w:r>
+        <w:rPr>
+          <w:rFonts w:ascii="Consolas" w:cs="Consolas" w:eastAsia="Consolas" w:hAnsi="Consolas"/>
+          <w:color w:val="444444"/>
+          <w:sz w:val="18"/>
+          <w:szCs w:val="18"/>
+          <w:shd w:fill="F3F4F6" w:val="clear"/>
+        </w:rPr>
+        <w:t xml:space="preserve">/etc/machine-id</w:t>
+      </w:r>
+      <w:r>
+        <w:rPr>
+          <w:rFonts w:ascii="Tahoma" w:cs="Tahoma" w:eastAsia="Tahoma" w:hAnsi="Tahoma"/>
+          <w:color w:val="444444"/>
+          <w:sz w:val="19"/>
+          <w:szCs w:val="19"/>
+        </w:rPr>
+        <w:t xml:space="preserve"> ต่อท้าย ซึ่งไม่ซ้ำกันต่อการ</w:t>
+      </w:r>
+    </w:p>
+    <w:p>
+      <w:pPr>
+        <w:pBdr>
+          <w:left w:val="single" w:color="1A4D8F" w:sz="12" w:space="8"/>
+        </w:pBdr>
+        <w:spacing w:after="0" w:before="0"/>
+        <w:ind w:left="240"/>
+      </w:pPr>
+      <w:r>
+        <w:rPr>
+          <w:rFonts w:ascii="Tahoma" w:cs="Tahoma" w:eastAsia="Tahoma" w:hAnsi="Tahoma"/>
+          <w:color w:val="444444"/>
+          <w:sz w:val="19"/>
+          <w:szCs w:val="19"/>
+        </w:rPr>
+        <w:t xml:space="preserve">ติดตั้งหนึ่งครั้ง แต่ </w:t>
+      </w:r>
+      <w:r>
+        <w:rPr>
+          <w:rFonts w:ascii="Tahoma" w:cs="Tahoma" w:eastAsia="Tahoma" w:hAnsi="Tahoma"/>
+          <w:b/>
+          <w:bCs/>
+          <w:color w:val="444444"/>
+          <w:sz w:val="19"/>
+          <w:szCs w:val="19"/>
+        </w:rPr>
+        <w:t xml:space="preserve">ถ้าโคลน SD card มา `machine-id` จะซ้ำด้วย</w:t>
+      </w:r>
+      <w:r>
+        <w:rPr>
+          <w:rFonts w:ascii="Tahoma" w:cs="Tahoma" w:eastAsia="Tahoma" w:hAnsi="Tahoma"/>
+          <w:color w:val="444444"/>
+          <w:sz w:val="19"/>
+          <w:szCs w:val="19"/>
+        </w:rPr>
+        <w:t xml:space="preserve"> จึงควรตั้งชื่อ</w:t>
+      </w:r>
+    </w:p>
+    <w:p>
+      <w:pPr>
+        <w:pBdr>
+          <w:left w:val="single" w:color="1A4D8F" w:sz="12" w:space="8"/>
+        </w:pBdr>
+        <w:spacing w:after="140" w:before="0"/>
+        <w:ind w:left="240"/>
+      </w:pPr>
+      <w:r>
+        <w:rPr>
+          <w:rFonts w:ascii="Tahoma" w:cs="Tahoma" w:eastAsia="Tahoma" w:hAnsi="Tahoma"/>
+          <w:color w:val="444444"/>
+          <w:sz w:val="19"/>
+          <w:szCs w:val="19"/>
+        </w:rPr>
+        <w:t xml:space="preserve">ให้ชัดเจนด้วย </w:t>
+      </w:r>
+      <w:r>
+        <w:rPr>
+          <w:rFonts w:ascii="Consolas" w:cs="Consolas" w:eastAsia="Consolas" w:hAnsi="Consolas"/>
+          <w:color w:val="444444"/>
+          <w:sz w:val="18"/>
+          <w:szCs w:val="18"/>
+          <w:shd w:fill="F3F4F6" w:val="clear"/>
+        </w:rPr>
+        <w:t xml:space="preserve">provision.sh</w:t>
+      </w:r>
+      <w:r>
+        <w:rPr>
+          <w:rFonts w:ascii="Tahoma" w:cs="Tahoma" w:eastAsia="Tahoma" w:hAnsi="Tahoma"/>
+          <w:color w:val="444444"/>
+          <w:sz w:val="19"/>
+          <w:szCs w:val="19"/>
+        </w:rPr>
+        <w:t xml:space="preserve"> อยู่ดี</w:t>
+      </w:r>
+    </w:p>
+    <w:p>
+      <w:pPr>
+        <w:pStyle w:val="Heading3"/>
+        <w:spacing w:after="120" w:before="220"/>
+      </w:pPr>
+      <w:r>
+        <w:rPr>
+          <w:rFonts w:ascii="Tahoma" w:cs="Tahoma" w:eastAsia="Tahoma" w:hAnsi="Tahoma"/>
+          <w:b/>
+          <w:bCs/>
+          <w:color w:val="222222"/>
+          <w:sz w:val="22"/>
+          <w:szCs w:val="22"/>
+        </w:rPr>
+        <w:t xml:space="preserve">ตั้งค่าแต่ละเครื่องด้วยคำสั่งเดียว</w:t>
+      </w:r>
+    </w:p>
+    <w:p>
+      <w:pPr>
+        <w:spacing w:after="120" w:before="60" w:line="300"/>
+      </w:pPr>
+      <w:r>
+        <w:rPr>
+          <w:rFonts w:ascii="Tahoma" w:cs="Tahoma" w:eastAsia="Tahoma" w:hAnsi="Tahoma"/>
+          <w:sz w:val="20"/>
+          <w:szCs w:val="20"/>
+        </w:rPr>
+        <w:t xml:space="preserve">ที่ Pi ของหุ่นยนต์ตัวที่ 1</w:t>
+      </w:r>
+    </w:p>
+    <w:p>
+      <w:pPr>
+        <w:shd w:fill="F3F4F6" w:val="clear"/>
+        <w:spacing w:after="0" w:before="100" w:line="240"/>
+        <w:ind w:left="180" w:right="180"/>
+      </w:pPr>
+      <w:r>
+        <w:rPr>
+          <w:rFonts w:ascii="Consolas" w:cs="Consolas" w:eastAsia="Consolas" w:hAnsi="Consolas"/>
+          <w:sz w:val="17"/>
+          <w:szCs w:val="17"/>
+        </w:rPr>
+        <w:t xml:space="preserve">cd ~/RFID_Reader</w:t>
+      </w:r>
+    </w:p>
+    <w:p>
+      <w:pPr>
+        <w:shd w:fill="F3F4F6" w:val="clear"/>
+        <w:spacing w:after="140" w:before="0" w:line="240"/>
+        <w:ind w:left="180" w:right="180"/>
+      </w:pPr>
+      <w:r>
+        <w:rPr>
+          <w:rFonts w:ascii="Consolas" w:cs="Consolas" w:eastAsia="Consolas" w:hAnsi="Consolas"/>
+          <w:sz w:val="17"/>
+          <w:szCs w:val="17"/>
+        </w:rPr>
+        <w:t xml:space="preserve">./provision.sh --name robot01</w:t>
+      </w:r>
+    </w:p>
+    <w:p>
+      <w:pPr>
+        <w:spacing w:after="120" w:before="60" w:line="300"/>
+      </w:pPr>
+      <w:r>
+        <w:rPr>
+          <w:rFonts w:ascii="Tahoma" w:cs="Tahoma" w:eastAsia="Tahoma" w:hAnsi="Tahoma"/>
+          <w:sz w:val="20"/>
+          <w:szCs w:val="20"/>
+        </w:rPr>
+        <w:t xml:space="preserve">ตัวที่ 2</w:t>
+      </w:r>
+    </w:p>
+    <w:p>
+      <w:pPr>
+        <w:shd w:fill="F3F4F6" w:val="clear"/>
+        <w:spacing w:after="140" w:before="100" w:line="240"/>
+        <w:ind w:left="180" w:right="180"/>
+      </w:pPr>
+      <w:r>
+        <w:rPr>
+          <w:rFonts w:ascii="Consolas" w:cs="Consolas" w:eastAsia="Consolas" w:hAnsi="Consolas"/>
+          <w:sz w:val="17"/>
+          <w:szCs w:val="17"/>
+        </w:rPr>
+        <w:t xml:space="preserve">./provision.sh --name robot02</w:t>
+      </w:r>
+    </w:p>
+    <w:p>
+      <w:pPr>
+        <w:spacing w:after="120" w:before="60" w:line="300"/>
+      </w:pPr>
+      <w:r>
+        <w:rPr>
+          <w:rFonts w:ascii="Tahoma" w:cs="Tahoma" w:eastAsia="Tahoma" w:hAnsi="Tahoma"/>
+          <w:sz w:val="20"/>
+          <w:szCs w:val="20"/>
+        </w:rPr>
+        <w:t xml:space="preserve">สคริปต์จะตั้งให้ครบในครั้งเดียว</w:t>
+      </w:r>
+    </w:p>
+    <w:tbl>
+      <w:tblPr>
+        <w:tblW w:type="dxa" w:w="9460"/>
+        <w:tblBorders>
+          <w:top w:val="single" w:color="auto" w:sz="4"/>
+          <w:left w:val="single" w:color="auto" w:sz="4"/>
+          <w:bottom w:val="single" w:color="auto" w:sz="4"/>
+          <w:right w:val="single" w:color="auto" w:sz="4"/>
+          <w:insideH w:val="single" w:color="auto" w:sz="4"/>
+          <w:insideV w:val="single" w:color="auto" w:sz="4"/>
+        </w:tblBorders>
+      </w:tblPr>
+      <w:tblGrid>
+        <w:gridCol w:w="4730"/>
+        <w:gridCol w:w="4730"/>
+      </w:tblGrid>
+      <w:tr>
+        <w:trPr>
+          <w:tblHeader/>
+        </w:trPr>
+        <w:tc>
+          <w:tcPr>
+            <w:tcW w:type="dxa" w:w="4730"/>
+            <w:shd w:fill="E8EAED" w:val="clear"/>
+            <w:tcMar>
+              <w:top w:type="dxa" w:w="60"/>
+              <w:left w:type="dxa" w:w="100"/>
+              <w:bottom w:type="dxa" w:w="60"/>
+              <w:right w:type="dxa" w:w="100"/>
+            </w:tcMar>
+          </w:tcPr>
+          <w:p>
+            <w:pPr>
+              <w:spacing w:after="0" w:before="0"/>
+            </w:pPr>
+            <w:r>
+              <w:rPr>
+                <w:rFonts w:ascii="Tahoma" w:cs="Tahoma" w:eastAsia="Tahoma" w:hAnsi="Tahoma"/>
+                <w:sz w:val="18"/>
+                <w:szCs w:val="18"/>
+              </w:rPr>
+              <w:t xml:space="preserve">ตั้งอะไร</w:t>
+            </w:r>
+          </w:p>
+        </w:tc>
+        <w:tc>
+          <w:tcPr>
+            <w:tcW w:type="dxa" w:w="4730"/>
+            <w:shd w:fill="E8EAED" w:val="clear"/>
+            <w:tcMar>
+              <w:top w:type="dxa" w:w="60"/>
+              <w:left w:type="dxa" w:w="100"/>
+              <w:bottom w:type="dxa" w:w="60"/>
+              <w:right w:type="dxa" w:w="100"/>
+            </w:tcMar>
+          </w:tcPr>
+          <w:p>
+            <w:pPr>
+              <w:spacing w:after="0" w:before="0"/>
+            </w:pPr>
+            <w:r>
+              <w:rPr>
+                <w:rFonts w:ascii="Tahoma" w:cs="Tahoma" w:eastAsia="Tahoma" w:hAnsi="Tahoma"/>
+                <w:sz w:val="18"/>
+                <w:szCs w:val="18"/>
+              </w:rPr>
+              <w:t xml:space="preserve">ค่าที่ได้</w:t>
+            </w:r>
+          </w:p>
+        </w:tc>
+      </w:tr>
+      <w:tr>
+        <w:trPr>
+          <w:tblHeader w:val="off"/>
+        </w:trPr>
+        <w:tc>
+          <w:tcPr>
+            <w:tcW w:type="dxa" w:w="4730"/>
+            <w:tcMar>
+              <w:top w:type="dxa" w:w="60"/>
+              <w:left w:type="dxa" w:w="100"/>
+              <w:bottom w:type="dxa" w:w="60"/>
+              <w:right w:type="dxa" w:w="100"/>
+            </w:tcMar>
+          </w:tcPr>
+          <w:p>
+            <w:pPr>
+              <w:spacing w:after="0" w:before="0"/>
+            </w:pPr>
+            <w:r>
+              <w:rPr>
+                <w:rFonts w:ascii="Tahoma" w:cs="Tahoma" w:eastAsia="Tahoma" w:hAnsi="Tahoma"/>
+                <w:sz w:val="18"/>
+                <w:szCs w:val="18"/>
+              </w:rPr>
+              <w:t xml:space="preserve">hostname</w:t>
+            </w:r>
+          </w:p>
+        </w:tc>
+        <w:tc>
+          <w:tcPr>
+            <w:tcW w:type="dxa" w:w="4730"/>
+            <w:tcMar>
+              <w:top w:type="dxa" w:w="60"/>
+              <w:left w:type="dxa" w:w="100"/>
+              <w:bottom w:type="dxa" w:w="60"/>
+              <w:right w:type="dxa" w:w="100"/>
+            </w:tcMar>
+          </w:tcPr>
+          <w:p>
+            <w:pPr>
+              <w:spacing w:after="0" w:before="0"/>
+            </w:pPr>
+            <w:r>
+              <w:rPr>
+                <w:rFonts w:ascii="Consolas" w:cs="Consolas" w:eastAsia="Consolas" w:hAnsi="Consolas"/>
+                <w:sz w:val="18"/>
+                <w:szCs w:val="18"/>
+                <w:shd w:fill="F3F4F6" w:val="clear"/>
+              </w:rPr>
+              <w:t xml:space="preserve">robot01</w:t>
+            </w:r>
+          </w:p>
+        </w:tc>
+      </w:tr>
+      <w:tr>
+        <w:trPr>
+          <w:tblHeader w:val="off"/>
+        </w:trPr>
+        <w:tc>
+          <w:tcPr>
+            <w:tcW w:type="dxa" w:w="4730"/>
+            <w:tcMar>
+              <w:top w:type="dxa" w:w="60"/>
+              <w:left w:type="dxa" w:w="100"/>
+              <w:bottom w:type="dxa" w:w="60"/>
+              <w:right w:type="dxa" w:w="100"/>
+            </w:tcMar>
+          </w:tcPr>
+          <w:p>
+            <w:pPr>
+              <w:spacing w:after="0" w:before="0"/>
+            </w:pPr>
+            <w:r>
+              <w:rPr>
+                <w:rFonts w:ascii="Consolas" w:cs="Consolas" w:eastAsia="Consolas" w:hAnsi="Consolas"/>
+                <w:sz w:val="18"/>
+                <w:szCs w:val="18"/>
+                <w:shd w:fill="F3F4F6" w:val="clear"/>
+              </w:rPr>
+              <w:t xml:space="preserve">MQTT_BASE</w:t>
+            </w:r>
+          </w:p>
+        </w:tc>
+        <w:tc>
+          <w:tcPr>
+            <w:tcW w:type="dxa" w:w="4730"/>
+            <w:tcMar>
+              <w:top w:type="dxa" w:w="60"/>
+              <w:left w:type="dxa" w:w="100"/>
+              <w:bottom w:type="dxa" w:w="60"/>
+              <w:right w:type="dxa" w:w="100"/>
+            </w:tcMar>
+          </w:tcPr>
+          <w:p>
+            <w:pPr>
+              <w:spacing w:after="0" w:before="0"/>
+            </w:pPr>
+            <w:r>
+              <w:rPr>
+                <w:rFonts w:ascii="Consolas" w:cs="Consolas" w:eastAsia="Consolas" w:hAnsi="Consolas"/>
+                <w:sz w:val="18"/>
+                <w:szCs w:val="18"/>
+                <w:shd w:fill="F3F4F6" w:val="clear"/>
+              </w:rPr>
+              <w:t xml:space="preserve">rfid/robot01</w:t>
+            </w:r>
+          </w:p>
+        </w:tc>
+      </w:tr>
+      <w:tr>
+        <w:trPr>
+          <w:tblHeader w:val="off"/>
+        </w:trPr>
+        <w:tc>
+          <w:tcPr>
+            <w:tcW w:type="dxa" w:w="4730"/>
+            <w:tcMar>
+              <w:top w:type="dxa" w:w="60"/>
+              <w:left w:type="dxa" w:w="100"/>
+              <w:bottom w:type="dxa" w:w="60"/>
+              <w:right w:type="dxa" w:w="100"/>
+            </w:tcMar>
+          </w:tcPr>
+          <w:p>
+            <w:pPr>
+              <w:spacing w:after="0" w:before="0"/>
+            </w:pPr>
+            <w:r>
+              <w:rPr>
+                <w:rFonts w:ascii="Consolas" w:cs="Consolas" w:eastAsia="Consolas" w:hAnsi="Consolas"/>
+                <w:sz w:val="18"/>
+                <w:szCs w:val="18"/>
+                <w:shd w:fill="F3F4F6" w:val="clear"/>
+              </w:rPr>
+              <w:t xml:space="preserve">MQTT_CLIENT_ID</w:t>
+            </w:r>
+          </w:p>
+        </w:tc>
+        <w:tc>
+          <w:tcPr>
+            <w:tcW w:type="dxa" w:w="4730"/>
+            <w:tcMar>
+              <w:top w:type="dxa" w:w="60"/>
+              <w:left w:type="dxa" w:w="100"/>
+              <w:bottom w:type="dxa" w:w="60"/>
+              <w:right w:type="dxa" w:w="100"/>
+            </w:tcMar>
+          </w:tcPr>
+          <w:p>
+            <w:pPr>
+              <w:spacing w:after="0" w:before="0"/>
+            </w:pPr>
+            <w:r>
+              <w:rPr>
+                <w:rFonts w:ascii="Consolas" w:cs="Consolas" w:eastAsia="Consolas" w:hAnsi="Consolas"/>
+                <w:sz w:val="18"/>
+                <w:szCs w:val="18"/>
+                <w:shd w:fill="F3F4F6" w:val="clear"/>
+              </w:rPr>
+              <w:t xml:space="preserve">rfid-robot01</w:t>
+            </w:r>
+          </w:p>
+        </w:tc>
+      </w:tr>
+    </w:tbl>
+    <w:p>
+      <w:pPr>
+        <w:spacing w:after="120"/>
+      </w:pPr>
+    </w:p>
+    <w:p>
+      <w:pPr>
+        <w:spacing w:after="120" w:before="60" w:line="300"/>
+      </w:pPr>
+      <w:r>
+        <w:rPr>
+          <w:rFonts w:ascii="Tahoma" w:cs="Tahoma" w:eastAsia="Tahoma" w:hAnsi="Tahoma"/>
+          <w:sz w:val="20"/>
+          <w:szCs w:val="20"/>
+        </w:rPr>
+        <w:t xml:space="preserve">เพิ่มกำลังส่งเฉพาะเครื่องนั้น หรือตั้ง Wi-Fi ของตัวเองไปด้วยก็ได้</w:t>
+      </w:r>
+    </w:p>
+    <w:p>
+      <w:pPr>
+        <w:shd w:fill="F3F4F6" w:val="clear"/>
+        <w:spacing w:after="140" w:before="100" w:line="240"/>
+        <w:ind w:left="180" w:right="180"/>
+      </w:pPr>
+      <w:r>
+        <w:rPr>
+          <w:rFonts w:ascii="Consolas" w:cs="Consolas" w:eastAsia="Consolas" w:hAnsi="Consolas"/>
+          <w:sz w:val="17"/>
+          <w:szCs w:val="17"/>
+        </w:rPr>
+        <w:t xml:space="preserve">./provision.sh --name robot02 --dbm 12 --ap-ssid RFID-ROBOT02 --ap-pass rfid12345</w:t>
+      </w:r>
+    </w:p>
+    <w:p>
+      <w:pPr>
+        <w:spacing w:after="120" w:before="60" w:line="300"/>
+      </w:pPr>
+      <w:r>
+        <w:rPr>
+          <w:rFonts w:ascii="Tahoma" w:cs="Tahoma" w:eastAsia="Tahoma" w:hAnsi="Tahoma"/>
+          <w:sz w:val="20"/>
+          <w:szCs w:val="20"/>
+        </w:rPr>
+        <w:t xml:space="preserve">ดูว่าเครื่องนี้ถูกตั้งเป็นอะไรไว้</w:t>
+      </w:r>
+    </w:p>
+    <w:p>
+      <w:pPr>
+        <w:shd w:fill="F3F4F6" w:val="clear"/>
+        <w:spacing w:after="140" w:before="100" w:line="240"/>
+        <w:ind w:left="180" w:right="180"/>
+      </w:pPr>
+      <w:r>
+        <w:rPr>
+          <w:rFonts w:ascii="Consolas" w:cs="Consolas" w:eastAsia="Consolas" w:hAnsi="Consolas"/>
+          <w:sz w:val="17"/>
+          <w:szCs w:val="17"/>
+        </w:rPr>
+        <w:t xml:space="preserve">./provision.sh --show</w:t>
+      </w:r>
+    </w:p>
+    <w:p>
+      <w:pPr>
+        <w:spacing w:after="120" w:before="60" w:line="300"/>
+      </w:pPr>
+      <w:r>
+        <w:rPr>
+          <w:rFonts w:ascii="Tahoma" w:cs="Tahoma" w:eastAsia="Tahoma" w:hAnsi="Tahoma"/>
+          <w:b/>
+          <w:bCs/>
+          <w:sz w:val="20"/>
+          <w:szCs w:val="20"/>
+        </w:rPr>
+        <w:t xml:space="preserve">ควรเห็น</w:t>
+      </w:r>
+    </w:p>
+    <w:p>
+      <w:pPr>
+        <w:shd w:fill="F3F4F6" w:val="clear"/>
+        <w:spacing w:after="0" w:before="100" w:line="240"/>
+        <w:ind w:left="180" w:right="180"/>
+      </w:pPr>
+      <w:r>
+        <w:rPr>
+          <w:rFonts w:ascii="Consolas" w:cs="Consolas" w:eastAsia="Consolas" w:hAnsi="Consolas"/>
+          <w:sz w:val="17"/>
+          <w:szCs w:val="17"/>
+        </w:rPr>
+        <w:t xml:space="preserve">hostname      : robot01</w:t>
+      </w:r>
+    </w:p>
+    <w:p>
+      <w:pPr>
+        <w:shd w:fill="F3F4F6" w:val="clear"/>
+        <w:spacing w:after="0" w:before="0" w:line="240"/>
+        <w:ind w:left="180" w:right="180"/>
+      </w:pPr>
+      <w:r>
+        <w:rPr>
+          <w:rFonts w:ascii="Consolas" w:cs="Consolas" w:eastAsia="Consolas" w:hAnsi="Consolas"/>
+          <w:sz w:val="17"/>
+          <w:szCs w:val="17"/>
+        </w:rPr>
+        <w:t xml:space="preserve">machine-id    : a1b2c3d4</w:t>
+      </w:r>
+    </w:p>
+    <w:p>
+      <w:pPr>
+        <w:shd w:fill="F3F4F6" w:val="clear"/>
+        <w:spacing w:after="0" w:before="0" w:line="240"/>
+        <w:ind w:left="180" w:right="180"/>
+      </w:pPr>
+      <w:r>
+        <w:rPr>
+          <w:rFonts w:ascii="Consolas" w:cs="Consolas" w:eastAsia="Consolas" w:hAnsi="Consolas"/>
+          <w:sz w:val="17"/>
+          <w:szCs w:val="17"/>
+        </w:rPr>
+        <w:t xml:space="preserve">IP addresses  : 10.20.41.142</w:t>
+      </w:r>
+    </w:p>
+    <w:p>
+      <w:pPr>
+        <w:shd w:fill="F3F4F6" w:val="clear"/>
+        <w:spacing w:after="0" w:before="0" w:line="240"/>
+        <w:ind w:left="180" w:right="180"/>
+      </w:pPr>
+      <w:r>
+        <w:rPr>
+          <w:rFonts w:ascii="Consolas" w:cs="Consolas" w:eastAsia="Consolas" w:hAnsi="Consolas"/>
+          <w:sz w:val="17"/>
+          <w:szCs w:val="17"/>
+        </w:rPr>
+        <w:t xml:space="preserve">service settings:</w:t>
+      </w:r>
+    </w:p>
+    <w:p>
+      <w:pPr>
+        <w:shd w:fill="F3F4F6" w:val="clear"/>
+        <w:spacing w:after="0" w:before="0" w:line="240"/>
+        <w:ind w:left="180" w:right="180"/>
+      </w:pPr>
+      <w:r>
+        <w:rPr>
+          <w:rFonts w:ascii="Consolas" w:cs="Consolas" w:eastAsia="Consolas" w:hAnsi="Consolas"/>
+          <w:sz w:val="17"/>
+          <w:szCs w:val="17"/>
+        </w:rPr>
+        <w:t xml:space="preserve">  RFID_MS=1000</w:t>
+      </w:r>
+    </w:p>
+    <w:p>
+      <w:pPr>
+        <w:shd w:fill="F3F4F6" w:val="clear"/>
+        <w:spacing w:after="0" w:before="0" w:line="240"/>
+        <w:ind w:left="180" w:right="180"/>
+      </w:pPr>
+      <w:r>
+        <w:rPr>
+          <w:rFonts w:ascii="Consolas" w:cs="Consolas" w:eastAsia="Consolas" w:hAnsi="Consolas"/>
+          <w:sz w:val="17"/>
+          <w:szCs w:val="17"/>
+        </w:rPr>
+        <w:t xml:space="preserve">  RFID_DBM=25</w:t>
+      </w:r>
+    </w:p>
+    <w:p>
+      <w:pPr>
+        <w:shd w:fill="F3F4F6" w:val="clear"/>
+        <w:spacing w:after="0" w:before="0" w:line="240"/>
+        <w:ind w:left="180" w:right="180"/>
+      </w:pPr>
+      <w:r>
+        <w:rPr>
+          <w:rFonts w:ascii="Consolas" w:cs="Consolas" w:eastAsia="Consolas" w:hAnsi="Consolas"/>
+          <w:sz w:val="17"/>
+          <w:szCs w:val="17"/>
+        </w:rPr>
+        <w:t xml:space="preserve">  MQTT_BASE=rfid/robot01</w:t>
+      </w:r>
+    </w:p>
+    <w:p>
+      <w:pPr>
+        <w:shd w:fill="F3F4F6" w:val="clear"/>
+        <w:spacing w:after="140" w:before="0" w:line="240"/>
+        <w:ind w:left="180" w:right="180"/>
+      </w:pPr>
+      <w:r>
+        <w:rPr>
+          <w:rFonts w:ascii="Consolas" w:cs="Consolas" w:eastAsia="Consolas" w:hAnsi="Consolas"/>
+          <w:sz w:val="17"/>
+          <w:szCs w:val="17"/>
+        </w:rPr>
+        <w:t xml:space="preserve">  MQTT_CLIENT_ID=rfid-robot01</w:t>
+      </w:r>
+    </w:p>
+    <w:p>
+      <w:pPr>
+        <w:spacing w:after="120" w:before="60" w:line="300"/>
+      </w:pPr>
+      <w:r>
+        <w:rPr>
+          <w:rFonts w:ascii="Tahoma" w:cs="Tahoma" w:eastAsia="Tahoma" w:hAnsi="Tahoma"/>
+          <w:sz w:val="20"/>
+          <w:szCs w:val="20"/>
+        </w:rPr>
+        <w:t xml:space="preserve">รีบูตหนึ่งครั้งหลังเปลี่ยน hostname เพื่อให้ทุกอย่างลงตัว</w:t>
+      </w:r>
+    </w:p>
+    <w:p>
+      <w:pPr>
+        <w:shd w:fill="F3F4F6" w:val="clear"/>
+        <w:spacing w:after="140" w:before="100" w:line="240"/>
+        <w:ind w:left="180" w:right="180"/>
+      </w:pPr>
+      <w:r>
+        <w:rPr>
+          <w:rFonts w:ascii="Consolas" w:cs="Consolas" w:eastAsia="Consolas" w:hAnsi="Consolas"/>
+          <w:sz w:val="17"/>
+          <w:szCs w:val="17"/>
+        </w:rPr>
+        <w:t xml:space="preserve">sudo reboot</w:t>
+      </w:r>
+    </w:p>
+    <w:p>
+      <w:pPr>
+        <w:pStyle w:val="Heading3"/>
+        <w:spacing w:after="120" w:before="220"/>
+      </w:pPr>
+      <w:r>
+        <w:rPr>
+          <w:rFonts w:ascii="Tahoma" w:cs="Tahoma" w:eastAsia="Tahoma" w:hAnsi="Tahoma"/>
+          <w:b/>
+          <w:bCs/>
+          <w:color w:val="222222"/>
+          <w:sz w:val="22"/>
+          <w:szCs w:val="22"/>
+        </w:rPr>
+        <w:t xml:space="preserve">ฝั่งหุ่นยนต์เรียกใช้</w:t>
+      </w:r>
+    </w:p>
+    <w:p>
+      <w:pPr>
+        <w:spacing w:after="120" w:before="60" w:line="300"/>
+      </w:pPr>
+      <w:r>
+        <w:rPr>
+          <w:rFonts w:ascii="Tahoma" w:cs="Tahoma" w:eastAsia="Tahoma" w:hAnsi="Tahoma"/>
+          <w:b/>
+          <w:bCs/>
+          <w:sz w:val="20"/>
+          <w:szCs w:val="20"/>
+        </w:rPr>
+        <w:t xml:space="preserve">แบบ REST</w:t>
+      </w:r>
+      <w:r>
+        <w:rPr>
+          <w:rFonts w:ascii="Tahoma" w:cs="Tahoma" w:eastAsia="Tahoma" w:hAnsi="Tahoma"/>
+          <w:sz w:val="20"/>
+          <w:szCs w:val="20"/>
+        </w:rPr>
+        <w:t xml:space="preserve"> — แต่ละตัวเรียก Pi ของตัวเอง</w:t>
+      </w:r>
+    </w:p>
+    <w:p>
+      <w:pPr>
+        <w:shd w:fill="F3F4F6" w:val="clear"/>
+        <w:spacing w:after="140" w:before="100" w:line="240"/>
+        <w:ind w:left="180" w:right="180"/>
+      </w:pPr>
+      <w:r>
+        <w:rPr>
+          <w:rFonts w:ascii="Consolas" w:cs="Consolas" w:eastAsia="Consolas" w:hAnsi="Consolas"/>
+          <w:sz w:val="17"/>
+          <w:szCs w:val="17"/>
+        </w:rPr>
+        <w:t xml:space="preserve">curl "http://10.20.41.142:8080/api/read?ms=1000"</w:t>
+      </w:r>
+    </w:p>
+    <w:p>
+      <w:pPr>
+        <w:spacing w:after="120" w:before="60" w:line="300"/>
+      </w:pPr>
+      <w:r>
+        <w:rPr>
+          <w:rFonts w:ascii="Tahoma" w:cs="Tahoma" w:eastAsia="Tahoma" w:hAnsi="Tahoma"/>
+          <w:b/>
+          <w:bCs/>
+          <w:sz w:val="20"/>
+          <w:szCs w:val="20"/>
+        </w:rPr>
+        <w:t xml:space="preserve">แบบ MQTT</w:t>
+      </w:r>
+      <w:r>
+        <w:rPr>
+          <w:rFonts w:ascii="Tahoma" w:cs="Tahoma" w:eastAsia="Tahoma" w:hAnsi="Tahoma"/>
+          <w:sz w:val="20"/>
+          <w:szCs w:val="20"/>
+        </w:rPr>
+        <w:t xml:space="preserve"> — broker ตัวเดียวคุมได้ทุกเครื่อง สั่งเจาะจงเครื่อง</w:t>
+      </w:r>
+    </w:p>
+    <w:p>
+      <w:pPr>
+        <w:shd w:fill="F3F4F6" w:val="clear"/>
+        <w:spacing w:after="140" w:before="100" w:line="240"/>
+        <w:ind w:left="180" w:right="180"/>
+      </w:pPr>
+      <w:r>
+        <w:rPr>
+          <w:rFonts w:ascii="Consolas" w:cs="Consolas" w:eastAsia="Consolas" w:hAnsi="Consolas"/>
+          <w:sz w:val="17"/>
+          <w:szCs w:val="17"/>
+        </w:rPr>
+        <w:t xml:space="preserve">mosquitto_pub -h &lt;broker&gt; -t rfid/robot01/read -m '{"requestId":"a1","ms":1000}'</w:t>
+      </w:r>
+    </w:p>
+    <w:p>
+      <w:pPr>
+        <w:spacing w:after="120" w:before="60" w:line="300"/>
+      </w:pPr>
+      <w:r>
+        <w:rPr>
+          <w:rFonts w:ascii="Tahoma" w:cs="Tahoma" w:eastAsia="Tahoma" w:hAnsi="Tahoma"/>
+          <w:sz w:val="20"/>
+          <w:szCs w:val="20"/>
+        </w:rPr>
+        <w:t xml:space="preserve">ฟังผลจากทุกเครื่องพร้อมกันด้วย wildcard </w:t>
+      </w:r>
+      <w:r>
+        <w:rPr>
+          <w:rFonts w:ascii="Consolas" w:cs="Consolas" w:eastAsia="Consolas" w:hAnsi="Consolas"/>
+          <w:sz w:val="18"/>
+          <w:szCs w:val="18"/>
+          <w:shd w:fill="F3F4F6" w:val="clear"/>
+        </w:rPr>
+        <w:t xml:space="preserve">+</w:t>
+      </w:r>
+      <w:r>
+        <w:rPr>
+          <w:rFonts w:ascii="Tahoma" w:cs="Tahoma" w:eastAsia="Tahoma" w:hAnsi="Tahoma"/>
+          <w:sz w:val="20"/>
+          <w:szCs w:val="20"/>
+        </w:rPr>
+        <w:t xml:space="preserve"> (แทนหนึ่งระดับ)</w:t>
+      </w:r>
+    </w:p>
+    <w:p>
+      <w:pPr>
+        <w:shd w:fill="F3F4F6" w:val="clear"/>
+        <w:spacing w:after="140" w:before="100" w:line="240"/>
+        <w:ind w:left="180" w:right="180"/>
+      </w:pPr>
+      <w:r>
+        <w:rPr>
+          <w:rFonts w:ascii="Consolas" w:cs="Consolas" w:eastAsia="Consolas" w:hAnsi="Consolas"/>
+          <w:sz w:val="17"/>
+          <w:szCs w:val="17"/>
+        </w:rPr>
+        <w:t xml:space="preserve">mosquitto_sub -h &lt;broker&gt; -t "rfid/+/result" -v</w:t>
+      </w:r>
+    </w:p>
+    <w:p>
+      <w:pPr>
+        <w:spacing w:after="120" w:before="60" w:line="300"/>
+      </w:pPr>
+      <w:r>
+        <w:rPr>
+          <w:rFonts w:ascii="Tahoma" w:cs="Tahoma" w:eastAsia="Tahoma" w:hAnsi="Tahoma"/>
+          <w:sz w:val="20"/>
+          <w:szCs w:val="20"/>
+        </w:rPr>
+        <w:t xml:space="preserve">เช็คว่าเครื่องไหนออนไลน์อยู่บ้าง — </w:t>
+      </w:r>
+      <w:r>
+        <w:rPr>
+          <w:rFonts w:ascii="Consolas" w:cs="Consolas" w:eastAsia="Consolas" w:hAnsi="Consolas"/>
+          <w:sz w:val="18"/>
+          <w:szCs w:val="18"/>
+          <w:shd w:fill="F3F4F6" w:val="clear"/>
+        </w:rPr>
+        <w:t xml:space="preserve">status</w:t>
+      </w:r>
+      <w:r>
+        <w:rPr>
+          <w:rFonts w:ascii="Tahoma" w:cs="Tahoma" w:eastAsia="Tahoma" w:hAnsi="Tahoma"/>
+          <w:sz w:val="20"/>
+          <w:szCs w:val="20"/>
+        </w:rPr>
+        <w:t xml:space="preserve"> เป็น retained จึงได้ค่าล่าสุดของทุกเครื่อง</w:t>
+      </w:r>
+    </w:p>
+    <w:p>
+      <w:pPr>
+        <w:spacing w:after="120" w:before="60" w:line="300"/>
+      </w:pPr>
+      <w:r>
+        <w:rPr>
+          <w:rFonts w:ascii="Tahoma" w:cs="Tahoma" w:eastAsia="Tahoma" w:hAnsi="Tahoma"/>
+          <w:sz w:val="20"/>
+          <w:szCs w:val="20"/>
+        </w:rPr>
+        <w:t xml:space="preserve">ทันทีที่ subscribe ไม่ต้องรอ</w:t>
+      </w:r>
+    </w:p>
+    <w:p>
+      <w:pPr>
+        <w:shd w:fill="F3F4F6" w:val="clear"/>
+        <w:spacing w:after="140" w:before="100" w:line="240"/>
+        <w:ind w:left="180" w:right="180"/>
+      </w:pPr>
+      <w:r>
+        <w:rPr>
+          <w:rFonts w:ascii="Consolas" w:cs="Consolas" w:eastAsia="Consolas" w:hAnsi="Consolas"/>
+          <w:sz w:val="17"/>
+          <w:szCs w:val="17"/>
+        </w:rPr>
+        <w:t xml:space="preserve">mosquitto_sub -h &lt;broker&gt; -t "rfid/+/status" -v</w:t>
+      </w:r>
+    </w:p>
+    <w:p>
+      <w:pPr>
+        <w:shd w:fill="F3F4F6" w:val="clear"/>
+        <w:spacing w:after="0" w:before="100" w:line="240"/>
+        <w:ind w:left="180" w:right="180"/>
+      </w:pPr>
+      <w:r>
+        <w:rPr>
+          <w:rFonts w:ascii="Consolas" w:cs="Consolas" w:eastAsia="Consolas" w:hAnsi="Consolas"/>
+          <w:sz w:val="17"/>
+          <w:szCs w:val="17"/>
+        </w:rPr>
+        <w:t xml:space="preserve">rfid/robot01/status {"connected": true, ...}</w:t>
+      </w:r>
+    </w:p>
+    <w:p>
+      <w:pPr>
+        <w:shd w:fill="F3F4F6" w:val="clear"/>
+        <w:spacing w:after="140" w:before="0" w:line="240"/>
+        <w:ind w:left="180" w:right="180"/>
+      </w:pPr>
+      <w:r>
+        <w:rPr>
+          <w:rFonts w:ascii="Consolas" w:cs="Consolas" w:eastAsia="Consolas" w:hAnsi="Consolas"/>
+          <w:sz w:val="17"/>
+          <w:szCs w:val="17"/>
+        </w:rPr>
+        <w:t xml:space="preserve">rfid/robot02/status {"connected": false, "reason": "connection lost"}</w:t>
+      </w:r>
+    </w:p>
+    <w:p>
+      <w:pPr>
+        <w:spacing w:after="120" w:before="60" w:line="300"/>
+      </w:pPr>
+      <w:r>
+        <w:rPr>
+          <w:rFonts w:ascii="Tahoma" w:cs="Tahoma" w:eastAsia="Tahoma" w:hAnsi="Tahoma"/>
+          <w:sz w:val="20"/>
+          <w:szCs w:val="20"/>
+        </w:rPr>
+        <w:t xml:space="preserve">เครื่องที่ตายหรือสายหลุดจะขึ้น </w:t>
+      </w:r>
+      <w:r>
+        <w:rPr>
+          <w:rFonts w:ascii="Consolas" w:cs="Consolas" w:eastAsia="Consolas" w:hAnsi="Consolas"/>
+          <w:sz w:val="18"/>
+          <w:szCs w:val="18"/>
+          <w:shd w:fill="F3F4F6" w:val="clear"/>
+        </w:rPr>
+        <w:t xml:space="preserve">connected: false</w:t>
+      </w:r>
+      <w:r>
+        <w:rPr>
+          <w:rFonts w:ascii="Tahoma" w:cs="Tahoma" w:eastAsia="Tahoma" w:hAnsi="Tahoma"/>
+          <w:sz w:val="20"/>
+          <w:szCs w:val="20"/>
+        </w:rPr>
+        <w:t xml:space="preserve"> ให้เอง เพราะ broker ส่ง LWT แทน</w:t>
+      </w:r>
+    </w:p>
+    <w:p>
+      <w:pPr>
+        <w:pStyle w:val="Heading3"/>
+        <w:spacing w:after="120" w:before="220"/>
+      </w:pPr>
+      <w:r>
+        <w:rPr>
+          <w:rFonts w:ascii="Tahoma" w:cs="Tahoma" w:eastAsia="Tahoma" w:hAnsi="Tahoma"/>
+          <w:b/>
+          <w:bCs/>
+          <w:color w:val="222222"/>
+          <w:sz w:val="22"/>
+          <w:szCs w:val="22"/>
+        </w:rPr>
+        <w:t xml:space="preserve">จะวาง broker ไว้ไหน</w:t>
+      </w:r>
+    </w:p>
+    <w:tbl>
+      <w:tblPr>
+        <w:tblW w:type="dxa" w:w="9460"/>
+        <w:tblBorders>
+          <w:top w:val="single" w:color="auto" w:sz="4"/>
+          <w:left w:val="single" w:color="auto" w:sz="4"/>
+          <w:bottom w:val="single" w:color="auto" w:sz="4"/>
+          <w:right w:val="single" w:color="auto" w:sz="4"/>
+          <w:insideH w:val="single" w:color="auto" w:sz="4"/>
+          <w:insideV w:val="single" w:color="auto" w:sz="4"/>
+        </w:tblBorders>
+      </w:tblPr>
+      <w:tblGrid>
+        <w:gridCol w:w="4730"/>
+        <w:gridCol w:w="4730"/>
+      </w:tblGrid>
+      <w:tr>
+        <w:trPr>
+          <w:tblHeader/>
+        </w:trPr>
+        <w:tc>
+          <w:tcPr>
+            <w:tcW w:type="dxa" w:w="4730"/>
+            <w:shd w:fill="E8EAED" w:val="clear"/>
+            <w:tcMar>
+              <w:top w:type="dxa" w:w="60"/>
+              <w:left w:type="dxa" w:w="100"/>
+              <w:bottom w:type="dxa" w:w="60"/>
+              <w:right w:type="dxa" w:w="100"/>
+            </w:tcMar>
+          </w:tcPr>
+          <w:p>
+            <w:pPr>
+              <w:spacing w:after="0" w:before="0"/>
+            </w:pPr>
+            <w:r>
+              <w:rPr>
+                <w:rFonts w:ascii="Tahoma" w:cs="Tahoma" w:eastAsia="Tahoma" w:hAnsi="Tahoma"/>
+                <w:sz w:val="18"/>
+                <w:szCs w:val="18"/>
+              </w:rPr>
+              <w:t xml:space="preserve">แบบ</w:t>
+            </w:r>
+          </w:p>
+        </w:tc>
+        <w:tc>
+          <w:tcPr>
+            <w:tcW w:type="dxa" w:w="4730"/>
+            <w:shd w:fill="E8EAED" w:val="clear"/>
+            <w:tcMar>
+              <w:top w:type="dxa" w:w="60"/>
+              <w:left w:type="dxa" w:w="100"/>
+              <w:bottom w:type="dxa" w:w="60"/>
+              <w:right w:type="dxa" w:w="100"/>
+            </w:tcMar>
+          </w:tcPr>
+          <w:p>
+            <w:pPr>
+              <w:spacing w:after="0" w:before="0"/>
+            </w:pPr>
+            <w:r>
+              <w:rPr>
+                <w:rFonts w:ascii="Tahoma" w:cs="Tahoma" w:eastAsia="Tahoma" w:hAnsi="Tahoma"/>
+                <w:sz w:val="18"/>
+                <w:szCs w:val="18"/>
+              </w:rPr>
+              <w:t xml:space="preserve">เหมาะกับ</w:t>
+            </w:r>
+          </w:p>
+        </w:tc>
+      </w:tr>
+      <w:tr>
+        <w:trPr>
+          <w:tblHeader w:val="off"/>
+        </w:trPr>
+        <w:tc>
+          <w:tcPr>
+            <w:tcW w:type="dxa" w:w="4730"/>
+            <w:tcMar>
+              <w:top w:type="dxa" w:w="60"/>
+              <w:left w:type="dxa" w:w="100"/>
+              <w:bottom w:type="dxa" w:w="60"/>
+              <w:right w:type="dxa" w:w="100"/>
+            </w:tcMar>
+          </w:tcPr>
+          <w:p>
+            <w:pPr>
+              <w:spacing w:after="0" w:before="0"/>
+            </w:pPr>
+            <w:r>
+              <w:rPr>
+                <w:rFonts w:ascii="Tahoma" w:cs="Tahoma" w:eastAsia="Tahoma" w:hAnsi="Tahoma"/>
+                <w:b/>
+                <w:bCs/>
+                <w:sz w:val="18"/>
+                <w:szCs w:val="18"/>
+              </w:rPr>
+              <w:t xml:space="preserve">broker กลางหนึ่งตัว</w:t>
+            </w:r>
+            <w:r>
+              <w:rPr>
+                <w:rFonts w:ascii="Tahoma" w:cs="Tahoma" w:eastAsia="Tahoma" w:hAnsi="Tahoma"/>
+                <w:sz w:val="18"/>
+                <w:szCs w:val="18"/>
+              </w:rPr>
+              <w:t xml:space="preserve"> (บนเซิร์ฟเวอร์ หรือบน Pi เครื่องใดเครื่องหนึ่ง)</w:t>
+            </w:r>
+          </w:p>
+        </w:tc>
+        <w:tc>
+          <w:tcPr>
+            <w:tcW w:type="dxa" w:w="4730"/>
+            <w:tcMar>
+              <w:top w:type="dxa" w:w="60"/>
+              <w:left w:type="dxa" w:w="100"/>
+              <w:bottom w:type="dxa" w:w="60"/>
+              <w:right w:type="dxa" w:w="100"/>
+            </w:tcMar>
+          </w:tcPr>
+          <w:p>
+            <w:pPr>
+              <w:spacing w:after="0" w:before="0"/>
+            </w:pPr>
+            <w:r>
+              <w:rPr>
+                <w:rFonts w:ascii="Tahoma" w:cs="Tahoma" w:eastAsia="Tahoma" w:hAnsi="Tahoma"/>
+                <w:sz w:val="18"/>
+                <w:szCs w:val="18"/>
+              </w:rPr>
+              <w:t xml:space="preserve">คุมทุกหุ่นจากที่เดียว ใช้ wildcard ได้ — </w:t>
+            </w:r>
+            <w:r>
+              <w:rPr>
+                <w:rFonts w:ascii="Tahoma" w:cs="Tahoma" w:eastAsia="Tahoma" w:hAnsi="Tahoma"/>
+                <w:b/>
+                <w:bCs/>
+                <w:sz w:val="18"/>
+                <w:szCs w:val="18"/>
+              </w:rPr>
+              <w:t xml:space="preserve">แนะนำเมื่อมีหลายตัว</w:t>
+            </w:r>
+          </w:p>
+        </w:tc>
+      </w:tr>
+      <w:tr>
+        <w:trPr>
+          <w:tblHeader w:val="off"/>
+        </w:trPr>
+        <w:tc>
+          <w:tcPr>
+            <w:tcW w:type="dxa" w:w="4730"/>
+            <w:tcMar>
+              <w:top w:type="dxa" w:w="60"/>
+              <w:left w:type="dxa" w:w="100"/>
+              <w:bottom w:type="dxa" w:w="60"/>
+              <w:right w:type="dxa" w:w="100"/>
+            </w:tcMar>
+          </w:tcPr>
+          <w:p>
+            <w:pPr>
+              <w:spacing w:after="0" w:before="0"/>
+            </w:pPr>
+            <w:r>
+              <w:rPr>
+                <w:rFonts w:ascii="Tahoma" w:cs="Tahoma" w:eastAsia="Tahoma" w:hAnsi="Tahoma"/>
+                <w:b/>
+                <w:bCs/>
+                <w:sz w:val="18"/>
+                <w:szCs w:val="18"/>
+              </w:rPr>
+              <w:t xml:space="preserve">broker บนทุก Pi</w:t>
+            </w:r>
+            <w:r>
+              <w:rPr>
+                <w:rFonts w:ascii="Tahoma" w:cs="Tahoma" w:eastAsia="Tahoma" w:hAnsi="Tahoma"/>
+                <w:sz w:val="18"/>
+                <w:szCs w:val="18"/>
+              </w:rPr>
+              <w:t xml:space="preserve"> (</w:t>
+            </w:r>
+            <w:r>
+              <w:rPr>
+                <w:rFonts w:ascii="Consolas" w:cs="Consolas" w:eastAsia="Consolas" w:hAnsi="Consolas"/>
+                <w:sz w:val="18"/>
+                <w:szCs w:val="18"/>
+                <w:shd w:fill="F3F4F6" w:val="clear"/>
+              </w:rPr>
+              <w:t xml:space="preserve">./setup_mqtt.sh</w:t>
+            </w:r>
+            <w:r>
+              <w:rPr>
+                <w:rFonts w:ascii="Tahoma" w:cs="Tahoma" w:eastAsia="Tahoma" w:hAnsi="Tahoma"/>
+                <w:sz w:val="18"/>
+                <w:szCs w:val="18"/>
+              </w:rPr>
+              <w:t xml:space="preserve"> ทุกเครื่อง)</w:t>
+            </w:r>
+          </w:p>
+        </w:tc>
+        <w:tc>
+          <w:tcPr>
+            <w:tcW w:type="dxa" w:w="4730"/>
+            <w:tcMar>
+              <w:top w:type="dxa" w:w="60"/>
+              <w:left w:type="dxa" w:w="100"/>
+              <w:bottom w:type="dxa" w:w="60"/>
+              <w:right w:type="dxa" w:w="100"/>
+            </w:tcMar>
+          </w:tcPr>
+          <w:p>
+            <w:pPr>
+              <w:spacing w:after="0" w:before="0"/>
+            </w:pPr>
+            <w:r>
+              <w:rPr>
+                <w:rFonts w:ascii="Tahoma" w:cs="Tahoma" w:eastAsia="Tahoma" w:hAnsi="Tahoma"/>
+                <w:sz w:val="18"/>
+                <w:szCs w:val="18"/>
+              </w:rPr>
+              <w:t xml:space="preserve">แต่ละหุ่นจบในตัว ไม่พึ่งกัน แต่ฝั่งควบคุมต้องต่อหลาย broker</w:t>
+            </w:r>
+          </w:p>
+        </w:tc>
+      </w:tr>
+    </w:tbl>
+    <w:p>
+      <w:pPr>
+        <w:spacing w:after="120"/>
+      </w:pPr>
+    </w:p>
+    <w:p>
+      <w:pPr>
+        <w:spacing w:after="120" w:before="60" w:line="300"/>
+      </w:pPr>
+      <w:r>
+        <w:rPr>
+          <w:rFonts w:ascii="Tahoma" w:cs="Tahoma" w:eastAsia="Tahoma" w:hAnsi="Tahoma"/>
+          <w:sz w:val="20"/>
+          <w:szCs w:val="20"/>
+        </w:rPr>
+        <w:t xml:space="preserve">ถ้าใช้ broker กลาง ไม่ต้องรัน </w:t>
+      </w:r>
+      <w:r>
+        <w:rPr>
+          <w:rFonts w:ascii="Consolas" w:cs="Consolas" w:eastAsia="Consolas" w:hAnsi="Consolas"/>
+          <w:sz w:val="18"/>
+          <w:szCs w:val="18"/>
+          <w:shd w:fill="F3F4F6" w:val="clear"/>
+        </w:rPr>
+        <w:t xml:space="preserve">setup_mqtt.sh</w:t>
+      </w:r>
+      <w:r>
+        <w:rPr>
+          <w:rFonts w:ascii="Tahoma" w:cs="Tahoma" w:eastAsia="Tahoma" w:hAnsi="Tahoma"/>
+          <w:sz w:val="20"/>
+          <w:szCs w:val="20"/>
+        </w:rPr>
+        <w:t xml:space="preserve"> บน Pi ทุกเครื่อง — แก้ unit ให้ชี้ไป</w:t>
+      </w:r>
+    </w:p>
+    <w:p>
+      <w:pPr>
+        <w:spacing w:after="120" w:before="60" w:line="300"/>
+      </w:pPr>
+      <w:r>
+        <w:rPr>
+          <w:rFonts w:ascii="Tahoma" w:cs="Tahoma" w:eastAsia="Tahoma" w:hAnsi="Tahoma"/>
+          <w:sz w:val="20"/>
+          <w:szCs w:val="20"/>
+        </w:rPr>
+        <w:t xml:space="preserve">ที่ broker กลางแทน</w:t>
+      </w:r>
+    </w:p>
+    <w:p>
+      <w:pPr>
+        <w:shd w:fill="F3F4F6" w:val="clear"/>
+        <w:spacing w:after="140" w:before="100" w:line="240"/>
+        <w:ind w:left="180" w:right="180"/>
+      </w:pPr>
+      <w:r>
+        <w:rPr>
+          <w:rFonts w:ascii="Consolas" w:cs="Consolas" w:eastAsia="Consolas" w:hAnsi="Consolas"/>
+          <w:sz w:val="17"/>
+          <w:szCs w:val="17"/>
+        </w:rPr>
+        <w:t xml:space="preserve">sudo nano /etc/systemd/system/rfid-api.service</w:t>
+      </w:r>
+    </w:p>
+    <w:p>
+      <w:pPr>
+        <w:shd w:fill="F3F4F6" w:val="clear"/>
+        <w:spacing w:after="140" w:before="100" w:line="240"/>
+        <w:ind w:left="180" w:right="180"/>
+      </w:pPr>
+      <w:r>
+        <w:rPr>
+          <w:rFonts w:ascii="Consolas" w:cs="Consolas" w:eastAsia="Consolas" w:hAnsi="Consolas"/>
+          <w:sz w:val="17"/>
+          <w:szCs w:val="17"/>
+        </w:rPr>
+        <w:t xml:space="preserve">Environment=MQTT_BROKER=10.20.41.10</w:t>
+      </w:r>
+    </w:p>
+    <w:p>
+      <w:pPr>
+        <w:shd w:fill="F3F4F6" w:val="clear"/>
+        <w:spacing w:after="140" w:before="100" w:line="240"/>
+        <w:ind w:left="180" w:right="180"/>
+      </w:pPr>
+      <w:r>
+        <w:rPr>
+          <w:rFonts w:ascii="Consolas" w:cs="Consolas" w:eastAsia="Consolas" w:hAnsi="Consolas"/>
+          <w:sz w:val="17"/>
+          <w:szCs w:val="17"/>
+        </w:rPr>
+        <w:t xml:space="preserve">sudo systemctl restart rfid-api</w:t>
+      </w:r>
+    </w:p>
+    <w:p>
+      <w:pPr>
+        <w:pStyle w:val="Heading3"/>
+        <w:spacing w:after="120" w:before="220"/>
+      </w:pPr>
+      <w:r>
+        <w:rPr>
+          <w:rFonts w:ascii="Tahoma" w:cs="Tahoma" w:eastAsia="Tahoma" w:hAnsi="Tahoma"/>
+          <w:b/>
+          <w:bCs/>
+          <w:color w:val="222222"/>
+          <w:sz w:val="22"/>
+          <w:szCs w:val="22"/>
+        </w:rPr>
+        <w:t xml:space="preserve">ถ้าโคลน SD card ไปใช้</w:t>
+      </w:r>
+    </w:p>
+    <w:p>
+      <w:pPr>
+        <w:spacing w:after="120" w:before="60" w:line="300"/>
+      </w:pPr>
+      <w:r>
+        <w:rPr>
+          <w:rFonts w:ascii="Tahoma" w:cs="Tahoma" w:eastAsia="Tahoma" w:hAnsi="Tahoma"/>
+          <w:sz w:val="20"/>
+          <w:szCs w:val="20"/>
+        </w:rPr>
+        <w:t xml:space="preserve">เร็วกว่าลงใหม่ แต่ต้องล้างของที่ต้องไม่ซ้ำออกก่อนใช้งานเครื่องที่สอง</w:t>
+      </w:r>
+    </w:p>
+    <w:p>
+      <w:pPr>
+        <w:shd w:fill="F3F4F6" w:val="clear"/>
+        <w:spacing w:after="0" w:before="100" w:line="240"/>
+        <w:ind w:left="180" w:right="180"/>
+      </w:pPr>
+      <w:r>
+        <w:rPr>
+          <w:rFonts w:ascii="Consolas" w:cs="Consolas" w:eastAsia="Consolas" w:hAnsi="Consolas"/>
+          <w:sz w:val="17"/>
+          <w:szCs w:val="17"/>
+        </w:rPr>
+        <w:t xml:space="preserve">sudo rm -f /etc/machine-id /var/lib/dbus/machine-id</w:t>
+      </w:r>
+    </w:p>
+    <w:p>
+      <w:pPr>
+        <w:shd w:fill="F3F4F6" w:val="clear"/>
+        <w:spacing w:after="0" w:before="0" w:line="240"/>
+        <w:ind w:left="180" w:right="180"/>
+      </w:pPr>
+      <w:r>
+        <w:rPr>
+          <w:rFonts w:ascii="Consolas" w:cs="Consolas" w:eastAsia="Consolas" w:hAnsi="Consolas"/>
+          <w:sz w:val="17"/>
+          <w:szCs w:val="17"/>
+        </w:rPr>
+        <w:t xml:space="preserve">sudo systemd-machine-id-setup</w:t>
+      </w:r>
+    </w:p>
+    <w:p>
+      <w:pPr>
+        <w:shd w:fill="F3F4F6" w:val="clear"/>
+        <w:spacing w:after="0" w:before="0" w:line="240"/>
+        <w:ind w:left="180" w:right="180"/>
+      </w:pPr>
+      <w:r>
+        <w:rPr>
+          <w:rFonts w:ascii="Consolas" w:cs="Consolas" w:eastAsia="Consolas" w:hAnsi="Consolas"/>
+          <w:sz w:val="17"/>
+          <w:szCs w:val="17"/>
+        </w:rPr>
+        <w:t xml:space="preserve">sudo dbus-uuidgen --ensure</w:t>
+      </w:r>
+    </w:p>
+    <w:p>
+      <w:pPr>
+        <w:shd w:fill="F3F4F6" w:val="clear"/>
+        <w:spacing w:after="0" w:before="0" w:line="240"/>
+        <w:ind w:left="180" w:right="180"/>
+      </w:pPr>
+      <w:r>
+        <w:rPr>
+          <w:rFonts w:ascii="Consolas" w:cs="Consolas" w:eastAsia="Consolas" w:hAnsi="Consolas"/>
+          <w:sz w:val="17"/>
+          <w:szCs w:val="17"/>
+        </w:rPr>
+        <w:t xml:space="preserve">./provision.sh --name robot02</w:t>
+      </w:r>
+    </w:p>
+    <w:p>
+      <w:pPr>
+        <w:shd w:fill="F3F4F6" w:val="clear"/>
+        <w:spacing w:after="140" w:before="0" w:line="240"/>
+        <w:ind w:left="180" w:right="180"/>
+      </w:pPr>
+      <w:r>
+        <w:rPr>
+          <w:rFonts w:ascii="Consolas" w:cs="Consolas" w:eastAsia="Consolas" w:hAnsi="Consolas"/>
+          <w:sz w:val="17"/>
+          <w:szCs w:val="17"/>
+        </w:rPr>
+        <w:t xml:space="preserve">sudo reboot</w:t>
+      </w:r>
+    </w:p>
+    <w:p>
+      <w:pPr>
+        <w:spacing w:after="120" w:before="60" w:line="300"/>
+      </w:pPr>
+      <w:r>
+        <w:rPr>
+          <w:rFonts w:ascii="Tahoma" w:cs="Tahoma" w:eastAsia="Tahoma" w:hAnsi="Tahoma"/>
+          <w:sz w:val="20"/>
+          <w:szCs w:val="20"/>
+        </w:rPr>
+        <w:t xml:space="preserve">ถ้าไม่ทำขั้นนี้ </w:t>
+      </w:r>
+      <w:r>
+        <w:rPr>
+          <w:rFonts w:ascii="Consolas" w:cs="Consolas" w:eastAsia="Consolas" w:hAnsi="Consolas"/>
+          <w:sz w:val="18"/>
+          <w:szCs w:val="18"/>
+          <w:shd w:fill="F3F4F6" w:val="clear"/>
+        </w:rPr>
+        <w:t xml:space="preserve">machine-id</w:t>
+      </w:r>
+      <w:r>
+        <w:rPr>
+          <w:rFonts w:ascii="Tahoma" w:cs="Tahoma" w:eastAsia="Tahoma" w:hAnsi="Tahoma"/>
+          <w:sz w:val="20"/>
+          <w:szCs w:val="20"/>
+        </w:rPr>
+        <w:t xml:space="preserve"> จะซ้ำกันทั้งกอง และกลับไปเจอปัญหา client id ชนกันเหมือนเดิม</w:t>
       </w:r>
     </w:p>
     <w:p>
